--- a/public/doc/emr/print_radar_dokter.docx
+++ b/public/doc/emr/print_radar_dokter.docx
@@ -1,6 +1,6 @@
 
 <file path=word/document.xml><?xml version="1.0" encoding="utf-8"?>
-<w:document xmlns:wpc="http://schemas.microsoft.com/office/word/2010/wordprocessingCanvas" xmlns:cx="http://schemas.microsoft.com/office/drawing/2014/chartex" xmlns:cx1="http://schemas.microsoft.com/office/drawing/2015/9/8/chartex" xmlns:cx2="http://schemas.microsoft.com/office/drawing/2015/10/21/chartex" xmlns:cx3="http://schemas.microsoft.com/office/drawing/2016/5/9/chartex" xmlns:cx4="http://schemas.microsoft.com/office/drawing/2016/5/10/chartex" xmlns:cx5="http://schemas.microsoft.com/office/drawing/2016/5/11/chartex" xmlns:cx6="http://schemas.microsoft.com/office/drawing/2016/5/12/chartex" xmlns:cx7="http://schemas.microsoft.com/office/drawing/2016/5/13/chartex" xmlns:cx8="http://schemas.microsoft.com/office/drawing/2016/5/14/chartex" xmlns:mc="http://schemas.openxmlformats.org/markup-compatibility/2006" xmlns:aink="http://schemas.microsoft.com/office/drawing/2016/ink" xmlns:am3d="http://schemas.microsoft.com/office/drawing/2017/model3d" xmlns:o="urn:schemas-microsoft-com:office:office" xmlns:r="http://schemas.openxmlformats.org/officeDocument/2006/relationships" xmlns:m="http://schemas.openxmlformats.org/officeDocument/2006/math" xmlns:v="urn:schemas-microsoft-com:vml" xmlns:wp14="http://schemas.microsoft.com/office/word/2010/wordprocessingDrawing" xmlns:wp="http://schemas.openxmlformats.org/drawingml/2006/wordprocessingDrawing" xmlns:w10="urn:schemas-microsoft-com:office:word" xmlns:w="http://schemas.openxmlformats.org/wordprocessingml/2006/main" xmlns:w14="http://schemas.microsoft.com/office/word/2010/wordml" xmlns:w15="http://schemas.microsoft.com/office/word/2012/wordml" xmlns:w16cex="http://schemas.microsoft.com/office/word/2018/wordml/cex" xmlns:w16cid="http://schemas.microsoft.com/office/word/2016/wordml/cid" xmlns:w16="http://schemas.microsoft.com/office/word/2018/wordml" xmlns:w16sdtdh="http://schemas.microsoft.com/office/word/2020/wordml/sdtdatahash" xmlns:w16se="http://schemas.microsoft.com/office/word/2015/wordml/symex" xmlns:wpg="http://schemas.microsoft.com/office/word/2010/wordprocessingGroup" xmlns:wpi="http://schemas.microsoft.com/office/word/2010/wordprocessingInk" xmlns:wne="http://schemas.microsoft.com/office/word/2006/wordml" xmlns:wps="http://schemas.microsoft.com/office/word/2010/wordprocessingShape" mc:Ignorable="w14 w15 w16se w16cid w16 w16cex w16sdtdh wp14">
+<w:document xmlns:wpc="http://schemas.microsoft.com/office/word/2010/wordprocessingCanvas" xmlns:cx="http://schemas.microsoft.com/office/drawing/2014/chartex" xmlns:cx1="http://schemas.microsoft.com/office/drawing/2015/9/8/chartex" xmlns:cx2="http://schemas.microsoft.com/office/drawing/2015/10/21/chartex" xmlns:cx3="http://schemas.microsoft.com/office/drawing/2016/5/9/chartex" xmlns:cx4="http://schemas.microsoft.com/office/drawing/2016/5/10/chartex" xmlns:cx5="http://schemas.microsoft.com/office/drawing/2016/5/11/chartex" xmlns:cx6="http://schemas.microsoft.com/office/drawing/2016/5/12/chartex" xmlns:cx7="http://schemas.microsoft.com/office/drawing/2016/5/13/chartex" xmlns:cx8="http://schemas.microsoft.com/office/drawing/2016/5/14/chartex" xmlns:mc="http://schemas.openxmlformats.org/markup-compatibility/2006" xmlns:aink="http://schemas.microsoft.com/office/drawing/2016/ink" xmlns:am3d="http://schemas.microsoft.com/office/drawing/2017/model3d" xmlns:o="urn:schemas-microsoft-com:office:office" xmlns:oel="http://schemas.microsoft.com/office/2019/extlst" xmlns:r="http://schemas.openxmlformats.org/officeDocument/2006/relationships" xmlns:m="http://schemas.openxmlformats.org/officeDocument/2006/math" xmlns:v="urn:schemas-microsoft-com:vml" xmlns:wp14="http://schemas.microsoft.com/office/word/2010/wordprocessingDrawing" xmlns:wp="http://schemas.openxmlformats.org/drawingml/2006/wordprocessingDrawing" xmlns:w10="urn:schemas-microsoft-com:office:word" xmlns:w="http://schemas.openxmlformats.org/wordprocessingml/2006/main" xmlns:w14="http://schemas.microsoft.com/office/word/2010/wordml" xmlns:w15="http://schemas.microsoft.com/office/word/2012/wordml" xmlns:w16cex="http://schemas.microsoft.com/office/word/2018/wordml/cex" xmlns:w16cid="http://schemas.microsoft.com/office/word/2016/wordml/cid" xmlns:w16="http://schemas.microsoft.com/office/word/2018/wordml" xmlns:w16sdtdh="http://schemas.microsoft.com/office/word/2020/wordml/sdtdatahash" xmlns:w16se="http://schemas.microsoft.com/office/word/2015/wordml/symex" xmlns:wpg="http://schemas.microsoft.com/office/word/2010/wordprocessingGroup" xmlns:wpi="http://schemas.microsoft.com/office/word/2010/wordprocessingInk" xmlns:wne="http://schemas.microsoft.com/office/word/2006/wordml" xmlns:wps="http://schemas.microsoft.com/office/word/2010/wordprocessingShape" mc:Ignorable="w14 w15 w16se w16cid w16 w16cex w16sdtdh wp14">
   <w:body>
     <w:tbl>
       <w:tblPr>
@@ -138,7 +138,39 @@
                 <w:b/>
                 <w:szCs w:val="16"/>
               </w:rPr>
-              <w:t>Jl. Mayor Sunaryo No.37, Jetis, Sukoharjo 57512 Telp (0271) 593979</w:t>
+              <w:t xml:space="preserve">Jl. Mayor Sunaryo No.37, </w:t>
+            </w:r>
+            <w:proofErr w:type="spellStart"/>
+            <w:r>
+              <w:rPr>
+                <w:b/>
+                <w:szCs w:val="16"/>
+              </w:rPr>
+              <w:t>Jetis</w:t>
+            </w:r>
+            <w:proofErr w:type="spellEnd"/>
+            <w:r>
+              <w:rPr>
+                <w:b/>
+                <w:szCs w:val="16"/>
+              </w:rPr>
+              <w:t xml:space="preserve">, </w:t>
+            </w:r>
+            <w:proofErr w:type="spellStart"/>
+            <w:r>
+              <w:rPr>
+                <w:b/>
+                <w:szCs w:val="16"/>
+              </w:rPr>
+              <w:t>Sukoharjo</w:t>
+            </w:r>
+            <w:proofErr w:type="spellEnd"/>
+            <w:r>
+              <w:rPr>
+                <w:b/>
+                <w:szCs w:val="16"/>
+              </w:rPr>
+              <w:t xml:space="preserve"> 57512 Telp (0271) 593979</w:t>
             </w:r>
             <w:r>
               <w:rPr>
@@ -147,12 +179,21 @@
               </w:rPr>
               <w:br/>
             </w:r>
+            <w:proofErr w:type="gramStart"/>
             <w:r>
               <w:rPr>
                 <w:b/>
                 <w:szCs w:val="16"/>
               </w:rPr>
-              <w:t xml:space="preserve">E-Mail : </w:t>
+              <w:t>E-Mail :</w:t>
+            </w:r>
+            <w:proofErr w:type="gramEnd"/>
+            <w:r>
+              <w:rPr>
+                <w:b/>
+                <w:szCs w:val="16"/>
+              </w:rPr>
+              <w:t xml:space="preserve"> </w:t>
             </w:r>
             <w:hyperlink r:id="rId9" w:history="1">
               <w:r>
@@ -468,7 +509,37 @@
                 <w:sz w:val="26"/>
                 <w:szCs w:val="26"/>
               </w:rPr>
-              <w:t>RM 3 e 1</w:t>
+              <w:t xml:space="preserve">RM </w:t>
+            </w:r>
+            <w:r>
+              <w:rPr>
+                <w:b/>
+                <w:bCs/>
+                <w:noProof/>
+                <w:sz w:val="26"/>
+                <w:szCs w:val="26"/>
+              </w:rPr>
+              <w:t>0</w:t>
+            </w:r>
+            <w:r>
+              <w:rPr>
+                <w:b/>
+                <w:bCs/>
+                <w:noProof/>
+                <w:sz w:val="26"/>
+                <w:szCs w:val="26"/>
+              </w:rPr>
+              <w:t xml:space="preserve">3 e </w:t>
+            </w:r>
+            <w:r>
+              <w:rPr>
+                <w:b/>
+                <w:bCs/>
+                <w:noProof/>
+                <w:sz w:val="26"/>
+                <w:szCs w:val="26"/>
+              </w:rPr>
+              <w:t>2</w:t>
             </w:r>
           </w:p>
         </w:tc>
@@ -478,7 +549,7 @@
           <w:tcPr>
             <w:tcW w:w="11307" w:type="dxa"/>
             <w:gridSpan w:val="5"/>
-            <w:shd w:val="clear" w:color="auto" w:fill="007434"/>
+            <w:shd w:val="clear" w:color="auto" w:fill="006DCC"/>
           </w:tcPr>
           <w:p>
             <w:pPr>
@@ -548,14 +619,21 @@
                 <w:lang w:val="en-ID"/>
               </w:rPr>
             </w:pPr>
+            <w:proofErr w:type="spellStart"/>
+            <w:proofErr w:type="gramStart"/>
             <w:r>
               <w:t>Tanggal</w:t>
             </w:r>
+            <w:proofErr w:type="spellEnd"/>
             <w:r>
               <w:t xml:space="preserve"> </w:t>
             </w:r>
             <w:r>
-              <w:t xml:space="preserve">: </w:t>
+              <w:t>:</w:t>
+            </w:r>
+            <w:proofErr w:type="gramEnd"/>
+            <w:r>
+              <w:t xml:space="preserve"> </w:t>
             </w:r>
             <w:r>
               <w:rPr>
@@ -597,6 +675,7 @@
                 <w:lang w:val="en-ID"/>
               </w:rPr>
             </w:pPr>
+            <w:proofErr w:type="gramStart"/>
             <w:r>
               <w:t>Jam</w:t>
             </w:r>
@@ -604,7 +683,11 @@
               <w:t xml:space="preserve"> </w:t>
             </w:r>
             <w:r>
-              <w:t xml:space="preserve">: </w:t>
+              <w:t>:</w:t>
+            </w:r>
+            <w:proofErr w:type="gramEnd"/>
+            <w:r>
+              <w:t xml:space="preserve"> </w:t>
             </w:r>
             <w:r>
               <w:rPr>
@@ -673,9 +756,11 @@
             <w:tcW w:w="2235" w:type="dxa"/>
           </w:tcPr>
           <w:p>
+            <w:proofErr w:type="spellStart"/>
             <w:r>
               <w:t>Kategori</w:t>
             </w:r>
+            <w:proofErr w:type="spellEnd"/>
           </w:p>
         </w:tc>
         <w:tc>
@@ -697,19 +782,7 @@
               <w:rPr>
                 <w:sz w:val="17"/>
               </w:rPr>
-              <w:t>${</w:t>
-            </w:r>
-            <w:r>
-              <w:rPr>
-                <w:sz w:val="17"/>
-              </w:rPr>
-              <w:t>ATS_KATEGORI</w:t>
-            </w:r>
-            <w:r>
-              <w:rPr>
-                <w:sz w:val="17"/>
-              </w:rPr>
-              <w:t>}</w:t>
+              <w:t>${ATS_KATEGORI}</w:t>
             </w:r>
           </w:p>
         </w:tc>
@@ -720,9 +793,11 @@
             <w:tcW w:w="2235" w:type="dxa"/>
           </w:tcPr>
           <w:p>
+            <w:proofErr w:type="spellStart"/>
             <w:r>
               <w:t>Prioritas</w:t>
             </w:r>
+            <w:proofErr w:type="spellEnd"/>
           </w:p>
         </w:tc>
         <w:tc>
@@ -744,19 +819,7 @@
               <w:rPr>
                 <w:sz w:val="17"/>
               </w:rPr>
-              <w:t>${</w:t>
-            </w:r>
-            <w:r>
-              <w:rPr>
-                <w:sz w:val="17"/>
-              </w:rPr>
-              <w:t>ATS_PRIORITAS</w:t>
-            </w:r>
-            <w:r>
-              <w:rPr>
-                <w:sz w:val="17"/>
-              </w:rPr>
-              <w:t>}</w:t>
+              <w:t>${ATS_PRIORITAS}</w:t>
             </w:r>
           </w:p>
         </w:tc>
@@ -767,9 +830,11 @@
             <w:tcW w:w="2235" w:type="dxa"/>
           </w:tcPr>
           <w:p>
+            <w:proofErr w:type="spellStart"/>
             <w:r>
               <w:t>Kriteria</w:t>
             </w:r>
+            <w:proofErr w:type="spellEnd"/>
           </w:p>
         </w:tc>
         <w:tc>
@@ -791,19 +856,7 @@
               <w:rPr>
                 <w:sz w:val="17"/>
               </w:rPr>
-              <w:t>${</w:t>
-            </w:r>
-            <w:r>
-              <w:rPr>
-                <w:sz w:val="17"/>
-              </w:rPr>
-              <w:t>ATS_KRITERIA</w:t>
-            </w:r>
-            <w:r>
-              <w:rPr>
-                <w:sz w:val="17"/>
-              </w:rPr>
-              <w:t>}</w:t>
+              <w:t>${ATS_KRITERIA}</w:t>
             </w:r>
           </w:p>
         </w:tc>
@@ -838,19 +891,7 @@
               <w:rPr>
                 <w:sz w:val="17"/>
               </w:rPr>
-              <w:t>${ATS_</w:t>
-            </w:r>
-            <w:r>
-              <w:rPr>
-                <w:sz w:val="17"/>
-              </w:rPr>
-              <w:t>PLAN</w:t>
-            </w:r>
-            <w:r>
-              <w:rPr>
-                <w:sz w:val="17"/>
-              </w:rPr>
-              <w:t>}</w:t>
+              <w:t>${ATS_PLAN}</w:t>
             </w:r>
           </w:p>
         </w:tc>
@@ -890,19 +931,7 @@
               <w:rPr>
                 <w:sz w:val="17"/>
               </w:rPr>
-              <w:t>${</w:t>
-            </w:r>
-            <w:r>
-              <w:rPr>
-                <w:sz w:val="17"/>
-              </w:rPr>
-              <w:t>ATS_DETAIL</w:t>
-            </w:r>
-            <w:r>
-              <w:rPr>
-                <w:sz w:val="17"/>
-              </w:rPr>
-              <w:t>}</w:t>
+              <w:t>${ATS_DETAIL}</w:t>
             </w:r>
           </w:p>
         </w:tc>
@@ -948,9 +977,19 @@
             <w:tcW w:w="2235" w:type="dxa"/>
           </w:tcPr>
           <w:p>
-            <w:r>
-              <w:t>Keadaan Umum</w:t>
-            </w:r>
+            <w:proofErr w:type="spellStart"/>
+            <w:r>
+              <w:t>Keadaan</w:t>
+            </w:r>
+            <w:proofErr w:type="spellEnd"/>
+            <w:r>
+              <w:t xml:space="preserve"> </w:t>
+            </w:r>
+            <w:proofErr w:type="spellStart"/>
+            <w:r>
+              <w:t>Umum</w:t>
+            </w:r>
+            <w:proofErr w:type="spellEnd"/>
           </w:p>
         </w:tc>
         <w:tc>
@@ -1001,7 +1040,23 @@
                 <w:b/>
                 <w:bCs/>
               </w:rPr>
-              <w:t>Jalan Nafas (A)</w:t>
+              <w:t xml:space="preserve">Jalan </w:t>
+            </w:r>
+            <w:proofErr w:type="spellStart"/>
+            <w:r>
+              <w:rPr>
+                <w:b/>
+                <w:bCs/>
+              </w:rPr>
+              <w:t>Nafas</w:t>
+            </w:r>
+            <w:proofErr w:type="spellEnd"/>
+            <w:r>
+              <w:rPr>
+                <w:b/>
+                <w:bCs/>
+              </w:rPr>
+              <w:t xml:space="preserve"> (A)</w:t>
             </w:r>
           </w:p>
         </w:tc>
@@ -1041,12 +1096,21 @@
             <w:pPr>
               <w:ind w:right="-105"/>
             </w:pPr>
+            <w:proofErr w:type="spellStart"/>
             <w:r>
               <w:rPr>
                 <w:b/>
                 <w:bCs/>
               </w:rPr>
-              <w:t>Pernafasan (B)</w:t>
+              <w:t>Pernafasan</w:t>
+            </w:r>
+            <w:proofErr w:type="spellEnd"/>
+            <w:r>
+              <w:rPr>
+                <w:b/>
+                <w:bCs/>
+              </w:rPr>
+              <w:t xml:space="preserve"> (B)</w:t>
             </w:r>
           </w:p>
         </w:tc>
@@ -1088,13 +1152,23 @@
                 <w:sz w:val="17"/>
               </w:rPr>
             </w:pPr>
+            <w:proofErr w:type="spellStart"/>
             <w:r>
               <w:rPr>
                 <w:b/>
                 <w:bCs/>
                 <w:szCs w:val="24"/>
               </w:rPr>
-              <w:t>Sirkulasi (C)</w:t>
+              <w:t>Sirkulasi</w:t>
+            </w:r>
+            <w:proofErr w:type="spellEnd"/>
+            <w:r>
+              <w:rPr>
+                <w:b/>
+                <w:bCs/>
+                <w:szCs w:val="24"/>
+              </w:rPr>
+              <w:t xml:space="preserve"> (C)</w:t>
             </w:r>
           </w:p>
         </w:tc>
@@ -1109,6 +1183,7 @@
                 <w:sz w:val="17"/>
               </w:rPr>
             </w:pPr>
+            <w:proofErr w:type="spellStart"/>
             <w:r>
               <w:rPr>
                 <w:b/>
@@ -1117,6 +1192,7 @@
               </w:rPr>
               <w:t>Neurologi</w:t>
             </w:r>
+            <w:proofErr w:type="spellEnd"/>
             <w:r>
               <w:rPr>
                 <w:b/>
@@ -1150,8 +1226,13 @@
             <w:tcW w:w="2235" w:type="dxa"/>
           </w:tcPr>
           <w:p>
-            <w:r>
-              <w:t>Tekanan Darah</w:t>
+            <w:proofErr w:type="spellStart"/>
+            <w:r>
+              <w:t>Tekanan</w:t>
+            </w:r>
+            <w:proofErr w:type="spellEnd"/>
+            <w:r>
+              <w:t xml:space="preserve"> Darah</w:t>
             </w:r>
           </w:p>
         </w:tc>
@@ -1204,8 +1285,13 @@
               <w:ind w:right="-105"/>
             </w:pPr>
             <w:r>
-              <w:t>Tingkat Kesadaran</w:t>
-            </w:r>
+              <w:t xml:space="preserve">Tingkat </w:t>
+            </w:r>
+            <w:proofErr w:type="spellStart"/>
+            <w:r>
+              <w:t>Kesadaran</w:t>
+            </w:r>
+            <w:proofErr w:type="spellEnd"/>
           </w:p>
         </w:tc>
         <w:tc>
@@ -1250,8 +1336,13 @@
             <w:tcW w:w="2235" w:type="dxa"/>
           </w:tcPr>
           <w:p>
-            <w:r>
-              <w:t>Frekuensi Nadi</w:t>
+            <w:proofErr w:type="spellStart"/>
+            <w:r>
+              <w:t>Frekuensi</w:t>
+            </w:r>
+            <w:proofErr w:type="spellEnd"/>
+            <w:r>
+              <w:t xml:space="preserve"> Nadi</w:t>
             </w:r>
           </w:p>
         </w:tc>
@@ -1279,19 +1370,7 @@
               <w:rPr>
                 <w:sz w:val="17"/>
               </w:rPr>
-              <w:t>${</w:t>
-            </w:r>
-            <w:r>
-              <w:rPr>
-                <w:sz w:val="17"/>
-              </w:rPr>
-              <w:t>PS_</w:t>
-            </w:r>
-            <w:r>
-              <w:rPr>
-                <w:sz w:val="17"/>
-              </w:rPr>
-              <w:t>NADI}</w:t>
+              <w:t>${PS_NADI}</w:t>
             </w:r>
           </w:p>
         </w:tc>
@@ -1327,43 +1406,7 @@
               <w:rPr>
                 <w:sz w:val="17"/>
               </w:rPr>
-              <w:t>${PS_</w:t>
-            </w:r>
-            <w:r>
-              <w:rPr>
-                <w:sz w:val="17"/>
-              </w:rPr>
-              <w:t>PUPIL</w:t>
-            </w:r>
-            <w:r>
-              <w:rPr>
-                <w:sz w:val="17"/>
-              </w:rPr>
-              <w:t>}</w:t>
-            </w:r>
-            <w:r>
-              <w:rPr>
-                <w:sz w:val="17"/>
-              </w:rPr>
-              <w:t xml:space="preserve"> </w:t>
-            </w:r>
-            <w:r>
-              <w:rPr>
-                <w:sz w:val="17"/>
-              </w:rPr>
-              <w:t>${PS_</w:t>
-            </w:r>
-            <w:r>
-              <w:rPr>
-                <w:sz w:val="17"/>
-              </w:rPr>
-              <w:t>DIAMETER_PUPIL</w:t>
-            </w:r>
-            <w:r>
-              <w:rPr>
-                <w:sz w:val="17"/>
-              </w:rPr>
-              <w:t>}</w:t>
+              <w:t>${PS_PUPIL} ${PS_DIAMETER_PUPIL}</w:t>
             </w:r>
           </w:p>
         </w:tc>
@@ -1374,9 +1417,11 @@
             <w:tcW w:w="2235" w:type="dxa"/>
           </w:tcPr>
           <w:p>
+            <w:proofErr w:type="spellStart"/>
             <w:r>
               <w:t>Suhu</w:t>
             </w:r>
+            <w:proofErr w:type="spellEnd"/>
           </w:p>
         </w:tc>
         <w:tc>
@@ -1427,8 +1472,13 @@
             <w:pPr>
               <w:ind w:right="-105"/>
             </w:pPr>
-            <w:r>
-              <w:t>Refleks Cahaya</w:t>
+            <w:proofErr w:type="spellStart"/>
+            <w:r>
+              <w:t>Refleks</w:t>
+            </w:r>
+            <w:proofErr w:type="spellEnd"/>
+            <w:r>
+              <w:t xml:space="preserve"> Cahaya</w:t>
             </w:r>
           </w:p>
         </w:tc>
@@ -1451,19 +1501,7 @@
               <w:rPr>
                 <w:sz w:val="17"/>
               </w:rPr>
-              <w:t>${</w:t>
-            </w:r>
-            <w:r>
-              <w:rPr>
-                <w:sz w:val="17"/>
-              </w:rPr>
-              <w:t>PS_REFLEKS_CAHAYA</w:t>
-            </w:r>
-            <w:r>
-              <w:rPr>
-                <w:sz w:val="17"/>
-              </w:rPr>
-              <w:t>}</w:t>
+              <w:t>${PS_REFLEKS_CAHAYA}</w:t>
             </w:r>
           </w:p>
         </w:tc>
@@ -1512,19 +1550,7 @@
               <w:rPr>
                 <w:sz w:val="17"/>
               </w:rPr>
-              <w:t>${PS_</w:t>
-            </w:r>
-            <w:r>
-              <w:rPr>
-                <w:sz w:val="17"/>
-              </w:rPr>
-              <w:t>SATURASI_O2</w:t>
-            </w:r>
-            <w:r>
-              <w:rPr>
-                <w:sz w:val="17"/>
-              </w:rPr>
-              <w:t>}</w:t>
+              <w:t>${PS_SATURASI_O2}</w:t>
             </w:r>
           </w:p>
         </w:tc>
@@ -1664,8 +1690,13 @@
           </w:tcPr>
           <w:p>
             <w:r>
-              <w:t>Alat Bantu Nafas</w:t>
-            </w:r>
+              <w:t xml:space="preserve">Alat Bantu </w:t>
+            </w:r>
+            <w:proofErr w:type="spellStart"/>
+            <w:r>
+              <w:t>Nafas</w:t>
+            </w:r>
+            <w:proofErr w:type="spellEnd"/>
           </w:p>
         </w:tc>
         <w:tc>
@@ -1692,19 +1723,7 @@
               <w:rPr>
                 <w:sz w:val="17"/>
               </w:rPr>
-              <w:t>${PS_</w:t>
-            </w:r>
-            <w:r>
-              <w:rPr>
-                <w:sz w:val="17"/>
-              </w:rPr>
-              <w:t>ALAT_BANTU_NAPAS</w:t>
-            </w:r>
-            <w:r>
-              <w:rPr>
-                <w:sz w:val="17"/>
-              </w:rPr>
-              <w:t>}</w:t>
+              <w:t>${PS_ALAT_BANTU_NAPAS}</w:t>
             </w:r>
           </w:p>
         </w:tc>
@@ -1716,9 +1735,11 @@
             <w:pPr>
               <w:ind w:right="-105"/>
             </w:pPr>
+            <w:proofErr w:type="spellStart"/>
             <w:r>
               <w:t>Kulit</w:t>
             </w:r>
+            <w:proofErr w:type="spellEnd"/>
           </w:p>
         </w:tc>
         <w:tc>
@@ -1745,19 +1766,7 @@
               <w:rPr>
                 <w:sz w:val="17"/>
               </w:rPr>
-              <w:t>${PS_</w:t>
-            </w:r>
-            <w:r>
-              <w:rPr>
-                <w:sz w:val="17"/>
-              </w:rPr>
-              <w:t>KULIT</w:t>
-            </w:r>
-            <w:r>
-              <w:rPr>
-                <w:sz w:val="17"/>
-              </w:rPr>
-              <w:t>}</w:t>
+              <w:t>${PS_KULIT}</w:t>
             </w:r>
           </w:p>
         </w:tc>
@@ -1769,8 +1778,13 @@
           </w:tcPr>
           <w:p>
             <w:r>
-              <w:t>Status Reproduksi</w:t>
-            </w:r>
+              <w:t xml:space="preserve">Status </w:t>
+            </w:r>
+            <w:proofErr w:type="spellStart"/>
+            <w:r>
+              <w:t>Reproduksi</w:t>
+            </w:r>
+            <w:proofErr w:type="spellEnd"/>
           </w:p>
         </w:tc>
         <w:tc>
@@ -1798,19 +1812,7 @@
               <w:rPr>
                 <w:sz w:val="17"/>
               </w:rPr>
-              <w:t>${PS_</w:t>
-            </w:r>
-            <w:r>
-              <w:rPr>
-                <w:sz w:val="17"/>
-              </w:rPr>
-              <w:t>STATUS_REPRODUKSI</w:t>
-            </w:r>
-            <w:r>
-              <w:rPr>
-                <w:sz w:val="17"/>
-              </w:rPr>
-              <w:t>}</w:t>
+              <w:t>${PS_STATUS_REPRODUKSI}</w:t>
             </w:r>
           </w:p>
         </w:tc>
@@ -1946,8 +1948,13 @@
             <w:tcW w:w="2426" w:type="dxa"/>
           </w:tcPr>
           <w:p>
-            <w:r>
-              <w:t>Keluhan Utama</w:t>
+            <w:proofErr w:type="spellStart"/>
+            <w:r>
+              <w:t>Keluhan</w:t>
+            </w:r>
+            <w:proofErr w:type="spellEnd"/>
+            <w:r>
+              <w:t xml:space="preserve"> Utama</w:t>
             </w:r>
           </w:p>
         </w:tc>
@@ -2005,8 +2012,21 @@
           </w:tcPr>
           <w:p>
             <w:r>
-              <w:t>Riwayat Penyakit Sekarang</w:t>
-            </w:r>
+              <w:t xml:space="preserve">Riwayat </w:t>
+            </w:r>
+            <w:proofErr w:type="spellStart"/>
+            <w:r>
+              <w:t>Penyakit</w:t>
+            </w:r>
+            <w:proofErr w:type="spellEnd"/>
+            <w:r>
+              <w:t xml:space="preserve"> </w:t>
+            </w:r>
+            <w:proofErr w:type="spellStart"/>
+            <w:r>
+              <w:t>Sekarang</w:t>
+            </w:r>
+            <w:proofErr w:type="spellEnd"/>
           </w:p>
         </w:tc>
         <w:tc>
@@ -2063,8 +2083,21 @@
           </w:tcPr>
           <w:p>
             <w:r>
-              <w:t>Riwayat Penyakit Dahulu</w:t>
-            </w:r>
+              <w:t xml:space="preserve">Riwayat </w:t>
+            </w:r>
+            <w:proofErr w:type="spellStart"/>
+            <w:r>
+              <w:t>Penyakit</w:t>
+            </w:r>
+            <w:proofErr w:type="spellEnd"/>
+            <w:r>
+              <w:t xml:space="preserve"> </w:t>
+            </w:r>
+            <w:proofErr w:type="spellStart"/>
+            <w:r>
+              <w:t>Dahulu</w:t>
+            </w:r>
+            <w:proofErr w:type="spellEnd"/>
           </w:p>
         </w:tc>
         <w:tc>
@@ -2121,8 +2154,21 @@
           </w:tcPr>
           <w:p>
             <w:r>
-              <w:t>Riwayat Penyakit Keluarga</w:t>
-            </w:r>
+              <w:t xml:space="preserve">Riwayat </w:t>
+            </w:r>
+            <w:proofErr w:type="spellStart"/>
+            <w:r>
+              <w:t>Penyakit</w:t>
+            </w:r>
+            <w:proofErr w:type="spellEnd"/>
+            <w:r>
+              <w:t xml:space="preserve"> </w:t>
+            </w:r>
+            <w:proofErr w:type="spellStart"/>
+            <w:r>
+              <w:t>Keluarga</w:t>
+            </w:r>
+            <w:proofErr w:type="spellEnd"/>
           </w:p>
         </w:tc>
         <w:tc>
@@ -2178,9 +2224,19 @@
             <w:tcW w:w="2426" w:type="dxa"/>
           </w:tcPr>
           <w:p>
-            <w:r>
-              <w:t>Pemeriksaan Fisik</w:t>
-            </w:r>
+            <w:proofErr w:type="spellStart"/>
+            <w:r>
+              <w:t>Pemeriksaan</w:t>
+            </w:r>
+            <w:proofErr w:type="spellEnd"/>
+            <w:r>
+              <w:t xml:space="preserve"> </w:t>
+            </w:r>
+            <w:proofErr w:type="spellStart"/>
+            <w:r>
+              <w:t>Fisik</w:t>
+            </w:r>
+            <w:proofErr w:type="spellEnd"/>
           </w:p>
         </w:tc>
         <w:tc>
@@ -2208,19 +2264,7 @@
               <w:rPr>
                 <w:sz w:val="17"/>
               </w:rPr>
-              <w:t>${SS_</w:t>
-            </w:r>
-            <w:r>
-              <w:rPr>
-                <w:sz w:val="17"/>
-              </w:rPr>
-              <w:t>PEMERIKSAAN_FISIK</w:t>
-            </w:r>
-            <w:r>
-              <w:rPr>
-                <w:sz w:val="17"/>
-              </w:rPr>
-              <w:t>}</w:t>
+              <w:t>${SS_PEMERIKSAAN_FISIK}</w:t>
             </w:r>
           </w:p>
         </w:tc>
@@ -2271,8 +2315,13 @@
           </w:tcPr>
           <w:p>
             <w:r>
-              <w:t>Hasil Laboratorium</w:t>
-            </w:r>
+              <w:t xml:space="preserve">Hasil </w:t>
+            </w:r>
+            <w:proofErr w:type="spellStart"/>
+            <w:r>
+              <w:t>Laboratorium</w:t>
+            </w:r>
+            <w:proofErr w:type="spellEnd"/>
           </w:p>
         </w:tc>
         <w:tc>
@@ -2311,8 +2360,13 @@
           </w:tcPr>
           <w:p>
             <w:r>
-              <w:t>Hasil Radiologi</w:t>
-            </w:r>
+              <w:t xml:space="preserve">Hasil </w:t>
+            </w:r>
+            <w:proofErr w:type="spellStart"/>
+            <w:r>
+              <w:t>Radiologi</w:t>
+            </w:r>
+            <w:proofErr w:type="spellEnd"/>
           </w:p>
         </w:tc>
         <w:tc>
@@ -2586,19 +2640,7 @@
               <w:rPr>
                 <w:sz w:val="17"/>
               </w:rPr>
-              <w:t>${</w:t>
-            </w:r>
-            <w:r>
-              <w:rPr>
-                <w:sz w:val="17"/>
-              </w:rPr>
-              <w:t>CARA_KELUAR</w:t>
-            </w:r>
-            <w:r>
-              <w:rPr>
-                <w:sz w:val="17"/>
-              </w:rPr>
-              <w:t>}</w:t>
+              <w:t>${CARA_KELUAR}</w:t>
             </w:r>
           </w:p>
         </w:tc>
@@ -2634,19 +2676,7 @@
               <w:rPr>
                 <w:sz w:val="17"/>
               </w:rPr>
-              <w:t>${</w:t>
-            </w:r>
-            <w:r>
-              <w:rPr>
-                <w:sz w:val="17"/>
-              </w:rPr>
-              <w:t>KEADAAN_KELUAR</w:t>
-            </w:r>
-            <w:r>
-              <w:rPr>
-                <w:sz w:val="17"/>
-              </w:rPr>
-              <w:t>}</w:t>
+              <w:t>${KEADAAN_KELUAR}</w:t>
             </w:r>
           </w:p>
         </w:tc>
@@ -2823,7 +2853,7 @@
                       <v:stroke joinstyle="miter"/>
                       <v:path gradientshapeok="t" o:connecttype="rect"/>
                     </v:shapetype>
-                    <v:shape id="Text Box 7" o:spid="_x0000_s1026" type="#_x0000_t202" style="position:absolute;left:0;text-align:left;margin-left:40pt;margin-top:10.05pt;width:188.15pt;height:91.85pt;z-index:251668480;visibility:visible;mso-wrap-style:square;mso-width-percent:0;mso-height-percent:0;mso-wrap-distance-left:9pt;mso-wrap-distance-top:0;mso-wrap-distance-right:9pt;mso-wrap-distance-bottom:0;mso-position-horizontal:absolute;mso-position-horizontal-relative:text;mso-position-vertical:absolute;mso-position-vertical-relative:text;mso-width-percent:0;mso-height-percent:0;mso-width-relative:margin;mso-height-relative:margin;v-text-anchor:middle" o:gfxdata="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" filled="f" stroked="f" strokeweight=".5pt">
+                    <v:shape id="Text Box 7" o:spid="_x0000_s1026" type="#_x0000_t202" style="position:absolute;left:0;text-align:left;margin-left:40pt;margin-top:10.05pt;width:188.15pt;height:91.85pt;z-index:251668480;visibility:visible;mso-wrap-style:square;mso-width-percent:0;mso-height-percent:0;mso-wrap-distance-left:9pt;mso-wrap-distance-top:0;mso-wrap-distance-right:9pt;mso-wrap-distance-bottom:0;mso-position-horizontal:absolute;mso-position-horizontal-relative:text;mso-position-vertical:absolute;mso-position-vertical-relative:text;mso-width-percent:0;mso-height-percent:0;mso-width-relative:margin;mso-height-relative:margin;v-text-anchor:middle" o:gfxdata="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" filled="f" stroked="f" strokeweight=".5pt">
                       <v:textbox>
                         <w:txbxContent>
                           <w:p>
@@ -2858,8 +2888,33 @@
                 <w:b/>
                 <w:bCs/>
               </w:rPr>
-              <w:t>Yang Melakukan Pengkajian</w:t>
-            </w:r>
+              <w:t xml:space="preserve">Yang </w:t>
+            </w:r>
+            <w:proofErr w:type="spellStart"/>
+            <w:r>
+              <w:rPr>
+                <w:b/>
+                <w:bCs/>
+              </w:rPr>
+              <w:t>Melakukan</w:t>
+            </w:r>
+            <w:proofErr w:type="spellEnd"/>
+            <w:r>
+              <w:rPr>
+                <w:b/>
+                <w:bCs/>
+              </w:rPr>
+              <w:t xml:space="preserve"> </w:t>
+            </w:r>
+            <w:proofErr w:type="spellStart"/>
+            <w:r>
+              <w:rPr>
+                <w:b/>
+                <w:bCs/>
+              </w:rPr>
+              <w:t>Pengkajian</w:t>
+            </w:r>
+            <w:proofErr w:type="spellEnd"/>
           </w:p>
           <w:p>
             <w:pPr>
@@ -2906,6 +2961,7 @@
             <w:pPr>
               <w:jc w:val="center"/>
             </w:pPr>
+            <w:proofErr w:type="gramStart"/>
             <w:r>
               <w:t xml:space="preserve">( </w:t>
             </w:r>
@@ -2913,7 +2969,14 @@
               <w:rPr>
                 <w:u w:val="single"/>
               </w:rPr>
-              <w:t>${</w:t>
+              <w:t>$</w:t>
+            </w:r>
+            <w:proofErr w:type="gramEnd"/>
+            <w:r>
+              <w:rPr>
+                <w:u w:val="single"/>
+              </w:rPr>
+              <w:t>{</w:t>
             </w:r>
             <w:r>
               <w:rPr>
@@ -2945,8 +3008,36 @@
                 <w:szCs w:val="18"/>
                 <w:lang w:val="en-ID"/>
               </w:rPr>
-              <w:t>Tanda Tangan dan Nama Lengkap</w:t>
-            </w:r>
+              <w:t xml:space="preserve">Tanda </w:t>
+            </w:r>
+            <w:proofErr w:type="spellStart"/>
+            <w:r>
+              <w:rPr>
+                <w:sz w:val="14"/>
+                <w:szCs w:val="18"/>
+                <w:lang w:val="en-ID"/>
+              </w:rPr>
+              <w:t>Tangan</w:t>
+            </w:r>
+            <w:proofErr w:type="spellEnd"/>
+            <w:r>
+              <w:rPr>
+                <w:sz w:val="14"/>
+                <w:szCs w:val="18"/>
+                <w:lang w:val="en-ID"/>
+              </w:rPr>
+              <w:t xml:space="preserve"> dan Nama </w:t>
+            </w:r>
+            <w:proofErr w:type="spellStart"/>
+            <w:r>
+              <w:rPr>
+                <w:sz w:val="14"/>
+                <w:szCs w:val="18"/>
+                <w:lang w:val="en-ID"/>
+              </w:rPr>
+              <w:t>Lengkap</w:t>
+            </w:r>
+            <w:proofErr w:type="spellEnd"/>
           </w:p>
         </w:tc>
       </w:tr>
@@ -2957,7 +3048,12 @@
       </w:pPr>
     </w:p>
     <w:sectPr>
-      <w:footerReference w:type="default" r:id="rId11"/>
+      <w:headerReference w:type="even" r:id="rId11"/>
+      <w:headerReference w:type="default" r:id="rId12"/>
+      <w:footerReference w:type="even" r:id="rId13"/>
+      <w:footerReference w:type="default" r:id="rId14"/>
+      <w:headerReference w:type="first" r:id="rId15"/>
+      <w:footerReference w:type="first" r:id="rId16"/>
       <w:pgSz w:w="12242" w:h="18722" w:code="149"/>
       <w:pgMar w:top="567" w:right="476" w:bottom="567" w:left="567" w:header="720" w:footer="397" w:gutter="0"/>
       <w:cols w:space="720"/>
@@ -2968,7 +3064,7 @@
 </file>
 
 <file path=word/endnotes.xml><?xml version="1.0" encoding="utf-8"?>
-<w:endnotes xmlns:wpc="http://schemas.microsoft.com/office/word/2010/wordprocessingCanvas" xmlns:cx="http://schemas.microsoft.com/office/drawing/2014/chartex" xmlns:cx1="http://schemas.microsoft.com/office/drawing/2015/9/8/chartex" xmlns:cx2="http://schemas.microsoft.com/office/drawing/2015/10/21/chartex" xmlns:cx3="http://schemas.microsoft.com/office/drawing/2016/5/9/chartex" xmlns:cx4="http://schemas.microsoft.com/office/drawing/2016/5/10/chartex" xmlns:cx5="http://schemas.microsoft.com/office/drawing/2016/5/11/chartex" xmlns:cx6="http://schemas.microsoft.com/office/drawing/2016/5/12/chartex" xmlns:cx7="http://schemas.microsoft.com/office/drawing/2016/5/13/chartex" xmlns:cx8="http://schemas.microsoft.com/office/drawing/2016/5/14/chartex" xmlns:mc="http://schemas.openxmlformats.org/markup-compatibility/2006" xmlns:aink="http://schemas.microsoft.com/office/drawing/2016/ink" xmlns:am3d="http://schemas.microsoft.com/office/drawing/2017/model3d" xmlns:o="urn:schemas-microsoft-com:office:office" xmlns:r="http://schemas.openxmlformats.org/officeDocument/2006/relationships" xmlns:m="http://schemas.openxmlformats.org/officeDocument/2006/math" xmlns:v="urn:schemas-microsoft-com:vml" xmlns:wp14="http://schemas.microsoft.com/office/word/2010/wordprocessingDrawing" xmlns:wp="http://schemas.openxmlformats.org/drawingml/2006/wordprocessingDrawing" xmlns:w10="urn:schemas-microsoft-com:office:word" xmlns:w="http://schemas.openxmlformats.org/wordprocessingml/2006/main" xmlns:w14="http://schemas.microsoft.com/office/word/2010/wordml" xmlns:w15="http://schemas.microsoft.com/office/word/2012/wordml" xmlns:w16cex="http://schemas.microsoft.com/office/word/2018/wordml/cex" xmlns:w16cid="http://schemas.microsoft.com/office/word/2016/wordml/cid" xmlns:w16="http://schemas.microsoft.com/office/word/2018/wordml" xmlns:w16sdtdh="http://schemas.microsoft.com/office/word/2020/wordml/sdtdatahash" xmlns:w16se="http://schemas.microsoft.com/office/word/2015/wordml/symex" xmlns:wpg="http://schemas.microsoft.com/office/word/2010/wordprocessingGroup" xmlns:wpi="http://schemas.microsoft.com/office/word/2010/wordprocessingInk" xmlns:wne="http://schemas.microsoft.com/office/word/2006/wordml" xmlns:wps="http://schemas.microsoft.com/office/word/2010/wordprocessingShape" mc:Ignorable="w14 w15 w16se w16cid w16 w16cex w16sdtdh wp14">
+<w:endnotes xmlns:wpc="http://schemas.microsoft.com/office/word/2010/wordprocessingCanvas" xmlns:cx="http://schemas.microsoft.com/office/drawing/2014/chartex" xmlns:cx1="http://schemas.microsoft.com/office/drawing/2015/9/8/chartex" xmlns:cx2="http://schemas.microsoft.com/office/drawing/2015/10/21/chartex" xmlns:cx3="http://schemas.microsoft.com/office/drawing/2016/5/9/chartex" xmlns:cx4="http://schemas.microsoft.com/office/drawing/2016/5/10/chartex" xmlns:cx5="http://schemas.microsoft.com/office/drawing/2016/5/11/chartex" xmlns:cx6="http://schemas.microsoft.com/office/drawing/2016/5/12/chartex" xmlns:cx7="http://schemas.microsoft.com/office/drawing/2016/5/13/chartex" xmlns:cx8="http://schemas.microsoft.com/office/drawing/2016/5/14/chartex" xmlns:mc="http://schemas.openxmlformats.org/markup-compatibility/2006" xmlns:aink="http://schemas.microsoft.com/office/drawing/2016/ink" xmlns:am3d="http://schemas.microsoft.com/office/drawing/2017/model3d" xmlns:o="urn:schemas-microsoft-com:office:office" xmlns:oel="http://schemas.microsoft.com/office/2019/extlst" xmlns:r="http://schemas.openxmlformats.org/officeDocument/2006/relationships" xmlns:m="http://schemas.openxmlformats.org/officeDocument/2006/math" xmlns:v="urn:schemas-microsoft-com:vml" xmlns:wp14="http://schemas.microsoft.com/office/word/2010/wordprocessingDrawing" xmlns:wp="http://schemas.openxmlformats.org/drawingml/2006/wordprocessingDrawing" xmlns:w10="urn:schemas-microsoft-com:office:word" xmlns:w="http://schemas.openxmlformats.org/wordprocessingml/2006/main" xmlns:w14="http://schemas.microsoft.com/office/word/2010/wordml" xmlns:w15="http://schemas.microsoft.com/office/word/2012/wordml" xmlns:w16cex="http://schemas.microsoft.com/office/word/2018/wordml/cex" xmlns:w16cid="http://schemas.microsoft.com/office/word/2016/wordml/cid" xmlns:w16="http://schemas.microsoft.com/office/word/2018/wordml" xmlns:w16sdtdh="http://schemas.microsoft.com/office/word/2020/wordml/sdtdatahash" xmlns:w16se="http://schemas.microsoft.com/office/word/2015/wordml/symex" xmlns:wpg="http://schemas.microsoft.com/office/word/2010/wordprocessingGroup" xmlns:wpi="http://schemas.microsoft.com/office/word/2010/wordprocessingInk" xmlns:wne="http://schemas.microsoft.com/office/word/2006/wordml" xmlns:wps="http://schemas.microsoft.com/office/word/2010/wordprocessingShape" mc:Ignorable="w14 w15 w16se w16cid w16 w16cex w16sdtdh wp14">
   <w:endnote w:type="separator" w:id="-1">
     <w:p>
       <w:pPr>
@@ -2993,7 +3089,17 @@
 </file>
 
 <file path=word/footer1.xml><?xml version="1.0" encoding="utf-8"?>
-<w:ftr xmlns:wpc="http://schemas.microsoft.com/office/word/2010/wordprocessingCanvas" xmlns:cx="http://schemas.microsoft.com/office/drawing/2014/chartex" xmlns:cx1="http://schemas.microsoft.com/office/drawing/2015/9/8/chartex" xmlns:cx2="http://schemas.microsoft.com/office/drawing/2015/10/21/chartex" xmlns:cx3="http://schemas.microsoft.com/office/drawing/2016/5/9/chartex" xmlns:cx4="http://schemas.microsoft.com/office/drawing/2016/5/10/chartex" xmlns:cx5="http://schemas.microsoft.com/office/drawing/2016/5/11/chartex" xmlns:cx6="http://schemas.microsoft.com/office/drawing/2016/5/12/chartex" xmlns:cx7="http://schemas.microsoft.com/office/drawing/2016/5/13/chartex" xmlns:cx8="http://schemas.microsoft.com/office/drawing/2016/5/14/chartex" xmlns:mc="http://schemas.openxmlformats.org/markup-compatibility/2006" xmlns:aink="http://schemas.microsoft.com/office/drawing/2016/ink" xmlns:am3d="http://schemas.microsoft.com/office/drawing/2017/model3d" xmlns:o="urn:schemas-microsoft-com:office:office" xmlns:r="http://schemas.openxmlformats.org/officeDocument/2006/relationships" xmlns:m="http://schemas.openxmlformats.org/officeDocument/2006/math" xmlns:v="urn:schemas-microsoft-com:vml" xmlns:wp14="http://schemas.microsoft.com/office/word/2010/wordprocessingDrawing" xmlns:wp="http://schemas.openxmlformats.org/drawingml/2006/wordprocessingDrawing" xmlns:w10="urn:schemas-microsoft-com:office:word" xmlns:w="http://schemas.openxmlformats.org/wordprocessingml/2006/main" xmlns:w14="http://schemas.microsoft.com/office/word/2010/wordml" xmlns:w15="http://schemas.microsoft.com/office/word/2012/wordml" xmlns:w16cex="http://schemas.microsoft.com/office/word/2018/wordml/cex" xmlns:w16cid="http://schemas.microsoft.com/office/word/2016/wordml/cid" xmlns:w16="http://schemas.microsoft.com/office/word/2018/wordml" xmlns:w16sdtdh="http://schemas.microsoft.com/office/word/2020/wordml/sdtdatahash" xmlns:w16se="http://schemas.microsoft.com/office/word/2015/wordml/symex" xmlns:wpg="http://schemas.microsoft.com/office/word/2010/wordprocessingGroup" xmlns:wpi="http://schemas.microsoft.com/office/word/2010/wordprocessingInk" xmlns:wne="http://schemas.microsoft.com/office/word/2006/wordml" xmlns:wps="http://schemas.microsoft.com/office/word/2010/wordprocessingShape" mc:Ignorable="w14 w15 w16se w16cid w16 w16cex w16sdtdh wp14">
+<w:ftr xmlns:wpc="http://schemas.microsoft.com/office/word/2010/wordprocessingCanvas" xmlns:cx="http://schemas.microsoft.com/office/drawing/2014/chartex" xmlns:cx1="http://schemas.microsoft.com/office/drawing/2015/9/8/chartex" xmlns:cx2="http://schemas.microsoft.com/office/drawing/2015/10/21/chartex" xmlns:cx3="http://schemas.microsoft.com/office/drawing/2016/5/9/chartex" xmlns:cx4="http://schemas.microsoft.com/office/drawing/2016/5/10/chartex" xmlns:cx5="http://schemas.microsoft.com/office/drawing/2016/5/11/chartex" xmlns:cx6="http://schemas.microsoft.com/office/drawing/2016/5/12/chartex" xmlns:cx7="http://schemas.microsoft.com/office/drawing/2016/5/13/chartex" xmlns:cx8="http://schemas.microsoft.com/office/drawing/2016/5/14/chartex" xmlns:mc="http://schemas.openxmlformats.org/markup-compatibility/2006" xmlns:aink="http://schemas.microsoft.com/office/drawing/2016/ink" xmlns:am3d="http://schemas.microsoft.com/office/drawing/2017/model3d" xmlns:o="urn:schemas-microsoft-com:office:office" xmlns:oel="http://schemas.microsoft.com/office/2019/extlst" xmlns:r="http://schemas.openxmlformats.org/officeDocument/2006/relationships" xmlns:m="http://schemas.openxmlformats.org/officeDocument/2006/math" xmlns:v="urn:schemas-microsoft-com:vml" xmlns:wp14="http://schemas.microsoft.com/office/word/2010/wordprocessingDrawing" xmlns:wp="http://schemas.openxmlformats.org/drawingml/2006/wordprocessingDrawing" xmlns:w10="urn:schemas-microsoft-com:office:word" xmlns:w="http://schemas.openxmlformats.org/wordprocessingml/2006/main" xmlns:w14="http://schemas.microsoft.com/office/word/2010/wordml" xmlns:w15="http://schemas.microsoft.com/office/word/2012/wordml" xmlns:w16cex="http://schemas.microsoft.com/office/word/2018/wordml/cex" xmlns:w16cid="http://schemas.microsoft.com/office/word/2016/wordml/cid" xmlns:w16="http://schemas.microsoft.com/office/word/2018/wordml" xmlns:w16sdtdh="http://schemas.microsoft.com/office/word/2020/wordml/sdtdatahash" xmlns:w16se="http://schemas.microsoft.com/office/word/2015/wordml/symex" xmlns:wpg="http://schemas.microsoft.com/office/word/2010/wordprocessingGroup" xmlns:wpi="http://schemas.microsoft.com/office/word/2010/wordprocessingInk" xmlns:wne="http://schemas.microsoft.com/office/word/2006/wordml" xmlns:wps="http://schemas.microsoft.com/office/word/2010/wordprocessingShape" mc:Ignorable="w14 w15 w16se w16cid w16 w16cex w16sdtdh wp14">
+  <w:p>
+    <w:pPr>
+      <w:pStyle w:val="Footer"/>
+    </w:pPr>
+  </w:p>
+</w:ftr>
+</file>
+
+<file path=word/footer2.xml><?xml version="1.0" encoding="utf-8"?>
+<w:ftr xmlns:wpc="http://schemas.microsoft.com/office/word/2010/wordprocessingCanvas" xmlns:cx="http://schemas.microsoft.com/office/drawing/2014/chartex" xmlns:cx1="http://schemas.microsoft.com/office/drawing/2015/9/8/chartex" xmlns:cx2="http://schemas.microsoft.com/office/drawing/2015/10/21/chartex" xmlns:cx3="http://schemas.microsoft.com/office/drawing/2016/5/9/chartex" xmlns:cx4="http://schemas.microsoft.com/office/drawing/2016/5/10/chartex" xmlns:cx5="http://schemas.microsoft.com/office/drawing/2016/5/11/chartex" xmlns:cx6="http://schemas.microsoft.com/office/drawing/2016/5/12/chartex" xmlns:cx7="http://schemas.microsoft.com/office/drawing/2016/5/13/chartex" xmlns:cx8="http://schemas.microsoft.com/office/drawing/2016/5/14/chartex" xmlns:mc="http://schemas.openxmlformats.org/markup-compatibility/2006" xmlns:aink="http://schemas.microsoft.com/office/drawing/2016/ink" xmlns:am3d="http://schemas.microsoft.com/office/drawing/2017/model3d" xmlns:o="urn:schemas-microsoft-com:office:office" xmlns:oel="http://schemas.microsoft.com/office/2019/extlst" xmlns:r="http://schemas.openxmlformats.org/officeDocument/2006/relationships" xmlns:m="http://schemas.openxmlformats.org/officeDocument/2006/math" xmlns:v="urn:schemas-microsoft-com:vml" xmlns:wp14="http://schemas.microsoft.com/office/word/2010/wordprocessingDrawing" xmlns:wp="http://schemas.openxmlformats.org/drawingml/2006/wordprocessingDrawing" xmlns:w10="urn:schemas-microsoft-com:office:word" xmlns:w="http://schemas.openxmlformats.org/wordprocessingml/2006/main" xmlns:w14="http://schemas.microsoft.com/office/word/2010/wordml" xmlns:w15="http://schemas.microsoft.com/office/word/2012/wordml" xmlns:w16cex="http://schemas.microsoft.com/office/word/2018/wordml/cex" xmlns:w16cid="http://schemas.microsoft.com/office/word/2016/wordml/cid" xmlns:w16="http://schemas.microsoft.com/office/word/2018/wordml" xmlns:w16sdtdh="http://schemas.microsoft.com/office/word/2020/wordml/sdtdatahash" xmlns:w16se="http://schemas.microsoft.com/office/word/2015/wordml/symex" xmlns:wpg="http://schemas.microsoft.com/office/word/2010/wordprocessingGroup" xmlns:wpi="http://schemas.microsoft.com/office/word/2010/wordprocessingInk" xmlns:wne="http://schemas.microsoft.com/office/word/2006/wordml" xmlns:wps="http://schemas.microsoft.com/office/word/2010/wordprocessingShape" mc:Ignorable="w14 w15 w16se w16cid w16 w16cex w16sdtdh wp14">
   <w:p>
     <w:pPr>
       <w:pStyle w:val="Footer"/>
@@ -3011,33 +3117,24 @@
         <w:sz w:val="16"/>
         <w:szCs w:val="20"/>
       </w:rPr>
-      <w:t>Formulir ini dicetak pada ${</w:t>
-    </w:r>
-    <w:r>
-      <w:rPr>
-        <w:i/>
-        <w:iCs/>
-        <w:sz w:val="16"/>
-        <w:szCs w:val="20"/>
-        <w:lang w:val="en-ID"/>
-      </w:rPr>
-      <w:t>TANGGAL_CETAK</w:t>
-    </w:r>
-    <w:r>
-      <w:rPr>
-        <w:i/>
-        <w:iCs/>
-        <w:sz w:val="16"/>
-        <w:szCs w:val="20"/>
-      </w:rPr>
-      <w:t>}</w:t>
+      <w:t>Rev. III / 2026</w:t>
     </w:r>
   </w:p>
 </w:ftr>
 </file>
 
+<file path=word/footer3.xml><?xml version="1.0" encoding="utf-8"?>
+<w:ftr xmlns:wpc="http://schemas.microsoft.com/office/word/2010/wordprocessingCanvas" xmlns:cx="http://schemas.microsoft.com/office/drawing/2014/chartex" xmlns:cx1="http://schemas.microsoft.com/office/drawing/2015/9/8/chartex" xmlns:cx2="http://schemas.microsoft.com/office/drawing/2015/10/21/chartex" xmlns:cx3="http://schemas.microsoft.com/office/drawing/2016/5/9/chartex" xmlns:cx4="http://schemas.microsoft.com/office/drawing/2016/5/10/chartex" xmlns:cx5="http://schemas.microsoft.com/office/drawing/2016/5/11/chartex" xmlns:cx6="http://schemas.microsoft.com/office/drawing/2016/5/12/chartex" xmlns:cx7="http://schemas.microsoft.com/office/drawing/2016/5/13/chartex" xmlns:cx8="http://schemas.microsoft.com/office/drawing/2016/5/14/chartex" xmlns:mc="http://schemas.openxmlformats.org/markup-compatibility/2006" xmlns:aink="http://schemas.microsoft.com/office/drawing/2016/ink" xmlns:am3d="http://schemas.microsoft.com/office/drawing/2017/model3d" xmlns:o="urn:schemas-microsoft-com:office:office" xmlns:oel="http://schemas.microsoft.com/office/2019/extlst" xmlns:r="http://schemas.openxmlformats.org/officeDocument/2006/relationships" xmlns:m="http://schemas.openxmlformats.org/officeDocument/2006/math" xmlns:v="urn:schemas-microsoft-com:vml" xmlns:wp14="http://schemas.microsoft.com/office/word/2010/wordprocessingDrawing" xmlns:wp="http://schemas.openxmlformats.org/drawingml/2006/wordprocessingDrawing" xmlns:w10="urn:schemas-microsoft-com:office:word" xmlns:w="http://schemas.openxmlformats.org/wordprocessingml/2006/main" xmlns:w14="http://schemas.microsoft.com/office/word/2010/wordml" xmlns:w15="http://schemas.microsoft.com/office/word/2012/wordml" xmlns:w16cex="http://schemas.microsoft.com/office/word/2018/wordml/cex" xmlns:w16cid="http://schemas.microsoft.com/office/word/2016/wordml/cid" xmlns:w16="http://schemas.microsoft.com/office/word/2018/wordml" xmlns:w16sdtdh="http://schemas.microsoft.com/office/word/2020/wordml/sdtdatahash" xmlns:w16se="http://schemas.microsoft.com/office/word/2015/wordml/symex" xmlns:wpg="http://schemas.microsoft.com/office/word/2010/wordprocessingGroup" xmlns:wpi="http://schemas.microsoft.com/office/word/2010/wordprocessingInk" xmlns:wne="http://schemas.microsoft.com/office/word/2006/wordml" xmlns:wps="http://schemas.microsoft.com/office/word/2010/wordprocessingShape" mc:Ignorable="w14 w15 w16se w16cid w16 w16cex w16sdtdh wp14">
+  <w:p>
+    <w:pPr>
+      <w:pStyle w:val="Footer"/>
+    </w:pPr>
+  </w:p>
+</w:ftr>
+</file>
+
 <file path=word/footnotes.xml><?xml version="1.0" encoding="utf-8"?>
-<w:footnotes xmlns:wpc="http://schemas.microsoft.com/office/word/2010/wordprocessingCanvas" xmlns:cx="http://schemas.microsoft.com/office/drawing/2014/chartex" xmlns:cx1="http://schemas.microsoft.com/office/drawing/2015/9/8/chartex" xmlns:cx2="http://schemas.microsoft.com/office/drawing/2015/10/21/chartex" xmlns:cx3="http://schemas.microsoft.com/office/drawing/2016/5/9/chartex" xmlns:cx4="http://schemas.microsoft.com/office/drawing/2016/5/10/chartex" xmlns:cx5="http://schemas.microsoft.com/office/drawing/2016/5/11/chartex" xmlns:cx6="http://schemas.microsoft.com/office/drawing/2016/5/12/chartex" xmlns:cx7="http://schemas.microsoft.com/office/drawing/2016/5/13/chartex" xmlns:cx8="http://schemas.microsoft.com/office/drawing/2016/5/14/chartex" xmlns:mc="http://schemas.openxmlformats.org/markup-compatibility/2006" xmlns:aink="http://schemas.microsoft.com/office/drawing/2016/ink" xmlns:am3d="http://schemas.microsoft.com/office/drawing/2017/model3d" xmlns:o="urn:schemas-microsoft-com:office:office" xmlns:r="http://schemas.openxmlformats.org/officeDocument/2006/relationships" xmlns:m="http://schemas.openxmlformats.org/officeDocument/2006/math" xmlns:v="urn:schemas-microsoft-com:vml" xmlns:wp14="http://schemas.microsoft.com/office/word/2010/wordprocessingDrawing" xmlns:wp="http://schemas.openxmlformats.org/drawingml/2006/wordprocessingDrawing" xmlns:w10="urn:schemas-microsoft-com:office:word" xmlns:w="http://schemas.openxmlformats.org/wordprocessingml/2006/main" xmlns:w14="http://schemas.microsoft.com/office/word/2010/wordml" xmlns:w15="http://schemas.microsoft.com/office/word/2012/wordml" xmlns:w16cex="http://schemas.microsoft.com/office/word/2018/wordml/cex" xmlns:w16cid="http://schemas.microsoft.com/office/word/2016/wordml/cid" xmlns:w16="http://schemas.microsoft.com/office/word/2018/wordml" xmlns:w16sdtdh="http://schemas.microsoft.com/office/word/2020/wordml/sdtdatahash" xmlns:w16se="http://schemas.microsoft.com/office/word/2015/wordml/symex" xmlns:wpg="http://schemas.microsoft.com/office/word/2010/wordprocessingGroup" xmlns:wpi="http://schemas.microsoft.com/office/word/2010/wordprocessingInk" xmlns:wne="http://schemas.microsoft.com/office/word/2006/wordml" xmlns:wps="http://schemas.microsoft.com/office/word/2010/wordprocessingShape" mc:Ignorable="w14 w15 w16se w16cid w16 w16cex w16sdtdh wp14">
+<w:footnotes xmlns:wpc="http://schemas.microsoft.com/office/word/2010/wordprocessingCanvas" xmlns:cx="http://schemas.microsoft.com/office/drawing/2014/chartex" xmlns:cx1="http://schemas.microsoft.com/office/drawing/2015/9/8/chartex" xmlns:cx2="http://schemas.microsoft.com/office/drawing/2015/10/21/chartex" xmlns:cx3="http://schemas.microsoft.com/office/drawing/2016/5/9/chartex" xmlns:cx4="http://schemas.microsoft.com/office/drawing/2016/5/10/chartex" xmlns:cx5="http://schemas.microsoft.com/office/drawing/2016/5/11/chartex" xmlns:cx6="http://schemas.microsoft.com/office/drawing/2016/5/12/chartex" xmlns:cx7="http://schemas.microsoft.com/office/drawing/2016/5/13/chartex" xmlns:cx8="http://schemas.microsoft.com/office/drawing/2016/5/14/chartex" xmlns:mc="http://schemas.openxmlformats.org/markup-compatibility/2006" xmlns:aink="http://schemas.microsoft.com/office/drawing/2016/ink" xmlns:am3d="http://schemas.microsoft.com/office/drawing/2017/model3d" xmlns:o="urn:schemas-microsoft-com:office:office" xmlns:oel="http://schemas.microsoft.com/office/2019/extlst" xmlns:r="http://schemas.openxmlformats.org/officeDocument/2006/relationships" xmlns:m="http://schemas.openxmlformats.org/officeDocument/2006/math" xmlns:v="urn:schemas-microsoft-com:vml" xmlns:wp14="http://schemas.microsoft.com/office/word/2010/wordprocessingDrawing" xmlns:wp="http://schemas.openxmlformats.org/drawingml/2006/wordprocessingDrawing" xmlns:w10="urn:schemas-microsoft-com:office:word" xmlns:w="http://schemas.openxmlformats.org/wordprocessingml/2006/main" xmlns:w14="http://schemas.microsoft.com/office/word/2010/wordml" xmlns:w15="http://schemas.microsoft.com/office/word/2012/wordml" xmlns:w16cex="http://schemas.microsoft.com/office/word/2018/wordml/cex" xmlns:w16cid="http://schemas.microsoft.com/office/word/2016/wordml/cid" xmlns:w16="http://schemas.microsoft.com/office/word/2018/wordml" xmlns:w16sdtdh="http://schemas.microsoft.com/office/word/2020/wordml/sdtdatahash" xmlns:w16se="http://schemas.microsoft.com/office/word/2015/wordml/symex" xmlns:wpg="http://schemas.microsoft.com/office/word/2010/wordprocessingGroup" xmlns:wpi="http://schemas.microsoft.com/office/word/2010/wordprocessingInk" xmlns:wne="http://schemas.microsoft.com/office/word/2006/wordml" xmlns:wps="http://schemas.microsoft.com/office/word/2010/wordprocessingShape" mc:Ignorable="w14 w15 w16se w16cid w16 w16cex w16sdtdh wp14">
   <w:footnote w:type="separator" w:id="-1">
     <w:p>
       <w:pPr>
@@ -3061,8 +3158,38 @@
 </w:footnotes>
 </file>
 
+<file path=word/header1.xml><?xml version="1.0" encoding="utf-8"?>
+<w:hdr xmlns:wpc="http://schemas.microsoft.com/office/word/2010/wordprocessingCanvas" xmlns:cx="http://schemas.microsoft.com/office/drawing/2014/chartex" xmlns:cx1="http://schemas.microsoft.com/office/drawing/2015/9/8/chartex" xmlns:cx2="http://schemas.microsoft.com/office/drawing/2015/10/21/chartex" xmlns:cx3="http://schemas.microsoft.com/office/drawing/2016/5/9/chartex" xmlns:cx4="http://schemas.microsoft.com/office/drawing/2016/5/10/chartex" xmlns:cx5="http://schemas.microsoft.com/office/drawing/2016/5/11/chartex" xmlns:cx6="http://schemas.microsoft.com/office/drawing/2016/5/12/chartex" xmlns:cx7="http://schemas.microsoft.com/office/drawing/2016/5/13/chartex" xmlns:cx8="http://schemas.microsoft.com/office/drawing/2016/5/14/chartex" xmlns:mc="http://schemas.openxmlformats.org/markup-compatibility/2006" xmlns:aink="http://schemas.microsoft.com/office/drawing/2016/ink" xmlns:am3d="http://schemas.microsoft.com/office/drawing/2017/model3d" xmlns:o="urn:schemas-microsoft-com:office:office" xmlns:oel="http://schemas.microsoft.com/office/2019/extlst" xmlns:r="http://schemas.openxmlformats.org/officeDocument/2006/relationships" xmlns:m="http://schemas.openxmlformats.org/officeDocument/2006/math" xmlns:v="urn:schemas-microsoft-com:vml" xmlns:wp14="http://schemas.microsoft.com/office/word/2010/wordprocessingDrawing" xmlns:wp="http://schemas.openxmlformats.org/drawingml/2006/wordprocessingDrawing" xmlns:w10="urn:schemas-microsoft-com:office:word" xmlns:w="http://schemas.openxmlformats.org/wordprocessingml/2006/main" xmlns:w14="http://schemas.microsoft.com/office/word/2010/wordml" xmlns:w15="http://schemas.microsoft.com/office/word/2012/wordml" xmlns:w16cex="http://schemas.microsoft.com/office/word/2018/wordml/cex" xmlns:w16cid="http://schemas.microsoft.com/office/word/2016/wordml/cid" xmlns:w16="http://schemas.microsoft.com/office/word/2018/wordml" xmlns:w16sdtdh="http://schemas.microsoft.com/office/word/2020/wordml/sdtdatahash" xmlns:w16se="http://schemas.microsoft.com/office/word/2015/wordml/symex" xmlns:wpg="http://schemas.microsoft.com/office/word/2010/wordprocessingGroup" xmlns:wpi="http://schemas.microsoft.com/office/word/2010/wordprocessingInk" xmlns:wne="http://schemas.microsoft.com/office/word/2006/wordml" xmlns:wps="http://schemas.microsoft.com/office/word/2010/wordprocessingShape" mc:Ignorable="w14 w15 w16se w16cid w16 w16cex w16sdtdh wp14">
+  <w:p>
+    <w:pPr>
+      <w:pStyle w:val="Header"/>
+    </w:pPr>
+  </w:p>
+</w:hdr>
+</file>
+
+<file path=word/header2.xml><?xml version="1.0" encoding="utf-8"?>
+<w:hdr xmlns:wpc="http://schemas.microsoft.com/office/word/2010/wordprocessingCanvas" xmlns:cx="http://schemas.microsoft.com/office/drawing/2014/chartex" xmlns:cx1="http://schemas.microsoft.com/office/drawing/2015/9/8/chartex" xmlns:cx2="http://schemas.microsoft.com/office/drawing/2015/10/21/chartex" xmlns:cx3="http://schemas.microsoft.com/office/drawing/2016/5/9/chartex" xmlns:cx4="http://schemas.microsoft.com/office/drawing/2016/5/10/chartex" xmlns:cx5="http://schemas.microsoft.com/office/drawing/2016/5/11/chartex" xmlns:cx6="http://schemas.microsoft.com/office/drawing/2016/5/12/chartex" xmlns:cx7="http://schemas.microsoft.com/office/drawing/2016/5/13/chartex" xmlns:cx8="http://schemas.microsoft.com/office/drawing/2016/5/14/chartex" xmlns:mc="http://schemas.openxmlformats.org/markup-compatibility/2006" xmlns:aink="http://schemas.microsoft.com/office/drawing/2016/ink" xmlns:am3d="http://schemas.microsoft.com/office/drawing/2017/model3d" xmlns:o="urn:schemas-microsoft-com:office:office" xmlns:oel="http://schemas.microsoft.com/office/2019/extlst" xmlns:r="http://schemas.openxmlformats.org/officeDocument/2006/relationships" xmlns:m="http://schemas.openxmlformats.org/officeDocument/2006/math" xmlns:v="urn:schemas-microsoft-com:vml" xmlns:wp14="http://schemas.microsoft.com/office/word/2010/wordprocessingDrawing" xmlns:wp="http://schemas.openxmlformats.org/drawingml/2006/wordprocessingDrawing" xmlns:w10="urn:schemas-microsoft-com:office:word" xmlns:w="http://schemas.openxmlformats.org/wordprocessingml/2006/main" xmlns:w14="http://schemas.microsoft.com/office/word/2010/wordml" xmlns:w15="http://schemas.microsoft.com/office/word/2012/wordml" xmlns:w16cex="http://schemas.microsoft.com/office/word/2018/wordml/cex" xmlns:w16cid="http://schemas.microsoft.com/office/word/2016/wordml/cid" xmlns:w16="http://schemas.microsoft.com/office/word/2018/wordml" xmlns:w16sdtdh="http://schemas.microsoft.com/office/word/2020/wordml/sdtdatahash" xmlns:w16se="http://schemas.microsoft.com/office/word/2015/wordml/symex" xmlns:wpg="http://schemas.microsoft.com/office/word/2010/wordprocessingGroup" xmlns:wpi="http://schemas.microsoft.com/office/word/2010/wordprocessingInk" xmlns:wne="http://schemas.microsoft.com/office/word/2006/wordml" xmlns:wps="http://schemas.microsoft.com/office/word/2010/wordprocessingShape" mc:Ignorable="w14 w15 w16se w16cid w16 w16cex w16sdtdh wp14">
+  <w:p>
+    <w:pPr>
+      <w:pStyle w:val="Header"/>
+    </w:pPr>
+  </w:p>
+</w:hdr>
+</file>
+
+<file path=word/header3.xml><?xml version="1.0" encoding="utf-8"?>
+<w:hdr xmlns:wpc="http://schemas.microsoft.com/office/word/2010/wordprocessingCanvas" xmlns:cx="http://schemas.microsoft.com/office/drawing/2014/chartex" xmlns:cx1="http://schemas.microsoft.com/office/drawing/2015/9/8/chartex" xmlns:cx2="http://schemas.microsoft.com/office/drawing/2015/10/21/chartex" xmlns:cx3="http://schemas.microsoft.com/office/drawing/2016/5/9/chartex" xmlns:cx4="http://schemas.microsoft.com/office/drawing/2016/5/10/chartex" xmlns:cx5="http://schemas.microsoft.com/office/drawing/2016/5/11/chartex" xmlns:cx6="http://schemas.microsoft.com/office/drawing/2016/5/12/chartex" xmlns:cx7="http://schemas.microsoft.com/office/drawing/2016/5/13/chartex" xmlns:cx8="http://schemas.microsoft.com/office/drawing/2016/5/14/chartex" xmlns:mc="http://schemas.openxmlformats.org/markup-compatibility/2006" xmlns:aink="http://schemas.microsoft.com/office/drawing/2016/ink" xmlns:am3d="http://schemas.microsoft.com/office/drawing/2017/model3d" xmlns:o="urn:schemas-microsoft-com:office:office" xmlns:oel="http://schemas.microsoft.com/office/2019/extlst" xmlns:r="http://schemas.openxmlformats.org/officeDocument/2006/relationships" xmlns:m="http://schemas.openxmlformats.org/officeDocument/2006/math" xmlns:v="urn:schemas-microsoft-com:vml" xmlns:wp14="http://schemas.microsoft.com/office/word/2010/wordprocessingDrawing" xmlns:wp="http://schemas.openxmlformats.org/drawingml/2006/wordprocessingDrawing" xmlns:w10="urn:schemas-microsoft-com:office:word" xmlns:w="http://schemas.openxmlformats.org/wordprocessingml/2006/main" xmlns:w14="http://schemas.microsoft.com/office/word/2010/wordml" xmlns:w15="http://schemas.microsoft.com/office/word/2012/wordml" xmlns:w16cex="http://schemas.microsoft.com/office/word/2018/wordml/cex" xmlns:w16cid="http://schemas.microsoft.com/office/word/2016/wordml/cid" xmlns:w16="http://schemas.microsoft.com/office/word/2018/wordml" xmlns:w16sdtdh="http://schemas.microsoft.com/office/word/2020/wordml/sdtdatahash" xmlns:w16se="http://schemas.microsoft.com/office/word/2015/wordml/symex" xmlns:wpg="http://schemas.microsoft.com/office/word/2010/wordprocessingGroup" xmlns:wpi="http://schemas.microsoft.com/office/word/2010/wordprocessingInk" xmlns:wne="http://schemas.microsoft.com/office/word/2006/wordml" xmlns:wps="http://schemas.microsoft.com/office/word/2010/wordprocessingShape" mc:Ignorable="w14 w15 w16se w16cid w16 w16cex w16sdtdh wp14">
+  <w:p>
+    <w:pPr>
+      <w:pStyle w:val="Header"/>
+    </w:pPr>
+  </w:p>
+</w:hdr>
+</file>
+
 <file path=word/numbering.xml><?xml version="1.0" encoding="utf-8"?>
-<w:numbering xmlns:wpc="http://schemas.microsoft.com/office/word/2010/wordprocessingCanvas" xmlns:cx="http://schemas.microsoft.com/office/drawing/2014/chartex" xmlns:cx1="http://schemas.microsoft.com/office/drawing/2015/9/8/chartex" xmlns:cx2="http://schemas.microsoft.com/office/drawing/2015/10/21/chartex" xmlns:cx3="http://schemas.microsoft.com/office/drawing/2016/5/9/chartex" xmlns:cx4="http://schemas.microsoft.com/office/drawing/2016/5/10/chartex" xmlns:cx5="http://schemas.microsoft.com/office/drawing/2016/5/11/chartex" xmlns:cx6="http://schemas.microsoft.com/office/drawing/2016/5/12/chartex" xmlns:cx7="http://schemas.microsoft.com/office/drawing/2016/5/13/chartex" xmlns:cx8="http://schemas.microsoft.com/office/drawing/2016/5/14/chartex" xmlns:mc="http://schemas.openxmlformats.org/markup-compatibility/2006" xmlns:aink="http://schemas.microsoft.com/office/drawing/2016/ink" xmlns:am3d="http://schemas.microsoft.com/office/drawing/2017/model3d" xmlns:o="urn:schemas-microsoft-com:office:office" xmlns:r="http://schemas.openxmlformats.org/officeDocument/2006/relationships" xmlns:m="http://schemas.openxmlformats.org/officeDocument/2006/math" xmlns:v="urn:schemas-microsoft-com:vml" xmlns:wp14="http://schemas.microsoft.com/office/word/2010/wordprocessingDrawing" xmlns:wp="http://schemas.openxmlformats.org/drawingml/2006/wordprocessingDrawing" xmlns:w10="urn:schemas-microsoft-com:office:word" xmlns:w="http://schemas.openxmlformats.org/wordprocessingml/2006/main" xmlns:w14="http://schemas.microsoft.com/office/word/2010/wordml" xmlns:w15="http://schemas.microsoft.com/office/word/2012/wordml" xmlns:w16cex="http://schemas.microsoft.com/office/word/2018/wordml/cex" xmlns:w16cid="http://schemas.microsoft.com/office/word/2016/wordml/cid" xmlns:w16="http://schemas.microsoft.com/office/word/2018/wordml" xmlns:w16sdtdh="http://schemas.microsoft.com/office/word/2020/wordml/sdtdatahash" xmlns:w16se="http://schemas.microsoft.com/office/word/2015/wordml/symex" xmlns:wpg="http://schemas.microsoft.com/office/word/2010/wordprocessingGroup" xmlns:wpi="http://schemas.microsoft.com/office/word/2010/wordprocessingInk" xmlns:wne="http://schemas.microsoft.com/office/word/2006/wordml" xmlns:wps="http://schemas.microsoft.com/office/word/2010/wordprocessingShape" mc:Ignorable="w14 w15 w16se w16cid w16 w16cex w16sdtdh wp14">
+<w:numbering xmlns:wpc="http://schemas.microsoft.com/office/word/2010/wordprocessingCanvas" xmlns:cx="http://schemas.microsoft.com/office/drawing/2014/chartex" xmlns:cx1="http://schemas.microsoft.com/office/drawing/2015/9/8/chartex" xmlns:cx2="http://schemas.microsoft.com/office/drawing/2015/10/21/chartex" xmlns:cx3="http://schemas.microsoft.com/office/drawing/2016/5/9/chartex" xmlns:cx4="http://schemas.microsoft.com/office/drawing/2016/5/10/chartex" xmlns:cx5="http://schemas.microsoft.com/office/drawing/2016/5/11/chartex" xmlns:cx6="http://schemas.microsoft.com/office/drawing/2016/5/12/chartex" xmlns:cx7="http://schemas.microsoft.com/office/drawing/2016/5/13/chartex" xmlns:cx8="http://schemas.microsoft.com/office/drawing/2016/5/14/chartex" xmlns:mc="http://schemas.openxmlformats.org/markup-compatibility/2006" xmlns:aink="http://schemas.microsoft.com/office/drawing/2016/ink" xmlns:am3d="http://schemas.microsoft.com/office/drawing/2017/model3d" xmlns:o="urn:schemas-microsoft-com:office:office" xmlns:oel="http://schemas.microsoft.com/office/2019/extlst" xmlns:r="http://schemas.openxmlformats.org/officeDocument/2006/relationships" xmlns:m="http://schemas.openxmlformats.org/officeDocument/2006/math" xmlns:v="urn:schemas-microsoft-com:vml" xmlns:wp14="http://schemas.microsoft.com/office/word/2010/wordprocessingDrawing" xmlns:wp="http://schemas.openxmlformats.org/drawingml/2006/wordprocessingDrawing" xmlns:w10="urn:schemas-microsoft-com:office:word" xmlns:w="http://schemas.openxmlformats.org/wordprocessingml/2006/main" xmlns:w14="http://schemas.microsoft.com/office/word/2010/wordml" xmlns:w15="http://schemas.microsoft.com/office/word/2012/wordml" xmlns:w16cex="http://schemas.microsoft.com/office/word/2018/wordml/cex" xmlns:w16cid="http://schemas.microsoft.com/office/word/2016/wordml/cid" xmlns:w16="http://schemas.microsoft.com/office/word/2018/wordml" xmlns:w16sdtdh="http://schemas.microsoft.com/office/word/2020/wordml/sdtdatahash" xmlns:w16se="http://schemas.microsoft.com/office/word/2015/wordml/symex" xmlns:wpg="http://schemas.microsoft.com/office/word/2010/wordprocessingGroup" xmlns:wpi="http://schemas.microsoft.com/office/word/2010/wordprocessingInk" xmlns:wne="http://schemas.microsoft.com/office/word/2006/wordml" xmlns:wps="http://schemas.microsoft.com/office/word/2010/wordprocessingShape" mc:Ignorable="w14 w15 w16se w16cid w16 w16cex w16sdtdh wp14">
   <w:abstractNum w:abstractNumId="0" w15:restartNumberingAfterBreak="0">
     <w:nsid w:val="FFFFFF7C"/>
     <w:multiLevelType w:val="singleLevel"/>
@@ -3234,31 +3361,31 @@
       </w:rPr>
     </w:lvl>
   </w:abstractNum>
-  <w:num w:numId="1">
+  <w:num w:numId="1" w16cid:durableId="1317686298">
     <w:abstractNumId w:val="8"/>
   </w:num>
-  <w:num w:numId="2">
+  <w:num w:numId="2" w16cid:durableId="2018456803">
     <w:abstractNumId w:val="6"/>
   </w:num>
-  <w:num w:numId="3">
+  <w:num w:numId="3" w16cid:durableId="197474706">
     <w:abstractNumId w:val="5"/>
   </w:num>
-  <w:num w:numId="4">
+  <w:num w:numId="4" w16cid:durableId="1780562837">
     <w:abstractNumId w:val="4"/>
   </w:num>
-  <w:num w:numId="5">
+  <w:num w:numId="5" w16cid:durableId="1366448010">
     <w:abstractNumId w:val="7"/>
   </w:num>
-  <w:num w:numId="6">
+  <w:num w:numId="6" w16cid:durableId="2132628583">
     <w:abstractNumId w:val="3"/>
   </w:num>
-  <w:num w:numId="7">
+  <w:num w:numId="7" w16cid:durableId="1941179989">
     <w:abstractNumId w:val="2"/>
   </w:num>
-  <w:num w:numId="8">
+  <w:num w:numId="8" w16cid:durableId="244188713">
     <w:abstractNumId w:val="1"/>
   </w:num>
-  <w:num w:numId="9">
+  <w:num w:numId="9" w16cid:durableId="560364735">
     <w:abstractNumId w:val="0"/>
   </w:num>
 </w:numbering>

--- a/public/doc/emr/print_radar_dokter.docx
+++ b/public/doc/emr/print_radar_dokter.docx
@@ -9,20 +9,33 @@
         <w:tblLook w:val="04A0" w:firstRow="1" w:lastRow="0" w:firstColumn="1" w:lastColumn="0" w:noHBand="0" w:noVBand="1"/>
       </w:tblPr>
       <w:tblGrid>
-        <w:gridCol w:w="5778"/>
+        <w:gridCol w:w="370"/>
+        <w:gridCol w:w="1865"/>
+        <w:gridCol w:w="283"/>
+        <w:gridCol w:w="278"/>
+        <w:gridCol w:w="6"/>
+        <w:gridCol w:w="261"/>
+        <w:gridCol w:w="22"/>
+        <w:gridCol w:w="2410"/>
+        <w:gridCol w:w="283"/>
         <w:gridCol w:w="1560"/>
-        <w:gridCol w:w="850"/>
+        <w:gridCol w:w="143"/>
+        <w:gridCol w:w="284"/>
+        <w:gridCol w:w="423"/>
         <w:gridCol w:w="240"/>
         <w:gridCol w:w="2879"/>
+        <w:gridCol w:w="8"/>
       </w:tblGrid>
       <w:tr>
         <w:trPr>
+          <w:gridAfter w:val="1"/>
+          <w:wAfter w:w="8" w:type="dxa"/>
           <w:trHeight w:val="989"/>
         </w:trPr>
         <w:tc>
           <w:tcPr>
             <w:tcW w:w="7338" w:type="dxa"/>
-            <w:gridSpan w:val="2"/>
+            <w:gridSpan w:val="10"/>
             <w:vAlign w:val="center"/>
           </w:tcPr>
           <w:p>
@@ -41,7 +54,7 @@
                 <w:noProof/>
               </w:rPr>
               <w:drawing>
-                <wp:anchor distT="0" distB="0" distL="114300" distR="114300" simplePos="0" relativeHeight="251676672" behindDoc="0" locked="0" layoutInCell="1" allowOverlap="1" wp14:anchorId="3EB698E0" wp14:editId="65436259">
+                <wp:anchor distT="0" distB="0" distL="114300" distR="114300" simplePos="0" relativeHeight="251659776" behindDoc="0" locked="0" layoutInCell="1" allowOverlap="1" wp14:anchorId="3EB698E0" wp14:editId="65436259">
                   <wp:simplePos x="0" y="0"/>
                   <wp:positionH relativeFrom="column">
                     <wp:posOffset>-25400</wp:posOffset>
@@ -231,6 +244,7 @@
         <w:tc>
           <w:tcPr>
             <w:tcW w:w="850" w:type="dxa"/>
+            <w:gridSpan w:val="3"/>
           </w:tcPr>
           <w:p>
             <w:pPr>
@@ -483,10 +497,14 @@
         </w:tc>
       </w:tr>
       <w:tr>
+        <w:trPr>
+          <w:gridAfter w:val="1"/>
+          <w:wAfter w:w="8" w:type="dxa"/>
+        </w:trPr>
         <w:tc>
           <w:tcPr>
             <w:tcW w:w="11307" w:type="dxa"/>
-            <w:gridSpan w:val="5"/>
+            <w:gridSpan w:val="15"/>
           </w:tcPr>
           <w:p>
             <w:pPr>
@@ -545,10 +563,14 @@
         </w:tc>
       </w:tr>
       <w:tr>
+        <w:trPr>
+          <w:gridAfter w:val="1"/>
+          <w:wAfter w:w="8" w:type="dxa"/>
+        </w:trPr>
         <w:tc>
           <w:tcPr>
             <w:tcW w:w="11307" w:type="dxa"/>
-            <w:gridSpan w:val="5"/>
+            <w:gridSpan w:val="15"/>
             <w:shd w:val="clear" w:color="auto" w:fill="006DCC"/>
           </w:tcPr>
           <w:p>
@@ -575,6 +597,154 @@
                 <w:sz w:val="26"/>
               </w:rPr>
               <w:t>DARURAT</w:t>
+            </w:r>
+          </w:p>
+        </w:tc>
+      </w:tr>
+      <w:tr>
+        <w:trPr>
+          <w:gridAfter w:val="1"/>
+          <w:wAfter w:w="8" w:type="dxa"/>
+        </w:trPr>
+        <w:tc>
+          <w:tcPr>
+            <w:tcW w:w="11307" w:type="dxa"/>
+            <w:gridSpan w:val="15"/>
+          </w:tcPr>
+          <w:p>
+            <w:pPr>
+              <w:jc w:val="center"/>
+              <w:rPr>
+                <w:b/>
+                <w:bCs/>
+                <w:sz w:val="24"/>
+                <w:szCs w:val="24"/>
+              </w:rPr>
+            </w:pPr>
+            <w:r>
+              <w:rPr>
+                <w:b/>
+                <w:bCs/>
+                <w:sz w:val="24"/>
+                <w:szCs w:val="24"/>
+              </w:rPr>
+              <w:t>PENGKAJIAN MEDIS</w:t>
+            </w:r>
+          </w:p>
+        </w:tc>
+      </w:tr>
+      <w:tr>
+        <w:trPr>
+          <w:gridAfter w:val="1"/>
+          <w:wAfter w:w="8" w:type="dxa"/>
+        </w:trPr>
+        <w:tc>
+          <w:tcPr>
+            <w:tcW w:w="5778" w:type="dxa"/>
+            <w:gridSpan w:val="9"/>
+          </w:tcPr>
+          <w:p>
+            <w:pPr>
+              <w:rPr>
+                <w:sz w:val="17"/>
+                <w:lang w:val="en-ID"/>
+              </w:rPr>
+            </w:pPr>
+            <w:proofErr w:type="spellStart"/>
+            <w:proofErr w:type="gramStart"/>
+            <w:r>
+              <w:t>Tanggal</w:t>
+            </w:r>
+            <w:proofErr w:type="spellEnd"/>
+            <w:r>
+              <w:t xml:space="preserve"> </w:t>
+            </w:r>
+            <w:r>
+              <w:t>:</w:t>
+            </w:r>
+            <w:proofErr w:type="gramEnd"/>
+            <w:r>
+              <w:t xml:space="preserve"> </w:t>
+            </w:r>
+            <w:r>
+              <w:rPr>
+                <w:sz w:val="17"/>
+              </w:rPr>
+              <w:t>${</w:t>
+            </w:r>
+            <w:r>
+              <w:rPr>
+                <w:sz w:val="17"/>
+                <w:lang w:val="en-ID"/>
+              </w:rPr>
+              <w:t>FINALISASI</w:t>
+            </w:r>
+            <w:r>
+              <w:rPr>
+                <w:sz w:val="17"/>
+                <w:lang w:val="en-ID"/>
+              </w:rPr>
+              <w:t>_TANGGAL</w:t>
+            </w:r>
+            <w:r>
+              <w:rPr>
+                <w:sz w:val="17"/>
+              </w:rPr>
+              <w:t>}</w:t>
+            </w:r>
+          </w:p>
+        </w:tc>
+        <w:tc>
+          <w:tcPr>
+            <w:tcW w:w="5529" w:type="dxa"/>
+            <w:gridSpan w:val="6"/>
+          </w:tcPr>
+          <w:p>
+            <w:pPr>
+              <w:rPr>
+                <w:sz w:val="17"/>
+                <w:lang w:val="en-ID"/>
+              </w:rPr>
+            </w:pPr>
+            <w:proofErr w:type="gramStart"/>
+            <w:r>
+              <w:t>Jam</w:t>
+            </w:r>
+            <w:r>
+              <w:t xml:space="preserve"> </w:t>
+            </w:r>
+            <w:r>
+              <w:t>:</w:t>
+            </w:r>
+            <w:proofErr w:type="gramEnd"/>
+            <w:r>
+              <w:t xml:space="preserve"> </w:t>
+            </w:r>
+            <w:r>
+              <w:rPr>
+                <w:sz w:val="17"/>
+              </w:rPr>
+              <w:t>${</w:t>
+            </w:r>
+            <w:r>
+              <w:rPr>
+                <w:sz w:val="17"/>
+                <w:lang w:val="en-ID"/>
+              </w:rPr>
+              <w:t>FINALISASI</w:t>
+            </w:r>
+            <w:r>
+              <w:rPr>
+                <w:sz w:val="17"/>
+                <w:lang w:val="en-ID"/>
+              </w:rPr>
+              <w:t>_JAM</w:t>
+            </w:r>
+            <w:r>
+              <w:rPr>
+                <w:sz w:val="17"/>
+              </w:rPr>
+              <w:t>}</w:t>
             </w:r>
           </w:p>
         </w:tc>
@@ -582,160 +752,8 @@
       <w:tr>
         <w:tc>
           <w:tcPr>
-            <w:tcW w:w="11307" w:type="dxa"/>
-            <w:gridSpan w:val="5"/>
-          </w:tcPr>
-          <w:p>
-            <w:pPr>
-              <w:jc w:val="center"/>
-              <w:rPr>
-                <w:b/>
-                <w:bCs/>
-                <w:sz w:val="24"/>
-                <w:szCs w:val="24"/>
-              </w:rPr>
-            </w:pPr>
-            <w:r>
-              <w:rPr>
-                <w:b/>
-                <w:bCs/>
-                <w:sz w:val="24"/>
-                <w:szCs w:val="24"/>
-              </w:rPr>
-              <w:t>PENGKAJIAN MEDIS</w:t>
-            </w:r>
-          </w:p>
-        </w:tc>
-      </w:tr>
-      <w:tr>
-        <w:tc>
-          <w:tcPr>
-            <w:tcW w:w="5778" w:type="dxa"/>
-          </w:tcPr>
-          <w:p>
-            <w:pPr>
-              <w:rPr>
-                <w:sz w:val="17"/>
-                <w:lang w:val="en-ID"/>
-              </w:rPr>
-            </w:pPr>
-            <w:proofErr w:type="spellStart"/>
-            <w:proofErr w:type="gramStart"/>
-            <w:r>
-              <w:t>Tanggal</w:t>
-            </w:r>
-            <w:proofErr w:type="spellEnd"/>
-            <w:r>
-              <w:t xml:space="preserve"> </w:t>
-            </w:r>
-            <w:r>
-              <w:t>:</w:t>
-            </w:r>
-            <w:proofErr w:type="gramEnd"/>
-            <w:r>
-              <w:t xml:space="preserve"> </w:t>
-            </w:r>
-            <w:r>
-              <w:rPr>
-                <w:sz w:val="17"/>
-              </w:rPr>
-              <w:t>${</w:t>
-            </w:r>
-            <w:r>
-              <w:rPr>
-                <w:sz w:val="17"/>
-                <w:lang w:val="en-ID"/>
-              </w:rPr>
-              <w:t>FINALISASI</w:t>
-            </w:r>
-            <w:r>
-              <w:rPr>
-                <w:sz w:val="17"/>
-                <w:lang w:val="en-ID"/>
-              </w:rPr>
-              <w:t>_TANGGAL</w:t>
-            </w:r>
-            <w:r>
-              <w:rPr>
-                <w:sz w:val="17"/>
-              </w:rPr>
-              <w:t>}</w:t>
-            </w:r>
-          </w:p>
-        </w:tc>
-        <w:tc>
-          <w:tcPr>
-            <w:tcW w:w="5529" w:type="dxa"/>
-            <w:gridSpan w:val="4"/>
-          </w:tcPr>
-          <w:p>
-            <w:pPr>
-              <w:rPr>
-                <w:sz w:val="17"/>
-                <w:lang w:val="en-ID"/>
-              </w:rPr>
-            </w:pPr>
-            <w:proofErr w:type="gramStart"/>
-            <w:r>
-              <w:t>Jam</w:t>
-            </w:r>
-            <w:r>
-              <w:t xml:space="preserve"> </w:t>
-            </w:r>
-            <w:r>
-              <w:t>:</w:t>
-            </w:r>
-            <w:proofErr w:type="gramEnd"/>
-            <w:r>
-              <w:t xml:space="preserve"> </w:t>
-            </w:r>
-            <w:r>
-              <w:rPr>
-                <w:sz w:val="17"/>
-              </w:rPr>
-              <w:t>${</w:t>
-            </w:r>
-            <w:r>
-              <w:rPr>
-                <w:sz w:val="17"/>
-                <w:lang w:val="en-ID"/>
-              </w:rPr>
-              <w:t>FINALISASI</w:t>
-            </w:r>
-            <w:r>
-              <w:rPr>
-                <w:sz w:val="17"/>
-                <w:lang w:val="en-ID"/>
-              </w:rPr>
-              <w:t>_JAM</w:t>
-            </w:r>
-            <w:r>
-              <w:rPr>
-                <w:sz w:val="17"/>
-              </w:rPr>
-              <w:t>}</w:t>
-            </w:r>
-          </w:p>
-        </w:tc>
-      </w:tr>
-    </w:tbl>
-    <w:p/>
-    <w:tbl>
-      <w:tblPr>
-        <w:tblStyle w:val="TableGrid"/>
-        <w:tblW w:w="0" w:type="auto"/>
-        <w:tblLook w:val="04A0" w:firstRow="1" w:lastRow="0" w:firstColumn="1" w:lastColumn="0" w:noHBand="0" w:noVBand="1"/>
-      </w:tblPr>
-      <w:tblGrid>
-        <w:gridCol w:w="2235"/>
-        <w:gridCol w:w="283"/>
-        <w:gridCol w:w="8796"/>
-      </w:tblGrid>
-      <w:tr>
-        <w:tc>
-          <w:tcPr>
-            <w:tcW w:w="11314" w:type="dxa"/>
-            <w:gridSpan w:val="3"/>
+            <w:tcW w:w="11315" w:type="dxa"/>
+            <w:gridSpan w:val="16"/>
           </w:tcPr>
           <w:p>
             <w:r>
@@ -754,6 +772,7 @@
         <w:tc>
           <w:tcPr>
             <w:tcW w:w="2235" w:type="dxa"/>
+            <w:gridSpan w:val="2"/>
           </w:tcPr>
           <w:p>
             <w:proofErr w:type="spellStart"/>
@@ -775,7 +794,8 @@
         </w:tc>
         <w:tc>
           <w:tcPr>
-            <w:tcW w:w="8796" w:type="dxa"/>
+            <w:tcW w:w="8797" w:type="dxa"/>
+            <w:gridSpan w:val="13"/>
           </w:tcPr>
           <w:p>
             <w:r>
@@ -791,6 +811,7 @@
         <w:tc>
           <w:tcPr>
             <w:tcW w:w="2235" w:type="dxa"/>
+            <w:gridSpan w:val="2"/>
           </w:tcPr>
           <w:p>
             <w:proofErr w:type="spellStart"/>
@@ -812,7 +833,8 @@
         </w:tc>
         <w:tc>
           <w:tcPr>
-            <w:tcW w:w="8796" w:type="dxa"/>
+            <w:tcW w:w="8797" w:type="dxa"/>
+            <w:gridSpan w:val="13"/>
           </w:tcPr>
           <w:p>
             <w:r>
@@ -828,6 +850,7 @@
         <w:tc>
           <w:tcPr>
             <w:tcW w:w="2235" w:type="dxa"/>
+            <w:gridSpan w:val="2"/>
           </w:tcPr>
           <w:p>
             <w:proofErr w:type="spellStart"/>
@@ -849,7 +872,8 @@
         </w:tc>
         <w:tc>
           <w:tcPr>
-            <w:tcW w:w="8796" w:type="dxa"/>
+            <w:tcW w:w="8797" w:type="dxa"/>
+            <w:gridSpan w:val="13"/>
           </w:tcPr>
           <w:p>
             <w:r>
@@ -865,6 +889,7 @@
         <w:tc>
           <w:tcPr>
             <w:tcW w:w="2235" w:type="dxa"/>
+            <w:gridSpan w:val="2"/>
           </w:tcPr>
           <w:p>
             <w:r>
@@ -884,7 +909,8 @@
         </w:tc>
         <w:tc>
           <w:tcPr>
-            <w:tcW w:w="8796" w:type="dxa"/>
+            <w:tcW w:w="8797" w:type="dxa"/>
+            <w:gridSpan w:val="13"/>
           </w:tcPr>
           <w:p>
             <w:r>
@@ -900,6 +926,7 @@
         <w:tc>
           <w:tcPr>
             <w:tcW w:w="2235" w:type="dxa"/>
+            <w:gridSpan w:val="2"/>
           </w:tcPr>
           <w:p>
             <w:r>
@@ -919,7 +946,8 @@
         </w:tc>
         <w:tc>
           <w:tcPr>
-            <w:tcW w:w="8796" w:type="dxa"/>
+            <w:tcW w:w="8797" w:type="dxa"/>
+            <w:gridSpan w:val="13"/>
           </w:tcPr>
           <w:p>
             <w:pPr>
@@ -936,27 +964,11 @@
           </w:p>
         </w:tc>
       </w:tr>
-    </w:tbl>
-    <w:p/>
-    <w:tbl>
-      <w:tblPr>
-        <w:tblStyle w:val="TableGrid"/>
-        <w:tblW w:w="0" w:type="auto"/>
-        <w:tblLook w:val="04A0" w:firstRow="1" w:lastRow="0" w:firstColumn="1" w:lastColumn="0" w:noHBand="0" w:noVBand="1"/>
-      </w:tblPr>
-      <w:tblGrid>
-        <w:gridCol w:w="2235"/>
-        <w:gridCol w:w="283"/>
-        <w:gridCol w:w="3260"/>
-        <w:gridCol w:w="1702"/>
-        <w:gridCol w:w="284"/>
-        <w:gridCol w:w="3550"/>
-      </w:tblGrid>
       <w:tr>
         <w:tc>
           <w:tcPr>
-            <w:tcW w:w="11314" w:type="dxa"/>
-            <w:gridSpan w:val="6"/>
+            <w:tcW w:w="11315" w:type="dxa"/>
+            <w:gridSpan w:val="16"/>
           </w:tcPr>
           <w:p>
             <w:r>
@@ -975,6 +987,7 @@
         <w:tc>
           <w:tcPr>
             <w:tcW w:w="2235" w:type="dxa"/>
+            <w:gridSpan w:val="2"/>
           </w:tcPr>
           <w:p>
             <w:proofErr w:type="spellStart"/>
@@ -1004,8 +1017,8 @@
         </w:tc>
         <w:tc>
           <w:tcPr>
-            <w:tcW w:w="8796" w:type="dxa"/>
-            <w:gridSpan w:val="4"/>
+            <w:tcW w:w="8797" w:type="dxa"/>
+            <w:gridSpan w:val="13"/>
           </w:tcPr>
           <w:p>
             <w:r>
@@ -1033,6 +1046,7 @@
         <w:tc>
           <w:tcPr>
             <w:tcW w:w="2235" w:type="dxa"/>
+            <w:gridSpan w:val="2"/>
           </w:tcPr>
           <w:p>
             <w:r>
@@ -1073,6 +1087,7 @@
         <w:tc>
           <w:tcPr>
             <w:tcW w:w="3260" w:type="dxa"/>
+            <w:gridSpan w:val="6"/>
           </w:tcPr>
           <w:p>
             <w:pPr>
@@ -1090,7 +1105,8 @@
         </w:tc>
         <w:tc>
           <w:tcPr>
-            <w:tcW w:w="1702" w:type="dxa"/>
+            <w:tcW w:w="1703" w:type="dxa"/>
+            <w:gridSpan w:val="2"/>
           </w:tcPr>
           <w:p>
             <w:pPr>
@@ -1127,6 +1143,7 @@
         <w:tc>
           <w:tcPr>
             <w:tcW w:w="3550" w:type="dxa"/>
+            <w:gridSpan w:val="4"/>
           </w:tcPr>
           <w:p>
             <w:r>
@@ -1142,7 +1159,7 @@
         <w:tc>
           <w:tcPr>
             <w:tcW w:w="5778" w:type="dxa"/>
-            <w:gridSpan w:val="3"/>
+            <w:gridSpan w:val="9"/>
           </w:tcPr>
           <w:p>
             <w:pPr>
@@ -1174,8 +1191,8 @@
         </w:tc>
         <w:tc>
           <w:tcPr>
-            <w:tcW w:w="5536" w:type="dxa"/>
-            <w:gridSpan w:val="3"/>
+            <w:tcW w:w="5537" w:type="dxa"/>
+            <w:gridSpan w:val="7"/>
           </w:tcPr>
           <w:p>
             <w:pPr>
@@ -1224,6 +1241,7 @@
         <w:tc>
           <w:tcPr>
             <w:tcW w:w="2235" w:type="dxa"/>
+            <w:gridSpan w:val="2"/>
           </w:tcPr>
           <w:p>
             <w:proofErr w:type="spellStart"/>
@@ -1249,6 +1267,7 @@
         <w:tc>
           <w:tcPr>
             <w:tcW w:w="3260" w:type="dxa"/>
+            <w:gridSpan w:val="6"/>
           </w:tcPr>
           <w:p>
             <w:pPr>
@@ -1278,7 +1297,8 @@
         </w:tc>
         <w:tc>
           <w:tcPr>
-            <w:tcW w:w="1702" w:type="dxa"/>
+            <w:tcW w:w="1703" w:type="dxa"/>
+            <w:gridSpan w:val="2"/>
           </w:tcPr>
           <w:p>
             <w:pPr>
@@ -1307,6 +1327,7 @@
         <w:tc>
           <w:tcPr>
             <w:tcW w:w="3550" w:type="dxa"/>
+            <w:gridSpan w:val="4"/>
           </w:tcPr>
           <w:p>
             <w:r>
@@ -1334,6 +1355,7 @@
         <w:tc>
           <w:tcPr>
             <w:tcW w:w="2235" w:type="dxa"/>
+            <w:gridSpan w:val="2"/>
           </w:tcPr>
           <w:p>
             <w:proofErr w:type="spellStart"/>
@@ -1359,6 +1381,7 @@
         <w:tc>
           <w:tcPr>
             <w:tcW w:w="3260" w:type="dxa"/>
+            <w:gridSpan w:val="6"/>
           </w:tcPr>
           <w:p>
             <w:pPr>
@@ -1376,7 +1399,8 @@
         </w:tc>
         <w:tc>
           <w:tcPr>
-            <w:tcW w:w="1702" w:type="dxa"/>
+            <w:tcW w:w="1703" w:type="dxa"/>
+            <w:gridSpan w:val="2"/>
           </w:tcPr>
           <w:p>
             <w:pPr>
@@ -1400,6 +1424,7 @@
         <w:tc>
           <w:tcPr>
             <w:tcW w:w="3550" w:type="dxa"/>
+            <w:gridSpan w:val="4"/>
           </w:tcPr>
           <w:p>
             <w:r>
@@ -1415,6 +1440,7 @@
         <w:tc>
           <w:tcPr>
             <w:tcW w:w="2235" w:type="dxa"/>
+            <w:gridSpan w:val="2"/>
           </w:tcPr>
           <w:p>
             <w:proofErr w:type="spellStart"/>
@@ -1437,6 +1463,7 @@
         <w:tc>
           <w:tcPr>
             <w:tcW w:w="3260" w:type="dxa"/>
+            <w:gridSpan w:val="6"/>
           </w:tcPr>
           <w:p>
             <w:pPr>
@@ -1466,7 +1493,8 @@
         </w:tc>
         <w:tc>
           <w:tcPr>
-            <w:tcW w:w="1702" w:type="dxa"/>
+            <w:tcW w:w="1703" w:type="dxa"/>
+            <w:gridSpan w:val="2"/>
           </w:tcPr>
           <w:p>
             <w:pPr>
@@ -1495,6 +1523,7 @@
         <w:tc>
           <w:tcPr>
             <w:tcW w:w="3550" w:type="dxa"/>
+            <w:gridSpan w:val="4"/>
           </w:tcPr>
           <w:p>
             <w:r>
@@ -1510,6 +1539,7 @@
         <w:tc>
           <w:tcPr>
             <w:tcW w:w="2235" w:type="dxa"/>
+            <w:gridSpan w:val="2"/>
             <w:tcBorders>
               <w:bottom w:val="single" w:sz="4" w:space="0" w:color="auto"/>
             </w:tcBorders>
@@ -1536,6 +1566,7 @@
         <w:tc>
           <w:tcPr>
             <w:tcW w:w="3260" w:type="dxa"/>
+            <w:gridSpan w:val="6"/>
             <w:tcBorders>
               <w:bottom w:val="single" w:sz="4" w:space="0" w:color="auto"/>
             </w:tcBorders>
@@ -1556,7 +1587,8 @@
         </w:tc>
         <w:tc>
           <w:tcPr>
-            <w:tcW w:w="1702" w:type="dxa"/>
+            <w:tcW w:w="1703" w:type="dxa"/>
+            <w:gridSpan w:val="2"/>
             <w:tcBorders>
               <w:bottom w:val="single" w:sz="4" w:space="0" w:color="auto"/>
             </w:tcBorders>
@@ -1586,6 +1618,7 @@
         <w:tc>
           <w:tcPr>
             <w:tcW w:w="3550" w:type="dxa"/>
+            <w:gridSpan w:val="4"/>
             <w:tcBorders>
               <w:bottom w:val="single" w:sz="4" w:space="0" w:color="auto"/>
             </w:tcBorders>
@@ -1609,84 +1642,7 @@
         <w:tc>
           <w:tcPr>
             <w:tcW w:w="2235" w:type="dxa"/>
-            <w:tcBorders>
-              <w:left w:val="nil"/>
-              <w:right w:val="nil"/>
-            </w:tcBorders>
-          </w:tcPr>
-          <w:p/>
-        </w:tc>
-        <w:tc>
-          <w:tcPr>
-            <w:tcW w:w="283" w:type="dxa"/>
-            <w:tcBorders>
-              <w:left w:val="nil"/>
-              <w:right w:val="nil"/>
-            </w:tcBorders>
-          </w:tcPr>
-          <w:p/>
-        </w:tc>
-        <w:tc>
-          <w:tcPr>
-            <w:tcW w:w="3260" w:type="dxa"/>
-            <w:tcBorders>
-              <w:left w:val="nil"/>
-              <w:right w:val="nil"/>
-            </w:tcBorders>
-          </w:tcPr>
-          <w:p>
-            <w:pPr>
-              <w:rPr>
-                <w:sz w:val="17"/>
-              </w:rPr>
-            </w:pPr>
-          </w:p>
-        </w:tc>
-        <w:tc>
-          <w:tcPr>
-            <w:tcW w:w="1702" w:type="dxa"/>
-            <w:tcBorders>
-              <w:left w:val="nil"/>
-              <w:right w:val="nil"/>
-            </w:tcBorders>
-          </w:tcPr>
-          <w:p>
-            <w:pPr>
-              <w:ind w:right="-105"/>
-            </w:pPr>
-          </w:p>
-        </w:tc>
-        <w:tc>
-          <w:tcPr>
-            <w:tcW w:w="284" w:type="dxa"/>
-            <w:tcBorders>
-              <w:left w:val="nil"/>
-              <w:right w:val="nil"/>
-            </w:tcBorders>
-          </w:tcPr>
-          <w:p/>
-        </w:tc>
-        <w:tc>
-          <w:tcPr>
-            <w:tcW w:w="3550" w:type="dxa"/>
-            <w:tcBorders>
-              <w:left w:val="nil"/>
-              <w:right w:val="nil"/>
-            </w:tcBorders>
-          </w:tcPr>
-          <w:p>
-            <w:pPr>
-              <w:rPr>
-                <w:sz w:val="17"/>
-              </w:rPr>
-            </w:pPr>
-          </w:p>
-        </w:tc>
-      </w:tr>
-      <w:tr>
-        <w:tc>
-          <w:tcPr>
-            <w:tcW w:w="2235" w:type="dxa"/>
+            <w:gridSpan w:val="2"/>
           </w:tcPr>
           <w:p>
             <w:r>
@@ -1712,6 +1668,7 @@
         <w:tc>
           <w:tcPr>
             <w:tcW w:w="3260" w:type="dxa"/>
+            <w:gridSpan w:val="6"/>
           </w:tcPr>
           <w:p>
             <w:pPr>
@@ -1729,7 +1686,8 @@
         </w:tc>
         <w:tc>
           <w:tcPr>
-            <w:tcW w:w="1702" w:type="dxa"/>
+            <w:tcW w:w="1703" w:type="dxa"/>
+            <w:gridSpan w:val="2"/>
           </w:tcPr>
           <w:p>
             <w:pPr>
@@ -1755,6 +1713,7 @@
         <w:tc>
           <w:tcPr>
             <w:tcW w:w="3550" w:type="dxa"/>
+            <w:gridSpan w:val="4"/>
           </w:tcPr>
           <w:p>
             <w:pPr>
@@ -1775,6 +1734,7 @@
         <w:tc>
           <w:tcPr>
             <w:tcW w:w="2235" w:type="dxa"/>
+            <w:gridSpan w:val="2"/>
           </w:tcPr>
           <w:p>
             <w:r>
@@ -1799,8 +1759,8 @@
         </w:tc>
         <w:tc>
           <w:tcPr>
-            <w:tcW w:w="8796" w:type="dxa"/>
-            <w:gridSpan w:val="4"/>
+            <w:tcW w:w="8797" w:type="dxa"/>
+            <w:gridSpan w:val="13"/>
           </w:tcPr>
           <w:p>
             <w:pPr>
@@ -1817,30 +1777,16 @@
           </w:p>
         </w:tc>
       </w:tr>
-    </w:tbl>
-    <w:p/>
-    <w:tbl>
-      <w:tblPr>
-        <w:tblStyle w:val="TableGrid"/>
-        <w:tblW w:w="0" w:type="auto"/>
-        <w:tblLayout w:type="fixed"/>
-        <w:tblLook w:val="04A0" w:firstRow="1" w:lastRow="0" w:firstColumn="1" w:lastColumn="0" w:noHBand="0" w:noVBand="1"/>
-      </w:tblPr>
-      <w:tblGrid>
-        <w:gridCol w:w="370"/>
-        <w:gridCol w:w="2426"/>
-        <w:gridCol w:w="6"/>
-        <w:gridCol w:w="261"/>
-        <w:gridCol w:w="8244"/>
-      </w:tblGrid>
       <w:tr>
         <w:trPr>
+          <w:gridAfter w:val="1"/>
+          <w:wAfter w:w="8" w:type="dxa"/>
           <w:trHeight w:val="282"/>
         </w:trPr>
         <w:tc>
           <w:tcPr>
             <w:tcW w:w="11307" w:type="dxa"/>
-            <w:gridSpan w:val="5"/>
+            <w:gridSpan w:val="15"/>
           </w:tcPr>
           <w:p>
             <w:pPr>
@@ -1863,12 +1809,14 @@
       </w:tr>
       <w:tr>
         <w:trPr>
+          <w:gridAfter w:val="1"/>
+          <w:wAfter w:w="8" w:type="dxa"/>
           <w:trHeight w:val="282"/>
         </w:trPr>
         <w:tc>
           <w:tcPr>
             <w:tcW w:w="2802" w:type="dxa"/>
-            <w:gridSpan w:val="3"/>
+            <w:gridSpan w:val="5"/>
           </w:tcPr>
           <w:p>
             <w:pPr>
@@ -1902,7 +1850,7 @@
         <w:tc>
           <w:tcPr>
             <w:tcW w:w="8505" w:type="dxa"/>
-            <w:gridSpan w:val="2"/>
+            <w:gridSpan w:val="10"/>
             <w:vAlign w:val="center"/>
           </w:tcPr>
           <w:p>
@@ -1933,6 +1881,10 @@
         </w:tc>
       </w:tr>
       <w:tr>
+        <w:trPr>
+          <w:gridAfter w:val="1"/>
+          <w:wAfter w:w="8" w:type="dxa"/>
+        </w:trPr>
         <w:tc>
           <w:tcPr>
             <w:tcW w:w="370" w:type="dxa"/>
@@ -1946,6 +1898,7 @@
         <w:tc>
           <w:tcPr>
             <w:tcW w:w="2426" w:type="dxa"/>
+            <w:gridSpan w:val="3"/>
           </w:tcPr>
           <w:p>
             <w:proofErr w:type="spellStart"/>
@@ -1972,6 +1925,7 @@
         <w:tc>
           <w:tcPr>
             <w:tcW w:w="8244" w:type="dxa"/>
+            <w:gridSpan w:val="9"/>
           </w:tcPr>
           <w:p>
             <w:r>
@@ -1996,6 +1950,10 @@
         </w:tc>
       </w:tr>
       <w:tr>
+        <w:trPr>
+          <w:gridAfter w:val="1"/>
+          <w:wAfter w:w="8" w:type="dxa"/>
+        </w:trPr>
         <w:tc>
           <w:tcPr>
             <w:tcW w:w="370" w:type="dxa"/>
@@ -2009,6 +1967,7 @@
         <w:tc>
           <w:tcPr>
             <w:tcW w:w="2426" w:type="dxa"/>
+            <w:gridSpan w:val="3"/>
           </w:tcPr>
           <w:p>
             <w:r>
@@ -2043,6 +2002,7 @@
         <w:tc>
           <w:tcPr>
             <w:tcW w:w="8244" w:type="dxa"/>
+            <w:gridSpan w:val="9"/>
           </w:tcPr>
           <w:p>
             <w:r>
@@ -2067,6 +2027,10 @@
         </w:tc>
       </w:tr>
       <w:tr>
+        <w:trPr>
+          <w:gridAfter w:val="1"/>
+          <w:wAfter w:w="8" w:type="dxa"/>
+        </w:trPr>
         <w:tc>
           <w:tcPr>
             <w:tcW w:w="370" w:type="dxa"/>
@@ -2080,6 +2044,7 @@
         <w:tc>
           <w:tcPr>
             <w:tcW w:w="2426" w:type="dxa"/>
+            <w:gridSpan w:val="3"/>
           </w:tcPr>
           <w:p>
             <w:r>
@@ -2114,6 +2079,7 @@
         <w:tc>
           <w:tcPr>
             <w:tcW w:w="8244" w:type="dxa"/>
+            <w:gridSpan w:val="9"/>
           </w:tcPr>
           <w:p>
             <w:r>
@@ -2138,6 +2104,10 @@
         </w:tc>
       </w:tr>
       <w:tr>
+        <w:trPr>
+          <w:gridAfter w:val="1"/>
+          <w:wAfter w:w="8" w:type="dxa"/>
+        </w:trPr>
         <w:tc>
           <w:tcPr>
             <w:tcW w:w="370" w:type="dxa"/>
@@ -2151,6 +2121,7 @@
         <w:tc>
           <w:tcPr>
             <w:tcW w:w="2426" w:type="dxa"/>
+            <w:gridSpan w:val="3"/>
           </w:tcPr>
           <w:p>
             <w:r>
@@ -2185,6 +2156,7 @@
         <w:tc>
           <w:tcPr>
             <w:tcW w:w="8244" w:type="dxa"/>
+            <w:gridSpan w:val="9"/>
           </w:tcPr>
           <w:p>
             <w:r>
@@ -2209,6 +2181,10 @@
         </w:tc>
       </w:tr>
       <w:tr>
+        <w:trPr>
+          <w:gridAfter w:val="1"/>
+          <w:wAfter w:w="8" w:type="dxa"/>
+        </w:trPr>
         <w:tc>
           <w:tcPr>
             <w:tcW w:w="370" w:type="dxa"/>
@@ -2222,6 +2198,7 @@
         <w:tc>
           <w:tcPr>
             <w:tcW w:w="2426" w:type="dxa"/>
+            <w:gridSpan w:val="3"/>
           </w:tcPr>
           <w:p>
             <w:proofErr w:type="spellStart"/>
@@ -2253,6 +2230,7 @@
         <w:tc>
           <w:tcPr>
             <w:tcW w:w="8244" w:type="dxa"/>
+            <w:gridSpan w:val="9"/>
           </w:tcPr>
           <w:p>
             <w:pPr>
@@ -2269,24 +2247,15 @@
           </w:p>
         </w:tc>
       </w:tr>
-    </w:tbl>
-    <w:p/>
-    <w:tbl>
-      <w:tblPr>
-        <w:tblStyle w:val="TableGrid"/>
-        <w:tblW w:w="11307" w:type="dxa"/>
-        <w:tblLook w:val="04A0" w:firstRow="1" w:lastRow="0" w:firstColumn="1" w:lastColumn="0" w:noHBand="0" w:noVBand="1"/>
-      </w:tblPr>
-      <w:tblGrid>
-        <w:gridCol w:w="2802"/>
-        <w:gridCol w:w="283"/>
-        <w:gridCol w:w="8222"/>
-      </w:tblGrid>
       <w:tr>
+        <w:trPr>
+          <w:gridAfter w:val="1"/>
+          <w:wAfter w:w="8" w:type="dxa"/>
+        </w:trPr>
         <w:tc>
           <w:tcPr>
             <w:tcW w:w="11307" w:type="dxa"/>
-            <w:gridSpan w:val="3"/>
+            <w:gridSpan w:val="15"/>
           </w:tcPr>
           <w:p>
             <w:pPr>
@@ -2304,6 +2273,323 @@
                 <w:szCs w:val="20"/>
               </w:rPr>
               <w:t>HASIL PEMERIKSAAN PENUNJANG</w:t>
+            </w:r>
+          </w:p>
+        </w:tc>
+      </w:tr>
+      <w:tr>
+        <w:trPr>
+          <w:gridAfter w:val="1"/>
+          <w:wAfter w:w="8" w:type="dxa"/>
+        </w:trPr>
+        <w:tc>
+          <w:tcPr>
+            <w:tcW w:w="2802" w:type="dxa"/>
+            <w:gridSpan w:val="5"/>
+          </w:tcPr>
+          <w:p>
+            <w:r>
+              <w:t xml:space="preserve">Hasil </w:t>
+            </w:r>
+            <w:proofErr w:type="spellStart"/>
+            <w:r>
+              <w:t>Laboratorium</w:t>
+            </w:r>
+            <w:proofErr w:type="spellEnd"/>
+          </w:p>
+        </w:tc>
+        <w:tc>
+          <w:tcPr>
+            <w:tcW w:w="283" w:type="dxa"/>
+            <w:gridSpan w:val="2"/>
+          </w:tcPr>
+          <w:p>
+            <w:r>
+              <w:t>:</w:t>
+            </w:r>
+          </w:p>
+        </w:tc>
+        <w:tc>
+          <w:tcPr>
+            <w:tcW w:w="8222" w:type="dxa"/>
+            <w:gridSpan w:val="8"/>
+          </w:tcPr>
+          <w:p>
+            <w:pPr>
+              <w:rPr>
+                <w:sz w:val="17"/>
+              </w:rPr>
+            </w:pPr>
+            <w:r>
+              <w:rPr>
+                <w:sz w:val="17"/>
+              </w:rPr>
+              <w:t>${HASIL_LABORATORIUM}</w:t>
+            </w:r>
+          </w:p>
+        </w:tc>
+      </w:tr>
+      <w:tr>
+        <w:trPr>
+          <w:gridAfter w:val="1"/>
+          <w:wAfter w:w="8" w:type="dxa"/>
+        </w:trPr>
+        <w:tc>
+          <w:tcPr>
+            <w:tcW w:w="2802" w:type="dxa"/>
+            <w:gridSpan w:val="5"/>
+          </w:tcPr>
+          <w:p>
+            <w:r>
+              <w:t xml:space="preserve">Hasil </w:t>
+            </w:r>
+            <w:proofErr w:type="spellStart"/>
+            <w:r>
+              <w:t>Radiologi</w:t>
+            </w:r>
+            <w:proofErr w:type="spellEnd"/>
+          </w:p>
+        </w:tc>
+        <w:tc>
+          <w:tcPr>
+            <w:tcW w:w="283" w:type="dxa"/>
+            <w:gridSpan w:val="2"/>
+          </w:tcPr>
+          <w:p>
+            <w:r>
+              <w:t>:</w:t>
+            </w:r>
+          </w:p>
+        </w:tc>
+        <w:tc>
+          <w:tcPr>
+            <w:tcW w:w="8222" w:type="dxa"/>
+            <w:gridSpan w:val="8"/>
+          </w:tcPr>
+          <w:p>
+            <w:pPr>
+              <w:rPr>
+                <w:sz w:val="17"/>
+              </w:rPr>
+            </w:pPr>
+            <w:r>
+              <w:rPr>
+                <w:sz w:val="17"/>
+              </w:rPr>
+              <w:t>${HASIL_RADIOLOGI}</w:t>
+            </w:r>
+          </w:p>
+        </w:tc>
+      </w:tr>
+      <w:tr>
+        <w:trPr>
+          <w:gridAfter w:val="1"/>
+          <w:wAfter w:w="8" w:type="dxa"/>
+        </w:trPr>
+        <w:tc>
+          <w:tcPr>
+            <w:tcW w:w="11307" w:type="dxa"/>
+            <w:gridSpan w:val="15"/>
+          </w:tcPr>
+          <w:p>
+            <w:pPr>
+              <w:rPr>
+                <w:sz w:val="17"/>
+              </w:rPr>
+            </w:pPr>
+            <w:r>
+              <w:rPr>
+                <w:b/>
+                <w:bCs/>
+                <w:sz w:val="20"/>
+                <w:szCs w:val="20"/>
+              </w:rPr>
+              <w:t>DIAGNOSIS</w:t>
+            </w:r>
+          </w:p>
+        </w:tc>
+      </w:tr>
+      <w:tr>
+        <w:trPr>
+          <w:gridAfter w:val="1"/>
+          <w:wAfter w:w="8" w:type="dxa"/>
+        </w:trPr>
+        <w:tc>
+          <w:tcPr>
+            <w:tcW w:w="11307" w:type="dxa"/>
+            <w:gridSpan w:val="15"/>
+          </w:tcPr>
+          <w:p>
+            <w:pPr>
+              <w:rPr>
+                <w:sz w:val="17"/>
+              </w:rPr>
+            </w:pPr>
+            <w:r>
+              <w:rPr>
+                <w:sz w:val="17"/>
+              </w:rPr>
+              <w:t>${DIAGNOSIS}</w:t>
+            </w:r>
+          </w:p>
+        </w:tc>
+      </w:tr>
+      <w:tr>
+        <w:trPr>
+          <w:gridAfter w:val="1"/>
+          <w:wAfter w:w="8" w:type="dxa"/>
+        </w:trPr>
+        <w:tc>
+          <w:tcPr>
+            <w:tcW w:w="11307" w:type="dxa"/>
+            <w:gridSpan w:val="15"/>
+          </w:tcPr>
+          <w:p>
+            <w:pPr>
+              <w:rPr>
+                <w:sz w:val="17"/>
+              </w:rPr>
+            </w:pPr>
+            <w:r>
+              <w:rPr>
+                <w:b/>
+                <w:bCs/>
+                <w:sz w:val="20"/>
+                <w:szCs w:val="20"/>
+              </w:rPr>
+              <w:t>PERENCANAAN TERAPI</w:t>
+            </w:r>
+          </w:p>
+        </w:tc>
+      </w:tr>
+      <w:tr>
+        <w:trPr>
+          <w:gridAfter w:val="1"/>
+          <w:wAfter w:w="8" w:type="dxa"/>
+        </w:trPr>
+        <w:tc>
+          <w:tcPr>
+            <w:tcW w:w="11307" w:type="dxa"/>
+            <w:gridSpan w:val="15"/>
+          </w:tcPr>
+          <w:p>
+            <w:r>
+              <w:t>${</w:t>
+            </w:r>
+            <w:r>
+              <w:t>PERENCANAAN_TERAPI</w:t>
+            </w:r>
+            <w:r>
+              <w:t>}</w:t>
+            </w:r>
+          </w:p>
+        </w:tc>
+      </w:tr>
+      <w:tr>
+        <w:trPr>
+          <w:gridAfter w:val="1"/>
+          <w:wAfter w:w="8" w:type="dxa"/>
+        </w:trPr>
+        <w:tc>
+          <w:tcPr>
+            <w:tcW w:w="11307" w:type="dxa"/>
+            <w:gridSpan w:val="15"/>
+          </w:tcPr>
+          <w:p>
+            <w:pPr>
+              <w:rPr>
+                <w:sz w:val="17"/>
+              </w:rPr>
+            </w:pPr>
+            <w:r>
+              <w:rPr>
+                <w:b/>
+                <w:bCs/>
+                <w:sz w:val="20"/>
+                <w:szCs w:val="20"/>
+              </w:rPr>
+              <w:t>HASIL LAPOR DPJP</w:t>
+            </w:r>
+          </w:p>
+        </w:tc>
+      </w:tr>
+      <w:tr>
+        <w:trPr>
+          <w:gridAfter w:val="1"/>
+          <w:wAfter w:w="8" w:type="dxa"/>
+        </w:trPr>
+        <w:tc>
+          <w:tcPr>
+            <w:tcW w:w="11307" w:type="dxa"/>
+            <w:gridSpan w:val="15"/>
+          </w:tcPr>
+          <w:p>
+            <w:r>
+              <w:t>${</w:t>
+            </w:r>
+            <w:r>
+              <w:t>HASIL_LAPOR_DPJP</w:t>
+            </w:r>
+            <w:r>
+              <w:t>}</w:t>
+            </w:r>
+          </w:p>
+        </w:tc>
+      </w:tr>
+      <w:tr>
+        <w:trPr>
+          <w:gridAfter w:val="1"/>
+          <w:wAfter w:w="8" w:type="dxa"/>
+        </w:trPr>
+        <w:tc>
+          <w:tcPr>
+            <w:tcW w:w="11307" w:type="dxa"/>
+            <w:gridSpan w:val="15"/>
+          </w:tcPr>
+          <w:p>
+            <w:pPr>
+              <w:keepNext/>
+              <w:rPr>
+                <w:lang w:val="en-ID"/>
+              </w:rPr>
+            </w:pPr>
+            <w:r>
+              <w:rPr>
+                <w:b/>
+                <w:bCs/>
+                <w:sz w:val="20"/>
+                <w:szCs w:val="20"/>
+              </w:rPr>
+              <w:t>TINDAK LANJUT</w:t>
+            </w:r>
+          </w:p>
+        </w:tc>
+      </w:tr>
+      <w:tr>
+        <w:trPr>
+          <w:gridAfter w:val="1"/>
+          <w:wAfter w:w="8" w:type="dxa"/>
+        </w:trPr>
+        <w:tc>
+          <w:tcPr>
+            <w:tcW w:w="11307" w:type="dxa"/>
+            <w:gridSpan w:val="15"/>
+          </w:tcPr>
+          <w:p>
+            <w:pPr>
+              <w:keepNext/>
+            </w:pPr>
+            <w:r>
+              <w:t>${</w:t>
+            </w:r>
+            <w:r>
+              <w:rPr>
+                <w:lang w:val="en-ID"/>
+              </w:rPr>
+              <w:t>TINDAK_LANJUT</w:t>
+            </w:r>
+            <w:r>
+              <w:t>}</w:t>
             </w:r>
           </w:p>
         </w:tc>
@@ -2311,17 +2597,16 @@
       <w:tr>
         <w:tc>
           <w:tcPr>
-            <w:tcW w:w="2802" w:type="dxa"/>
+            <w:tcW w:w="2235" w:type="dxa"/>
+            <w:gridSpan w:val="2"/>
           </w:tcPr>
           <w:p>
-            <w:r>
-              <w:t xml:space="preserve">Hasil </w:t>
-            </w:r>
-            <w:proofErr w:type="spellStart"/>
-            <w:r>
-              <w:t>Laboratorium</w:t>
-            </w:r>
-            <w:proofErr w:type="spellEnd"/>
+            <w:pPr>
+              <w:keepNext/>
+            </w:pPr>
+            <w:r>
+              <w:t>CARA KELUAR</w:t>
+            </w:r>
           </w:p>
         </w:tc>
         <w:tc>
@@ -2329,298 +2614,9 @@
             <w:tcW w:w="283" w:type="dxa"/>
           </w:tcPr>
           <w:p>
-            <w:r>
-              <w:t>:</w:t>
-            </w:r>
-          </w:p>
-        </w:tc>
-        <w:tc>
-          <w:tcPr>
-            <w:tcW w:w="8222" w:type="dxa"/>
-          </w:tcPr>
-          <w:p>
             <w:pPr>
-              <w:rPr>
-                <w:sz w:val="17"/>
-              </w:rPr>
+              <w:keepNext/>
             </w:pPr>
-            <w:r>
-              <w:rPr>
-                <w:sz w:val="17"/>
-              </w:rPr>
-              <w:t>${HASIL_LABORATORIUM}</w:t>
-            </w:r>
-          </w:p>
-        </w:tc>
-      </w:tr>
-      <w:tr>
-        <w:tc>
-          <w:tcPr>
-            <w:tcW w:w="2802" w:type="dxa"/>
-          </w:tcPr>
-          <w:p>
-            <w:r>
-              <w:t xml:space="preserve">Hasil </w:t>
-            </w:r>
-            <w:proofErr w:type="spellStart"/>
-            <w:r>
-              <w:t>Radiologi</w:t>
-            </w:r>
-            <w:proofErr w:type="spellEnd"/>
-          </w:p>
-        </w:tc>
-        <w:tc>
-          <w:tcPr>
-            <w:tcW w:w="283" w:type="dxa"/>
-          </w:tcPr>
-          <w:p>
-            <w:r>
-              <w:t>:</w:t>
-            </w:r>
-          </w:p>
-        </w:tc>
-        <w:tc>
-          <w:tcPr>
-            <w:tcW w:w="8222" w:type="dxa"/>
-          </w:tcPr>
-          <w:p>
-            <w:pPr>
-              <w:rPr>
-                <w:sz w:val="17"/>
-              </w:rPr>
-            </w:pPr>
-            <w:r>
-              <w:rPr>
-                <w:sz w:val="17"/>
-              </w:rPr>
-              <w:t>${HASIL_RADIOLOGI}</w:t>
-            </w:r>
-          </w:p>
-        </w:tc>
-      </w:tr>
-    </w:tbl>
-    <w:p/>
-    <w:tbl>
-      <w:tblPr>
-        <w:tblStyle w:val="TableGrid"/>
-        <w:tblW w:w="0" w:type="auto"/>
-        <w:tblLook w:val="04A0" w:firstRow="1" w:lastRow="0" w:firstColumn="1" w:lastColumn="0" w:noHBand="0" w:noVBand="1"/>
-      </w:tblPr>
-      <w:tblGrid>
-        <w:gridCol w:w="11307"/>
-      </w:tblGrid>
-      <w:tr>
-        <w:tc>
-          <w:tcPr>
-            <w:tcW w:w="11307" w:type="dxa"/>
-          </w:tcPr>
-          <w:p>
-            <w:pPr>
-              <w:rPr>
-                <w:sz w:val="17"/>
-              </w:rPr>
-            </w:pPr>
-            <w:r>
-              <w:rPr>
-                <w:b/>
-                <w:bCs/>
-                <w:sz w:val="20"/>
-                <w:szCs w:val="20"/>
-              </w:rPr>
-              <w:t>DIAGNOSIS</w:t>
-            </w:r>
-          </w:p>
-        </w:tc>
-      </w:tr>
-      <w:tr>
-        <w:tc>
-          <w:tcPr>
-            <w:tcW w:w="11307" w:type="dxa"/>
-          </w:tcPr>
-          <w:p>
-            <w:pPr>
-              <w:rPr>
-                <w:sz w:val="17"/>
-              </w:rPr>
-            </w:pPr>
-            <w:r>
-              <w:rPr>
-                <w:sz w:val="17"/>
-              </w:rPr>
-              <w:t>${DIAGNOSIS}</w:t>
-            </w:r>
-          </w:p>
-        </w:tc>
-      </w:tr>
-    </w:tbl>
-    <w:p/>
-    <w:tbl>
-      <w:tblPr>
-        <w:tblStyle w:val="TableGrid"/>
-        <w:tblW w:w="0" w:type="auto"/>
-        <w:tblLook w:val="04A0" w:firstRow="1" w:lastRow="0" w:firstColumn="1" w:lastColumn="0" w:noHBand="0" w:noVBand="1"/>
-      </w:tblPr>
-      <w:tblGrid>
-        <w:gridCol w:w="11307"/>
-      </w:tblGrid>
-      <w:tr>
-        <w:tc>
-          <w:tcPr>
-            <w:tcW w:w="11307" w:type="dxa"/>
-          </w:tcPr>
-          <w:p>
-            <w:pPr>
-              <w:rPr>
-                <w:sz w:val="17"/>
-              </w:rPr>
-            </w:pPr>
-            <w:r>
-              <w:rPr>
-                <w:b/>
-                <w:bCs/>
-                <w:sz w:val="20"/>
-                <w:szCs w:val="20"/>
-              </w:rPr>
-              <w:t>PERENCANAAN TERAPI</w:t>
-            </w:r>
-          </w:p>
-        </w:tc>
-      </w:tr>
-      <w:tr>
-        <w:tc>
-          <w:tcPr>
-            <w:tcW w:w="11307" w:type="dxa"/>
-          </w:tcPr>
-          <w:p>
-            <w:r>
-              <w:t>${</w:t>
-            </w:r>
-            <w:r>
-              <w:t>PERENCANAAN_TERAPI</w:t>
-            </w:r>
-            <w:r>
-              <w:t>}</w:t>
-            </w:r>
-          </w:p>
-        </w:tc>
-      </w:tr>
-      <w:tr>
-        <w:tc>
-          <w:tcPr>
-            <w:tcW w:w="11307" w:type="dxa"/>
-          </w:tcPr>
-          <w:p>
-            <w:pPr>
-              <w:rPr>
-                <w:sz w:val="17"/>
-              </w:rPr>
-            </w:pPr>
-            <w:r>
-              <w:rPr>
-                <w:b/>
-                <w:bCs/>
-                <w:sz w:val="20"/>
-                <w:szCs w:val="20"/>
-              </w:rPr>
-              <w:t>HASIL LAPOR DPJP</w:t>
-            </w:r>
-          </w:p>
-        </w:tc>
-      </w:tr>
-      <w:tr>
-        <w:tc>
-          <w:tcPr>
-            <w:tcW w:w="11307" w:type="dxa"/>
-          </w:tcPr>
-          <w:p>
-            <w:r>
-              <w:t>${</w:t>
-            </w:r>
-            <w:r>
-              <w:t>HASIL_LAPOR_DPJP</w:t>
-            </w:r>
-            <w:r>
-              <w:t>}</w:t>
-            </w:r>
-          </w:p>
-        </w:tc>
-      </w:tr>
-      <w:tr>
-        <w:tc>
-          <w:tcPr>
-            <w:tcW w:w="11307" w:type="dxa"/>
-          </w:tcPr>
-          <w:p>
-            <w:pPr>
-              <w:rPr>
-                <w:lang w:val="en-ID"/>
-              </w:rPr>
-            </w:pPr>
-            <w:r>
-              <w:rPr>
-                <w:b/>
-                <w:bCs/>
-                <w:sz w:val="20"/>
-                <w:szCs w:val="20"/>
-              </w:rPr>
-              <w:t>TINDAK LANJUT</w:t>
-            </w:r>
-          </w:p>
-        </w:tc>
-      </w:tr>
-      <w:tr>
-        <w:tc>
-          <w:tcPr>
-            <w:tcW w:w="11307" w:type="dxa"/>
-          </w:tcPr>
-          <w:p>
-            <w:r>
-              <w:t>${</w:t>
-            </w:r>
-            <w:r>
-              <w:rPr>
-                <w:lang w:val="en-ID"/>
-              </w:rPr>
-              <w:t>TINDAK_LANJUT</w:t>
-            </w:r>
-            <w:r>
-              <w:t>}</w:t>
-            </w:r>
-          </w:p>
-        </w:tc>
-      </w:tr>
-    </w:tbl>
-    <w:p/>
-    <w:tbl>
-      <w:tblPr>
-        <w:tblStyle w:val="TableGrid"/>
-        <w:tblW w:w="0" w:type="auto"/>
-        <w:tblLook w:val="04A0" w:firstRow="1" w:lastRow="0" w:firstColumn="1" w:lastColumn="0" w:noHBand="0" w:noVBand="1"/>
-      </w:tblPr>
-      <w:tblGrid>
-        <w:gridCol w:w="2235"/>
-        <w:gridCol w:w="283"/>
-        <w:gridCol w:w="2977"/>
-        <w:gridCol w:w="1986"/>
-        <w:gridCol w:w="284"/>
-        <w:gridCol w:w="3550"/>
-      </w:tblGrid>
-      <w:tr>
-        <w:tc>
-          <w:tcPr>
-            <w:tcW w:w="2235" w:type="dxa"/>
-          </w:tcPr>
-          <w:p>
-            <w:r>
-              <w:t>CARA KELUAR</w:t>
-            </w:r>
-          </w:p>
-        </w:tc>
-        <w:tc>
-          <w:tcPr>
-            <w:tcW w:w="283" w:type="dxa"/>
-          </w:tcPr>
-          <w:p>
             <w:r>
               <w:t>:</w:t>
             </w:r>
@@ -2629,9 +2625,11 @@
         <w:tc>
           <w:tcPr>
             <w:tcW w:w="2977" w:type="dxa"/>
+            <w:gridSpan w:val="5"/>
           </w:tcPr>
           <w:p>
             <w:pPr>
+              <w:keepNext/>
               <w:rPr>
                 <w:sz w:val="17"/>
               </w:rPr>
@@ -2647,9 +2645,11 @@
         <w:tc>
           <w:tcPr>
             <w:tcW w:w="1986" w:type="dxa"/>
+            <w:gridSpan w:val="3"/>
           </w:tcPr>
           <w:p>
             <w:pPr>
+              <w:keepNext/>
               <w:ind w:right="-105"/>
             </w:pPr>
             <w:r>
@@ -2662,6 +2662,9 @@
             <w:tcW w:w="284" w:type="dxa"/>
           </w:tcPr>
           <w:p>
+            <w:pPr>
+              <w:keepNext/>
+            </w:pPr>
             <w:r>
               <w:t>:</w:t>
             </w:r>
@@ -2670,8 +2673,12 @@
         <w:tc>
           <w:tcPr>
             <w:tcW w:w="3550" w:type="dxa"/>
+            <w:gridSpan w:val="4"/>
           </w:tcPr>
           <w:p>
+            <w:pPr>
+              <w:keepNext/>
+            </w:pPr>
             <w:r>
               <w:rPr>
                 <w:sz w:val="17"/>
@@ -2681,31 +2688,30 @@
           </w:p>
         </w:tc>
       </w:tr>
-    </w:tbl>
-    <w:p/>
-    <w:tbl>
-      <w:tblPr>
-        <w:tblStyle w:val="TableGrid"/>
-        <w:tblW w:w="0" w:type="auto"/>
-        <w:tblLook w:val="04A0" w:firstRow="1" w:lastRow="0" w:firstColumn="1" w:lastColumn="0" w:noHBand="0" w:noVBand="1"/>
-      </w:tblPr>
-      <w:tblGrid>
-        <w:gridCol w:w="5778"/>
-        <w:gridCol w:w="5529"/>
-      </w:tblGrid>
       <w:tr>
+        <w:trPr>
+          <w:gridAfter w:val="1"/>
+          <w:wAfter w:w="8" w:type="dxa"/>
+        </w:trPr>
         <w:tc>
           <w:tcPr>
             <w:tcW w:w="5778" w:type="dxa"/>
+            <w:gridSpan w:val="9"/>
           </w:tcPr>
-          <w:p/>
+          <w:p>
+            <w:pPr>
+              <w:keepNext/>
+            </w:pPr>
+          </w:p>
         </w:tc>
         <w:tc>
           <w:tcPr>
             <w:tcW w:w="5529" w:type="dxa"/>
+            <w:gridSpan w:val="6"/>
           </w:tcPr>
           <w:p>
             <w:pPr>
+              <w:keepNext/>
               <w:jc w:val="center"/>
               <w:rPr>
                 <w:b/>
@@ -2761,6 +2767,7 @@
           </w:p>
           <w:p>
             <w:pPr>
+              <w:keepNext/>
               <w:jc w:val="center"/>
               <w:rPr>
                 <w:b/>
@@ -2775,7 +2782,7 @@
               <mc:AlternateContent>
                 <mc:Choice Requires="wps">
                   <w:drawing>
-                    <wp:anchor distT="0" distB="0" distL="114300" distR="114300" simplePos="0" relativeHeight="251668480" behindDoc="0" locked="0" layoutInCell="1" allowOverlap="1" wp14:anchorId="1B7476A5" wp14:editId="47300360">
+                    <wp:anchor distT="0" distB="0" distL="114300" distR="114300" simplePos="0" relativeHeight="251656704" behindDoc="0" locked="0" layoutInCell="1" allowOverlap="1" wp14:anchorId="1B7476A5" wp14:editId="47300360">
                       <wp:simplePos x="0" y="0"/>
                       <wp:positionH relativeFrom="column">
                         <wp:posOffset>508000</wp:posOffset>
@@ -2853,7 +2860,7 @@
                       <v:stroke joinstyle="miter"/>
                       <v:path gradientshapeok="t" o:connecttype="rect"/>
                     </v:shapetype>
-                    <v:shape id="Text Box 7" o:spid="_x0000_s1026" type="#_x0000_t202" style="position:absolute;left:0;text-align:left;margin-left:40pt;margin-top:10.05pt;width:188.15pt;height:91.85pt;z-index:251668480;visibility:visible;mso-wrap-style:square;mso-width-percent:0;mso-height-percent:0;mso-wrap-distance-left:9pt;mso-wrap-distance-top:0;mso-wrap-distance-right:9pt;mso-wrap-distance-bottom:0;mso-position-horizontal:absolute;mso-position-horizontal-relative:text;mso-position-vertical:absolute;mso-position-vertical-relative:text;mso-width-percent:0;mso-height-percent:0;mso-width-relative:margin;mso-height-relative:margin;v-text-anchor:middle" o:gfxdata="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" filled="f" stroked="f" strokeweight=".5pt">
+                    <v:shape id="Text Box 7" o:spid="_x0000_s1026" type="#_x0000_t202" style="position:absolute;left:0;text-align:left;margin-left:40pt;margin-top:10.05pt;width:188.15pt;height:91.85pt;z-index:251656704;visibility:visible;mso-wrap-style:square;mso-width-percent:0;mso-height-percent:0;mso-wrap-distance-left:9pt;mso-wrap-distance-top:0;mso-wrap-distance-right:9pt;mso-wrap-distance-bottom:0;mso-position-horizontal:absolute;mso-position-horizontal-relative:text;mso-position-vertical:absolute;mso-position-vertical-relative:text;mso-width-percent:0;mso-height-percent:0;mso-width-relative:margin;mso-height-relative:margin;v-text-anchor:middle" o:gfxdata="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" filled="f" stroked="f" strokeweight=".5pt">
                       <v:textbox>
                         <w:txbxContent>
                           <w:p>
@@ -2918,6 +2925,7 @@
           </w:p>
           <w:p>
             <w:pPr>
+              <w:keepNext/>
               <w:jc w:val="center"/>
               <w:rPr>
                 <w:b/>
@@ -2934,31 +2942,37 @@
           </w:p>
           <w:p>
             <w:pPr>
+              <w:keepNext/>
               <w:jc w:val="center"/>
             </w:pPr>
           </w:p>
           <w:p>
             <w:pPr>
+              <w:keepNext/>
               <w:jc w:val="center"/>
             </w:pPr>
           </w:p>
           <w:p>
             <w:pPr>
+              <w:keepNext/>
               <w:jc w:val="center"/>
             </w:pPr>
           </w:p>
           <w:p>
             <w:pPr>
+              <w:keepNext/>
               <w:jc w:val="center"/>
             </w:pPr>
           </w:p>
           <w:p>
             <w:pPr>
+              <w:keepNext/>
               <w:jc w:val="center"/>
             </w:pPr>
           </w:p>
           <w:p>
             <w:pPr>
+              <w:keepNext/>
               <w:jc w:val="center"/>
             </w:pPr>
             <w:proofErr w:type="gramStart"/>
@@ -2997,6 +3011,7 @@
           </w:p>
           <w:p>
             <w:pPr>
+              <w:keepNext/>
               <w:jc w:val="center"/>
               <w:rPr>
                 <w:lang w:val="en-ID"/>

--- a/public/doc/emr/print_radar_dokter.docx
+++ b/public/doc/emr/print_radar_dokter.docx
@@ -24,12 +24,9 @@
         <w:gridCol w:w="423"/>
         <w:gridCol w:w="240"/>
         <w:gridCol w:w="2879"/>
-        <w:gridCol w:w="8"/>
       </w:tblGrid>
       <w:tr>
         <w:trPr>
-          <w:gridAfter w:val="1"/>
-          <w:wAfter w:w="8" w:type="dxa"/>
           <w:trHeight w:val="989"/>
         </w:trPr>
         <w:tc>
@@ -54,7 +51,7 @@
                 <w:noProof/>
               </w:rPr>
               <w:drawing>
-                <wp:anchor distT="0" distB="0" distL="114300" distR="114300" simplePos="0" relativeHeight="251659776" behindDoc="0" locked="0" layoutInCell="1" allowOverlap="1" wp14:anchorId="3EB698E0" wp14:editId="65436259">
+                <wp:anchor distT="0" distB="0" distL="114300" distR="114300" simplePos="0" relativeHeight="251658752" behindDoc="0" locked="0" layoutInCell="1" allowOverlap="1" wp14:anchorId="3EB698E0" wp14:editId="65436259">
                   <wp:simplePos x="0" y="0"/>
                   <wp:positionH relativeFrom="column">
                     <wp:posOffset>-25400</wp:posOffset>
@@ -497,10 +494,6 @@
         </w:tc>
       </w:tr>
       <w:tr>
-        <w:trPr>
-          <w:gridAfter w:val="1"/>
-          <w:wAfter w:w="8" w:type="dxa"/>
-        </w:trPr>
         <w:tc>
           <w:tcPr>
             <w:tcW w:w="11307" w:type="dxa"/>
@@ -563,10 +556,6 @@
         </w:tc>
       </w:tr>
       <w:tr>
-        <w:trPr>
-          <w:gridAfter w:val="1"/>
-          <w:wAfter w:w="8" w:type="dxa"/>
-        </w:trPr>
         <w:tc>
           <w:tcPr>
             <w:tcW w:w="11307" w:type="dxa"/>
@@ -602,10 +591,6 @@
         </w:tc>
       </w:tr>
       <w:tr>
-        <w:trPr>
-          <w:gridAfter w:val="1"/>
-          <w:wAfter w:w="8" w:type="dxa"/>
-        </w:trPr>
         <w:tc>
           <w:tcPr>
             <w:tcW w:w="11307" w:type="dxa"/>
@@ -634,10 +619,6 @@
         </w:tc>
       </w:tr>
       <w:tr>
-        <w:trPr>
-          <w:gridAfter w:val="1"/>
-          <w:wAfter w:w="8" w:type="dxa"/>
-        </w:trPr>
         <w:tc>
           <w:tcPr>
             <w:tcW w:w="5778" w:type="dxa"/>
@@ -752,8 +733,8 @@
       <w:tr>
         <w:tc>
           <w:tcPr>
-            <w:tcW w:w="11315" w:type="dxa"/>
-            <w:gridSpan w:val="16"/>
+            <w:tcW w:w="11307" w:type="dxa"/>
+            <w:gridSpan w:val="15"/>
           </w:tcPr>
           <w:p>
             <w:r>
@@ -794,8 +775,8 @@
         </w:tc>
         <w:tc>
           <w:tcPr>
-            <w:tcW w:w="8797" w:type="dxa"/>
-            <w:gridSpan w:val="13"/>
+            <w:tcW w:w="8789" w:type="dxa"/>
+            <w:gridSpan w:val="12"/>
           </w:tcPr>
           <w:p>
             <w:r>
@@ -833,8 +814,8 @@
         </w:tc>
         <w:tc>
           <w:tcPr>
-            <w:tcW w:w="8797" w:type="dxa"/>
-            <w:gridSpan w:val="13"/>
+            <w:tcW w:w="8789" w:type="dxa"/>
+            <w:gridSpan w:val="12"/>
           </w:tcPr>
           <w:p>
             <w:r>
@@ -872,8 +853,8 @@
         </w:tc>
         <w:tc>
           <w:tcPr>
-            <w:tcW w:w="8797" w:type="dxa"/>
-            <w:gridSpan w:val="13"/>
+            <w:tcW w:w="8789" w:type="dxa"/>
+            <w:gridSpan w:val="12"/>
           </w:tcPr>
           <w:p>
             <w:r>
@@ -909,8 +890,8 @@
         </w:tc>
         <w:tc>
           <w:tcPr>
-            <w:tcW w:w="8797" w:type="dxa"/>
-            <w:gridSpan w:val="13"/>
+            <w:tcW w:w="8789" w:type="dxa"/>
+            <w:gridSpan w:val="12"/>
           </w:tcPr>
           <w:p>
             <w:r>
@@ -946,8 +927,8 @@
         </w:tc>
         <w:tc>
           <w:tcPr>
-            <w:tcW w:w="8797" w:type="dxa"/>
-            <w:gridSpan w:val="13"/>
+            <w:tcW w:w="8789" w:type="dxa"/>
+            <w:gridSpan w:val="12"/>
           </w:tcPr>
           <w:p>
             <w:pPr>
@@ -967,8 +948,8 @@
       <w:tr>
         <w:tc>
           <w:tcPr>
-            <w:tcW w:w="11315" w:type="dxa"/>
-            <w:gridSpan w:val="16"/>
+            <w:tcW w:w="11307" w:type="dxa"/>
+            <w:gridSpan w:val="15"/>
           </w:tcPr>
           <w:p>
             <w:r>
@@ -1017,8 +998,8 @@
         </w:tc>
         <w:tc>
           <w:tcPr>
-            <w:tcW w:w="8797" w:type="dxa"/>
-            <w:gridSpan w:val="13"/>
+            <w:tcW w:w="8789" w:type="dxa"/>
+            <w:gridSpan w:val="12"/>
           </w:tcPr>
           <w:p>
             <w:r>
@@ -1142,8 +1123,8 @@
         </w:tc>
         <w:tc>
           <w:tcPr>
-            <w:tcW w:w="3550" w:type="dxa"/>
-            <w:gridSpan w:val="4"/>
+            <w:tcW w:w="3542" w:type="dxa"/>
+            <w:gridSpan w:val="3"/>
           </w:tcPr>
           <w:p>
             <w:r>
@@ -1191,8 +1172,8 @@
         </w:tc>
         <w:tc>
           <w:tcPr>
-            <w:tcW w:w="5537" w:type="dxa"/>
-            <w:gridSpan w:val="7"/>
+            <w:tcW w:w="5529" w:type="dxa"/>
+            <w:gridSpan w:val="6"/>
           </w:tcPr>
           <w:p>
             <w:pPr>
@@ -1326,8 +1307,8 @@
         </w:tc>
         <w:tc>
           <w:tcPr>
-            <w:tcW w:w="3550" w:type="dxa"/>
-            <w:gridSpan w:val="4"/>
+            <w:tcW w:w="3542" w:type="dxa"/>
+            <w:gridSpan w:val="3"/>
           </w:tcPr>
           <w:p>
             <w:r>
@@ -1423,8 +1404,8 @@
         </w:tc>
         <w:tc>
           <w:tcPr>
-            <w:tcW w:w="3550" w:type="dxa"/>
-            <w:gridSpan w:val="4"/>
+            <w:tcW w:w="3542" w:type="dxa"/>
+            <w:gridSpan w:val="3"/>
           </w:tcPr>
           <w:p>
             <w:r>
@@ -1522,8 +1503,8 @@
         </w:tc>
         <w:tc>
           <w:tcPr>
-            <w:tcW w:w="3550" w:type="dxa"/>
-            <w:gridSpan w:val="4"/>
+            <w:tcW w:w="3542" w:type="dxa"/>
+            <w:gridSpan w:val="3"/>
           </w:tcPr>
           <w:p>
             <w:r>
@@ -1617,8 +1598,8 @@
         </w:tc>
         <w:tc>
           <w:tcPr>
-            <w:tcW w:w="3550" w:type="dxa"/>
-            <w:gridSpan w:val="4"/>
+            <w:tcW w:w="3542" w:type="dxa"/>
+            <w:gridSpan w:val="3"/>
             <w:tcBorders>
               <w:bottom w:val="single" w:sz="4" w:space="0" w:color="auto"/>
             </w:tcBorders>
@@ -1712,8 +1693,8 @@
         </w:tc>
         <w:tc>
           <w:tcPr>
-            <w:tcW w:w="3550" w:type="dxa"/>
-            <w:gridSpan w:val="4"/>
+            <w:tcW w:w="3542" w:type="dxa"/>
+            <w:gridSpan w:val="3"/>
           </w:tcPr>
           <w:p>
             <w:pPr>
@@ -1759,8 +1740,8 @@
         </w:tc>
         <w:tc>
           <w:tcPr>
-            <w:tcW w:w="8797" w:type="dxa"/>
-            <w:gridSpan w:val="13"/>
+            <w:tcW w:w="8789" w:type="dxa"/>
+            <w:gridSpan w:val="12"/>
           </w:tcPr>
           <w:p>
             <w:pPr>
@@ -1779,8 +1760,6 @@
       </w:tr>
       <w:tr>
         <w:trPr>
-          <w:gridAfter w:val="1"/>
-          <w:wAfter w:w="8" w:type="dxa"/>
           <w:trHeight w:val="282"/>
         </w:trPr>
         <w:tc>
@@ -1809,8 +1788,6 @@
       </w:tr>
       <w:tr>
         <w:trPr>
-          <w:gridAfter w:val="1"/>
-          <w:wAfter w:w="8" w:type="dxa"/>
           <w:trHeight w:val="282"/>
         </w:trPr>
         <w:tc>
@@ -1881,10 +1858,6 @@
         </w:tc>
       </w:tr>
       <w:tr>
-        <w:trPr>
-          <w:gridAfter w:val="1"/>
-          <w:wAfter w:w="8" w:type="dxa"/>
-        </w:trPr>
         <w:tc>
           <w:tcPr>
             <w:tcW w:w="370" w:type="dxa"/>
@@ -1950,10 +1923,6 @@
         </w:tc>
       </w:tr>
       <w:tr>
-        <w:trPr>
-          <w:gridAfter w:val="1"/>
-          <w:wAfter w:w="8" w:type="dxa"/>
-        </w:trPr>
         <w:tc>
           <w:tcPr>
             <w:tcW w:w="370" w:type="dxa"/>
@@ -2027,10 +1996,6 @@
         </w:tc>
       </w:tr>
       <w:tr>
-        <w:trPr>
-          <w:gridAfter w:val="1"/>
-          <w:wAfter w:w="8" w:type="dxa"/>
-        </w:trPr>
         <w:tc>
           <w:tcPr>
             <w:tcW w:w="370" w:type="dxa"/>
@@ -2104,10 +2069,6 @@
         </w:tc>
       </w:tr>
       <w:tr>
-        <w:trPr>
-          <w:gridAfter w:val="1"/>
-          <w:wAfter w:w="8" w:type="dxa"/>
-        </w:trPr>
         <w:tc>
           <w:tcPr>
             <w:tcW w:w="370" w:type="dxa"/>
@@ -2181,10 +2142,6 @@
         </w:tc>
       </w:tr>
       <w:tr>
-        <w:trPr>
-          <w:gridAfter w:val="1"/>
-          <w:wAfter w:w="8" w:type="dxa"/>
-        </w:trPr>
         <w:tc>
           <w:tcPr>
             <w:tcW w:w="370" w:type="dxa"/>
@@ -2248,10 +2205,6 @@
         </w:tc>
       </w:tr>
       <w:tr>
-        <w:trPr>
-          <w:gridAfter w:val="1"/>
-          <w:wAfter w:w="8" w:type="dxa"/>
-        </w:trPr>
         <w:tc>
           <w:tcPr>
             <w:tcW w:w="11307" w:type="dxa"/>
@@ -2278,10 +2231,6 @@
         </w:tc>
       </w:tr>
       <w:tr>
-        <w:trPr>
-          <w:gridAfter w:val="1"/>
-          <w:wAfter w:w="8" w:type="dxa"/>
-        </w:trPr>
         <w:tc>
           <w:tcPr>
             <w:tcW w:w="2802" w:type="dxa"/>
@@ -2330,10 +2279,6 @@
         </w:tc>
       </w:tr>
       <w:tr>
-        <w:trPr>
-          <w:gridAfter w:val="1"/>
-          <w:wAfter w:w="8" w:type="dxa"/>
-        </w:trPr>
         <w:tc>
           <w:tcPr>
             <w:tcW w:w="2802" w:type="dxa"/>
@@ -2382,10 +2327,6 @@
         </w:tc>
       </w:tr>
       <w:tr>
-        <w:trPr>
-          <w:gridAfter w:val="1"/>
-          <w:wAfter w:w="8" w:type="dxa"/>
-        </w:trPr>
         <w:tc>
           <w:tcPr>
             <w:tcW w:w="11307" w:type="dxa"/>
@@ -2410,10 +2351,6 @@
         </w:tc>
       </w:tr>
       <w:tr>
-        <w:trPr>
-          <w:gridAfter w:val="1"/>
-          <w:wAfter w:w="8" w:type="dxa"/>
-        </w:trPr>
         <w:tc>
           <w:tcPr>
             <w:tcW w:w="11307" w:type="dxa"/>
@@ -2435,10 +2372,6 @@
         </w:tc>
       </w:tr>
       <w:tr>
-        <w:trPr>
-          <w:gridAfter w:val="1"/>
-          <w:wAfter w:w="8" w:type="dxa"/>
-        </w:trPr>
         <w:tc>
           <w:tcPr>
             <w:tcW w:w="11307" w:type="dxa"/>
@@ -2463,10 +2396,6 @@
         </w:tc>
       </w:tr>
       <w:tr>
-        <w:trPr>
-          <w:gridAfter w:val="1"/>
-          <w:wAfter w:w="8" w:type="dxa"/>
-        </w:trPr>
         <w:tc>
           <w:tcPr>
             <w:tcW w:w="11307" w:type="dxa"/>
@@ -2486,10 +2415,6 @@
         </w:tc>
       </w:tr>
       <w:tr>
-        <w:trPr>
-          <w:gridAfter w:val="1"/>
-          <w:wAfter w:w="8" w:type="dxa"/>
-        </w:trPr>
         <w:tc>
           <w:tcPr>
             <w:tcW w:w="11307" w:type="dxa"/>
@@ -2514,10 +2439,6 @@
         </w:tc>
       </w:tr>
       <w:tr>
-        <w:trPr>
-          <w:gridAfter w:val="1"/>
-          <w:wAfter w:w="8" w:type="dxa"/>
-        </w:trPr>
         <w:tc>
           <w:tcPr>
             <w:tcW w:w="11307" w:type="dxa"/>
@@ -2537,10 +2458,6 @@
         </w:tc>
       </w:tr>
       <w:tr>
-        <w:trPr>
-          <w:gridAfter w:val="1"/>
-          <w:wAfter w:w="8" w:type="dxa"/>
-        </w:trPr>
         <w:tc>
           <w:tcPr>
             <w:tcW w:w="11307" w:type="dxa"/>
@@ -2566,14 +2483,13 @@
         </w:tc>
       </w:tr>
       <w:tr>
-        <w:trPr>
-          <w:gridAfter w:val="1"/>
-          <w:wAfter w:w="8" w:type="dxa"/>
-        </w:trPr>
         <w:tc>
           <w:tcPr>
             <w:tcW w:w="11307" w:type="dxa"/>
             <w:gridSpan w:val="15"/>
+            <w:tcBorders>
+              <w:bottom w:val="single" w:sz="4" w:space="0" w:color="auto"/>
+            </w:tcBorders>
           </w:tcPr>
           <w:p>
             <w:pPr>
@@ -2599,6 +2515,9 @@
           <w:tcPr>
             <w:tcW w:w="2235" w:type="dxa"/>
             <w:gridSpan w:val="2"/>
+            <w:tcBorders>
+              <w:bottom w:val="single" w:sz="4" w:space="0" w:color="auto"/>
+            </w:tcBorders>
           </w:tcPr>
           <w:p>
             <w:pPr>
@@ -2612,6 +2531,9 @@
         <w:tc>
           <w:tcPr>
             <w:tcW w:w="283" w:type="dxa"/>
+            <w:tcBorders>
+              <w:bottom w:val="single" w:sz="4" w:space="0" w:color="auto"/>
+            </w:tcBorders>
           </w:tcPr>
           <w:p>
             <w:pPr>
@@ -2626,6 +2548,9 @@
           <w:tcPr>
             <w:tcW w:w="2977" w:type="dxa"/>
             <w:gridSpan w:val="5"/>
+            <w:tcBorders>
+              <w:bottom w:val="single" w:sz="4" w:space="0" w:color="auto"/>
+            </w:tcBorders>
           </w:tcPr>
           <w:p>
             <w:pPr>
@@ -2646,6 +2571,9 @@
           <w:tcPr>
             <w:tcW w:w="1986" w:type="dxa"/>
             <w:gridSpan w:val="3"/>
+            <w:tcBorders>
+              <w:bottom w:val="single" w:sz="4" w:space="0" w:color="auto"/>
+            </w:tcBorders>
           </w:tcPr>
           <w:p>
             <w:pPr>
@@ -2660,6 +2588,9 @@
         <w:tc>
           <w:tcPr>
             <w:tcW w:w="284" w:type="dxa"/>
+            <w:tcBorders>
+              <w:bottom w:val="single" w:sz="4" w:space="0" w:color="auto"/>
+            </w:tcBorders>
           </w:tcPr>
           <w:p>
             <w:pPr>
@@ -2672,8 +2603,11 @@
         </w:tc>
         <w:tc>
           <w:tcPr>
-            <w:tcW w:w="3550" w:type="dxa"/>
-            <w:gridSpan w:val="4"/>
+            <w:tcW w:w="3542" w:type="dxa"/>
+            <w:gridSpan w:val="3"/>
+            <w:tcBorders>
+              <w:bottom w:val="single" w:sz="4" w:space="0" w:color="auto"/>
+            </w:tcBorders>
           </w:tcPr>
           <w:p>
             <w:pPr>
@@ -2689,14 +2623,38 @@
         </w:tc>
       </w:tr>
       <w:tr>
-        <w:trPr>
-          <w:gridAfter w:val="1"/>
-          <w:wAfter w:w="8" w:type="dxa"/>
-        </w:trPr>
+        <w:tc>
+          <w:tcPr>
+            <w:tcW w:w="11307" w:type="dxa"/>
+            <w:gridSpan w:val="15"/>
+            <w:tcBorders>
+              <w:top w:val="single" w:sz="4" w:space="0" w:color="auto"/>
+              <w:left w:val="nil"/>
+              <w:bottom w:val="nil"/>
+              <w:right w:val="nil"/>
+            </w:tcBorders>
+          </w:tcPr>
+          <w:p>
+            <w:pPr>
+              <w:keepNext/>
+              <w:rPr>
+                <w:sz w:val="17"/>
+              </w:rPr>
+            </w:pPr>
+          </w:p>
+        </w:tc>
+      </w:tr>
+      <w:tr>
         <w:tc>
           <w:tcPr>
             <w:tcW w:w="5778" w:type="dxa"/>
             <w:gridSpan w:val="9"/>
+            <w:tcBorders>
+              <w:top w:val="nil"/>
+              <w:left w:val="nil"/>
+              <w:bottom w:val="nil"/>
+              <w:right w:val="nil"/>
+            </w:tcBorders>
           </w:tcPr>
           <w:p>
             <w:pPr>
@@ -2708,6 +2666,12 @@
           <w:tcPr>
             <w:tcW w:w="5529" w:type="dxa"/>
             <w:gridSpan w:val="6"/>
+            <w:tcBorders>
+              <w:top w:val="nil"/>
+              <w:left w:val="nil"/>
+              <w:bottom w:val="nil"/>
+              <w:right w:val="nil"/>
+            </w:tcBorders>
           </w:tcPr>
           <w:p>
             <w:pPr>
@@ -2718,6 +2682,20 @@
                 <w:bCs/>
               </w:rPr>
             </w:pPr>
+            <w:proofErr w:type="spellStart"/>
+            <w:r>
+              <w:rPr>
+                <w:sz w:val="17"/>
+              </w:rPr>
+              <w:t>Sukoharjo</w:t>
+            </w:r>
+            <w:proofErr w:type="spellEnd"/>
+            <w:r>
+              <w:rPr>
+                <w:sz w:val="17"/>
+              </w:rPr>
+              <w:t xml:space="preserve">, </w:t>
+            </w:r>
             <w:r>
               <w:rPr>
                 <w:sz w:val="17"/>
@@ -2737,26 +2715,6 @@
                 <w:lang w:val="en-ID"/>
               </w:rPr>
               <w:t>_TANGGAL</w:t>
-            </w:r>
-            <w:r>
-              <w:rPr>
-                <w:sz w:val="17"/>
-              </w:rPr>
-              <w:t>} ${</w:t>
-            </w:r>
-            <w:r>
-              <w:rPr>
-                <w:sz w:val="17"/>
-                <w:lang w:val="en-ID"/>
-              </w:rPr>
-              <w:t>FINALISASI</w:t>
-            </w:r>
-            <w:r>
-              <w:rPr>
-                <w:sz w:val="17"/>
-                <w:lang w:val="en-ID"/>
-              </w:rPr>
-              <w:t>_JAM</w:t>
             </w:r>
             <w:r>
               <w:rPr>
@@ -2782,7 +2740,7 @@
               <mc:AlternateContent>
                 <mc:Choice Requires="wps">
                   <w:drawing>
-                    <wp:anchor distT="0" distB="0" distL="114300" distR="114300" simplePos="0" relativeHeight="251656704" behindDoc="0" locked="0" layoutInCell="1" allowOverlap="1" wp14:anchorId="1B7476A5" wp14:editId="47300360">
+                    <wp:anchor distT="0" distB="0" distL="114300" distR="114300" simplePos="0" relativeHeight="251657728" behindDoc="0" locked="0" layoutInCell="1" allowOverlap="1" wp14:anchorId="1B7476A5" wp14:editId="47300360">
                       <wp:simplePos x="0" y="0"/>
                       <wp:positionH relativeFrom="column">
                         <wp:posOffset>508000</wp:posOffset>
@@ -2860,7 +2818,7 @@
                       <v:stroke joinstyle="miter"/>
                       <v:path gradientshapeok="t" o:connecttype="rect"/>
                     </v:shapetype>
-                    <v:shape id="Text Box 7" o:spid="_x0000_s1026" type="#_x0000_t202" style="position:absolute;left:0;text-align:left;margin-left:40pt;margin-top:10.05pt;width:188.15pt;height:91.85pt;z-index:251656704;visibility:visible;mso-wrap-style:square;mso-width-percent:0;mso-height-percent:0;mso-wrap-distance-left:9pt;mso-wrap-distance-top:0;mso-wrap-distance-right:9pt;mso-wrap-distance-bottom:0;mso-position-horizontal:absolute;mso-position-horizontal-relative:text;mso-position-vertical:absolute;mso-position-vertical-relative:text;mso-width-percent:0;mso-height-percent:0;mso-width-relative:margin;mso-height-relative:margin;v-text-anchor:middle" o:gfxdata="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" filled="f" stroked="f" strokeweight=".5pt">
+                    <v:shape id="Text Box 7" o:spid="_x0000_s1026" type="#_x0000_t202" style="position:absolute;left:0;text-align:left;margin-left:40pt;margin-top:10.05pt;width:188.15pt;height:91.85pt;z-index:251657728;visibility:visible;mso-wrap-style:square;mso-width-percent:0;mso-height-percent:0;mso-wrap-distance-left:9pt;mso-wrap-distance-top:0;mso-wrap-distance-right:9pt;mso-wrap-distance-bottom:0;mso-position-horizontal:absolute;mso-position-horizontal-relative:text;mso-position-vertical:absolute;mso-position-vertical-relative:text;mso-width-percent:0;mso-height-percent:0;mso-width-relative:margin;mso-height-relative:margin;v-text-anchor:middle" o:gfxdata="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" filled="f" stroked="f" strokeweight=".5pt">
                       <v:textbox>
                         <w:txbxContent>
                           <w:p>

--- a/public/doc/emr/print_radar_dokter.docx
+++ b/public/doc/emr/print_radar_dokter.docx
@@ -1,6 +1,6 @@
 
 <file path=word/document.xml><?xml version="1.0" encoding="utf-8"?>
-<w:document xmlns:wpc="http://schemas.microsoft.com/office/word/2010/wordprocessingCanvas" xmlns:cx="http://schemas.microsoft.com/office/drawing/2014/chartex" xmlns:cx1="http://schemas.microsoft.com/office/drawing/2015/9/8/chartex" xmlns:cx2="http://schemas.microsoft.com/office/drawing/2015/10/21/chartex" xmlns:cx3="http://schemas.microsoft.com/office/drawing/2016/5/9/chartex" xmlns:cx4="http://schemas.microsoft.com/office/drawing/2016/5/10/chartex" xmlns:cx5="http://schemas.microsoft.com/office/drawing/2016/5/11/chartex" xmlns:cx6="http://schemas.microsoft.com/office/drawing/2016/5/12/chartex" xmlns:cx7="http://schemas.microsoft.com/office/drawing/2016/5/13/chartex" xmlns:cx8="http://schemas.microsoft.com/office/drawing/2016/5/14/chartex" xmlns:mc="http://schemas.openxmlformats.org/markup-compatibility/2006" xmlns:aink="http://schemas.microsoft.com/office/drawing/2016/ink" xmlns:am3d="http://schemas.microsoft.com/office/drawing/2017/model3d" xmlns:o="urn:schemas-microsoft-com:office:office" xmlns:oel="http://schemas.microsoft.com/office/2019/extlst" xmlns:r="http://schemas.openxmlformats.org/officeDocument/2006/relationships" xmlns:m="http://schemas.openxmlformats.org/officeDocument/2006/math" xmlns:v="urn:schemas-microsoft-com:vml" xmlns:wp14="http://schemas.microsoft.com/office/word/2010/wordprocessingDrawing" xmlns:wp="http://schemas.openxmlformats.org/drawingml/2006/wordprocessingDrawing" xmlns:w10="urn:schemas-microsoft-com:office:word" xmlns:w="http://schemas.openxmlformats.org/wordprocessingml/2006/main" xmlns:w14="http://schemas.microsoft.com/office/word/2010/wordml" xmlns:w15="http://schemas.microsoft.com/office/word/2012/wordml" xmlns:w16cex="http://schemas.microsoft.com/office/word/2018/wordml/cex" xmlns:w16cid="http://schemas.microsoft.com/office/word/2016/wordml/cid" xmlns:w16="http://schemas.microsoft.com/office/word/2018/wordml" xmlns:w16sdtdh="http://schemas.microsoft.com/office/word/2020/wordml/sdtdatahash" xmlns:w16se="http://schemas.microsoft.com/office/word/2015/wordml/symex" xmlns:wpg="http://schemas.microsoft.com/office/word/2010/wordprocessingGroup" xmlns:wpi="http://schemas.microsoft.com/office/word/2010/wordprocessingInk" xmlns:wne="http://schemas.microsoft.com/office/word/2006/wordml" xmlns:wps="http://schemas.microsoft.com/office/word/2010/wordprocessingShape" mc:Ignorable="w14 w15 w16se w16cid w16 w16cex w16sdtdh wp14">
+<w:document xmlns:wpc="http://schemas.microsoft.com/office/word/2010/wordprocessingCanvas" xmlns:cx="http://schemas.microsoft.com/office/drawing/2014/chartex" xmlns:cx1="http://schemas.microsoft.com/office/drawing/2015/9/8/chartex" xmlns:cx2="http://schemas.microsoft.com/office/drawing/2015/10/21/chartex" xmlns:cx3="http://schemas.microsoft.com/office/drawing/2016/5/9/chartex" xmlns:cx4="http://schemas.microsoft.com/office/drawing/2016/5/10/chartex" xmlns:cx5="http://schemas.microsoft.com/office/drawing/2016/5/11/chartex" xmlns:cx6="http://schemas.microsoft.com/office/drawing/2016/5/12/chartex" xmlns:cx7="http://schemas.microsoft.com/office/drawing/2016/5/13/chartex" xmlns:cx8="http://schemas.microsoft.com/office/drawing/2016/5/14/chartex" xmlns:mc="http://schemas.openxmlformats.org/markup-compatibility/2006" xmlns:aink="http://schemas.microsoft.com/office/drawing/2016/ink" xmlns:am3d="http://schemas.microsoft.com/office/drawing/2017/model3d" xmlns:o="urn:schemas-microsoft-com:office:office" xmlns:oel="http://schemas.microsoft.com/office/2019/extlst" xmlns:r="http://schemas.openxmlformats.org/officeDocument/2006/relationships" xmlns:m="http://schemas.openxmlformats.org/officeDocument/2006/math" xmlns:v="urn:schemas-microsoft-com:vml" xmlns:wp14="http://schemas.microsoft.com/office/word/2010/wordprocessingDrawing" xmlns:wp="http://schemas.openxmlformats.org/drawingml/2006/wordprocessingDrawing" xmlns:w10="urn:schemas-microsoft-com:office:word" xmlns:w="http://schemas.openxmlformats.org/wordprocessingml/2006/main" xmlns:w14="http://schemas.microsoft.com/office/word/2010/wordml" xmlns:w15="http://schemas.microsoft.com/office/word/2012/wordml" xmlns:w16cex="http://schemas.microsoft.com/office/word/2018/wordml/cex" xmlns:w16cid="http://schemas.microsoft.com/office/word/2016/wordml/cid" xmlns:w16="http://schemas.microsoft.com/office/word/2018/wordml" xmlns:w16du="http://schemas.microsoft.com/office/word/2023/wordml/word16du" xmlns:w16sdtdh="http://schemas.microsoft.com/office/word/2020/wordml/sdtdatahash" xmlns:w16sdtfl="http://schemas.microsoft.com/office/word/2024/wordml/sdtformatlock" xmlns:w16se="http://schemas.microsoft.com/office/word/2015/wordml/symex" xmlns:wpg="http://schemas.microsoft.com/office/word/2010/wordprocessingGroup" xmlns:wpi="http://schemas.microsoft.com/office/word/2010/wordprocessingInk" xmlns:wne="http://schemas.microsoft.com/office/word/2006/wordml" xmlns:wps="http://schemas.microsoft.com/office/word/2010/wordprocessingShape" mc:Ignorable="w14 w15 w16se w16cid w16 w16cex w16sdtdh w16sdtfl w16du wp14">
   <w:body>
     <w:tbl>
       <w:tblPr>
@@ -148,62 +148,21 @@
                 <w:b/>
                 <w:szCs w:val="16"/>
               </w:rPr>
-              <w:t xml:space="preserve">Jl. Mayor Sunaryo No.37, </w:t>
-            </w:r>
-            <w:proofErr w:type="spellStart"/>
+              <w:t>Jl. Mayor Sunaryo No.37, Jetis, Sukoharjo 57512 Telp (0271) 593979</w:t>
+            </w:r>
+            <w:r>
+              <w:rPr>
+                <w:b/>
+                <w:sz w:val="22"/>
+              </w:rPr>
+              <w:br/>
+            </w:r>
             <w:r>
               <w:rPr>
                 <w:b/>
                 <w:szCs w:val="16"/>
               </w:rPr>
-              <w:t>Jetis</w:t>
-            </w:r>
-            <w:proofErr w:type="spellEnd"/>
-            <w:r>
-              <w:rPr>
-                <w:b/>
-                <w:szCs w:val="16"/>
-              </w:rPr>
-              <w:t xml:space="preserve">, </w:t>
-            </w:r>
-            <w:proofErr w:type="spellStart"/>
-            <w:r>
-              <w:rPr>
-                <w:b/>
-                <w:szCs w:val="16"/>
-              </w:rPr>
-              <w:t>Sukoharjo</w:t>
-            </w:r>
-            <w:proofErr w:type="spellEnd"/>
-            <w:r>
-              <w:rPr>
-                <w:b/>
-                <w:szCs w:val="16"/>
-              </w:rPr>
-              <w:t xml:space="preserve"> 57512 Telp (0271) 593979</w:t>
-            </w:r>
-            <w:r>
-              <w:rPr>
-                <w:b/>
-                <w:sz w:val="22"/>
-              </w:rPr>
-              <w:br/>
-            </w:r>
-            <w:proofErr w:type="gramStart"/>
-            <w:r>
-              <w:rPr>
-                <w:b/>
-                <w:szCs w:val="16"/>
-              </w:rPr>
-              <w:t>E-Mail :</w:t>
-            </w:r>
-            <w:proofErr w:type="gramEnd"/>
-            <w:r>
-              <w:rPr>
-                <w:b/>
-                <w:szCs w:val="16"/>
-              </w:rPr>
-              <w:t xml:space="preserve"> </w:t>
+              <w:t xml:space="preserve">E-Mail : </w:t>
             </w:r>
             <w:hyperlink r:id="rId9" w:history="1">
               <w:r>
@@ -577,7 +536,23 @@
                 <w:color w:val="FFFFFF" w:themeColor="background1"/>
                 <w:sz w:val="26"/>
               </w:rPr>
-              <w:t xml:space="preserve">PENGKAJIAN RAWAT </w:t>
+              <w:t>PENGKAJIAN</w:t>
+            </w:r>
+            <w:r>
+              <w:rPr>
+                <w:b/>
+                <w:color w:val="FFFFFF" w:themeColor="background1"/>
+                <w:sz w:val="26"/>
+              </w:rPr>
+              <w:t xml:space="preserve"> AWAL</w:t>
+            </w:r>
+            <w:r>
+              <w:rPr>
+                <w:b/>
+                <w:color w:val="FFFFFF" w:themeColor="background1"/>
+                <w:sz w:val="26"/>
+              </w:rPr>
+              <w:t xml:space="preserve"> RAWAT </w:t>
             </w:r>
             <w:r>
               <w:rPr>
@@ -631,21 +606,14 @@
                 <w:lang w:val="en-ID"/>
               </w:rPr>
             </w:pPr>
-            <w:proofErr w:type="spellStart"/>
-            <w:proofErr w:type="gramStart"/>
             <w:r>
               <w:t>Tanggal</w:t>
             </w:r>
-            <w:proofErr w:type="spellEnd"/>
             <w:r>
               <w:t xml:space="preserve"> </w:t>
             </w:r>
             <w:r>
-              <w:t>:</w:t>
-            </w:r>
-            <w:proofErr w:type="gramEnd"/>
-            <w:r>
-              <w:t xml:space="preserve"> </w:t>
+              <w:t xml:space="preserve">: </w:t>
             </w:r>
             <w:r>
               <w:rPr>
@@ -687,7 +655,6 @@
                 <w:lang w:val="en-ID"/>
               </w:rPr>
             </w:pPr>
-            <w:proofErr w:type="gramStart"/>
             <w:r>
               <w:t>Jam</w:t>
             </w:r>
@@ -695,11 +662,7 @@
               <w:t xml:space="preserve"> </w:t>
             </w:r>
             <w:r>
-              <w:t>:</w:t>
-            </w:r>
-            <w:proofErr w:type="gramEnd"/>
-            <w:r>
-              <w:t xml:space="preserve"> </w:t>
+              <w:t xml:space="preserve">: </w:t>
             </w:r>
             <w:r>
               <w:rPr>
@@ -756,11 +719,9 @@
             <w:gridSpan w:val="2"/>
           </w:tcPr>
           <w:p>
-            <w:proofErr w:type="spellStart"/>
             <w:r>
               <w:t>Kategori</w:t>
             </w:r>
-            <w:proofErr w:type="spellEnd"/>
           </w:p>
         </w:tc>
         <w:tc>
@@ -795,11 +756,9 @@
             <w:gridSpan w:val="2"/>
           </w:tcPr>
           <w:p>
-            <w:proofErr w:type="spellStart"/>
             <w:r>
               <w:t>Prioritas</w:t>
             </w:r>
-            <w:proofErr w:type="spellEnd"/>
           </w:p>
         </w:tc>
         <w:tc>
@@ -834,11 +793,9 @@
             <w:gridSpan w:val="2"/>
           </w:tcPr>
           <w:p>
-            <w:proofErr w:type="spellStart"/>
             <w:r>
               <w:t>Kriteria</w:t>
             </w:r>
-            <w:proofErr w:type="spellEnd"/>
           </w:p>
         </w:tc>
         <w:tc>
@@ -971,19 +928,9 @@
             <w:gridSpan w:val="2"/>
           </w:tcPr>
           <w:p>
-            <w:proofErr w:type="spellStart"/>
-            <w:r>
-              <w:t>Keadaan</w:t>
-            </w:r>
-            <w:proofErr w:type="spellEnd"/>
-            <w:r>
-              <w:t xml:space="preserve"> </w:t>
-            </w:r>
-            <w:proofErr w:type="spellStart"/>
-            <w:r>
-              <w:t>Umum</w:t>
-            </w:r>
-            <w:proofErr w:type="spellEnd"/>
+            <w:r>
+              <w:t>Keadaan Umum</w:t>
+            </w:r>
           </w:p>
         </w:tc>
         <w:tc>
@@ -1035,23 +982,7 @@
                 <w:b/>
                 <w:bCs/>
               </w:rPr>
-              <w:t xml:space="preserve">Jalan </w:t>
-            </w:r>
-            <w:proofErr w:type="spellStart"/>
-            <w:r>
-              <w:rPr>
-                <w:b/>
-                <w:bCs/>
-              </w:rPr>
-              <w:t>Nafas</w:t>
-            </w:r>
-            <w:proofErr w:type="spellEnd"/>
-            <w:r>
-              <w:rPr>
-                <w:b/>
-                <w:bCs/>
-              </w:rPr>
-              <w:t xml:space="preserve"> (A)</w:t>
+              <w:t>Jalan Nafas (A)</w:t>
             </w:r>
           </w:p>
         </w:tc>
@@ -1093,21 +1024,12 @@
             <w:pPr>
               <w:ind w:right="-105"/>
             </w:pPr>
-            <w:proofErr w:type="spellStart"/>
             <w:r>
               <w:rPr>
                 <w:b/>
                 <w:bCs/>
               </w:rPr>
-              <w:t>Pernafasan</w:t>
-            </w:r>
-            <w:proofErr w:type="spellEnd"/>
-            <w:r>
-              <w:rPr>
-                <w:b/>
-                <w:bCs/>
-              </w:rPr>
-              <w:t xml:space="preserve"> (B)</w:t>
+              <w:t>Pernafasan (B)</w:t>
             </w:r>
           </w:p>
         </w:tc>
@@ -1150,23 +1072,13 @@
                 <w:sz w:val="17"/>
               </w:rPr>
             </w:pPr>
-            <w:proofErr w:type="spellStart"/>
             <w:r>
               <w:rPr>
                 <w:b/>
                 <w:bCs/>
                 <w:szCs w:val="24"/>
               </w:rPr>
-              <w:t>Sirkulasi</w:t>
-            </w:r>
-            <w:proofErr w:type="spellEnd"/>
-            <w:r>
-              <w:rPr>
-                <w:b/>
-                <w:bCs/>
-                <w:szCs w:val="24"/>
-              </w:rPr>
-              <w:t xml:space="preserve"> (C)</w:t>
+              <w:t>Sirkulasi (C)</w:t>
             </w:r>
           </w:p>
         </w:tc>
@@ -1181,7 +1093,6 @@
                 <w:sz w:val="17"/>
               </w:rPr>
             </w:pPr>
-            <w:proofErr w:type="spellStart"/>
             <w:r>
               <w:rPr>
                 <w:b/>
@@ -1190,7 +1101,6 @@
               </w:rPr>
               <w:t>Neurologi</w:t>
             </w:r>
-            <w:proofErr w:type="spellEnd"/>
             <w:r>
               <w:rPr>
                 <w:b/>
@@ -1225,13 +1135,8 @@
             <w:gridSpan w:val="2"/>
           </w:tcPr>
           <w:p>
-            <w:proofErr w:type="spellStart"/>
-            <w:r>
-              <w:t>Tekanan</w:t>
-            </w:r>
-            <w:proofErr w:type="spellEnd"/>
-            <w:r>
-              <w:t xml:space="preserve"> Darah</w:t>
+            <w:r>
+              <w:t>Tekanan Darah</w:t>
             </w:r>
           </w:p>
         </w:tc>
@@ -1286,13 +1191,8 @@
               <w:ind w:right="-105"/>
             </w:pPr>
             <w:r>
-              <w:t xml:space="preserve">Tingkat </w:t>
-            </w:r>
-            <w:proofErr w:type="spellStart"/>
-            <w:r>
-              <w:t>Kesadaran</w:t>
-            </w:r>
-            <w:proofErr w:type="spellEnd"/>
+              <w:t>Tingkat Kesadaran</w:t>
+            </w:r>
           </w:p>
         </w:tc>
         <w:tc>
@@ -1339,13 +1239,8 @@
             <w:gridSpan w:val="2"/>
           </w:tcPr>
           <w:p>
-            <w:proofErr w:type="spellStart"/>
-            <w:r>
-              <w:t>Frekuensi</w:t>
-            </w:r>
-            <w:proofErr w:type="spellEnd"/>
-            <w:r>
-              <w:t xml:space="preserve"> Nadi</w:t>
+            <w:r>
+              <w:t>Frekuensi Nadi</w:t>
             </w:r>
           </w:p>
         </w:tc>
@@ -1424,11 +1319,9 @@
             <w:gridSpan w:val="2"/>
           </w:tcPr>
           <w:p>
-            <w:proofErr w:type="spellStart"/>
             <w:r>
               <w:t>Suhu</w:t>
             </w:r>
-            <w:proofErr w:type="spellEnd"/>
           </w:p>
         </w:tc>
         <w:tc>
@@ -1481,13 +1374,8 @@
             <w:pPr>
               <w:ind w:right="-105"/>
             </w:pPr>
-            <w:proofErr w:type="spellStart"/>
-            <w:r>
-              <w:t>Refleks</w:t>
-            </w:r>
-            <w:proofErr w:type="spellEnd"/>
-            <w:r>
-              <w:t xml:space="preserve"> Cahaya</w:t>
+            <w:r>
+              <w:t>Refleks Cahaya</w:t>
             </w:r>
           </w:p>
         </w:tc>
@@ -1627,13 +1515,8 @@
           </w:tcPr>
           <w:p>
             <w:r>
-              <w:t xml:space="preserve">Alat Bantu </w:t>
-            </w:r>
-            <w:proofErr w:type="spellStart"/>
-            <w:r>
-              <w:t>Nafas</w:t>
-            </w:r>
-            <w:proofErr w:type="spellEnd"/>
+              <w:t>Alat Bantu Nafas</w:t>
+            </w:r>
           </w:p>
         </w:tc>
         <w:tc>
@@ -1674,11 +1557,9 @@
             <w:pPr>
               <w:ind w:right="-105"/>
             </w:pPr>
-            <w:proofErr w:type="spellStart"/>
             <w:r>
               <w:t>Kulit</w:t>
             </w:r>
-            <w:proofErr w:type="spellEnd"/>
           </w:p>
         </w:tc>
         <w:tc>
@@ -1719,13 +1600,8 @@
           </w:tcPr>
           <w:p>
             <w:r>
-              <w:t xml:space="preserve">Status </w:t>
-            </w:r>
-            <w:proofErr w:type="spellStart"/>
-            <w:r>
-              <w:t>Reproduksi</w:t>
-            </w:r>
-            <w:proofErr w:type="spellEnd"/>
+              <w:t>Status Reproduksi</w:t>
+            </w:r>
           </w:p>
         </w:tc>
         <w:tc>
@@ -1874,13 +1750,8 @@
             <w:gridSpan w:val="3"/>
           </w:tcPr>
           <w:p>
-            <w:proofErr w:type="spellStart"/>
-            <w:r>
-              <w:t>Keluhan</w:t>
-            </w:r>
-            <w:proofErr w:type="spellEnd"/>
-            <w:r>
-              <w:t xml:space="preserve"> Utama</w:t>
+            <w:r>
+              <w:t>Keluhan Utama</w:t>
             </w:r>
           </w:p>
         </w:tc>
@@ -1940,21 +1811,8 @@
           </w:tcPr>
           <w:p>
             <w:r>
-              <w:t xml:space="preserve">Riwayat </w:t>
-            </w:r>
-            <w:proofErr w:type="spellStart"/>
-            <w:r>
-              <w:t>Penyakit</w:t>
-            </w:r>
-            <w:proofErr w:type="spellEnd"/>
-            <w:r>
-              <w:t xml:space="preserve"> </w:t>
-            </w:r>
-            <w:proofErr w:type="spellStart"/>
-            <w:r>
-              <w:t>Sekarang</w:t>
-            </w:r>
-            <w:proofErr w:type="spellEnd"/>
+              <w:t>Riwayat Penyakit Sekarang</w:t>
+            </w:r>
           </w:p>
         </w:tc>
         <w:tc>
@@ -2013,21 +1871,8 @@
           </w:tcPr>
           <w:p>
             <w:r>
-              <w:t xml:space="preserve">Riwayat </w:t>
-            </w:r>
-            <w:proofErr w:type="spellStart"/>
-            <w:r>
-              <w:t>Penyakit</w:t>
-            </w:r>
-            <w:proofErr w:type="spellEnd"/>
-            <w:r>
-              <w:t xml:space="preserve"> </w:t>
-            </w:r>
-            <w:proofErr w:type="spellStart"/>
-            <w:r>
-              <w:t>Dahulu</w:t>
-            </w:r>
-            <w:proofErr w:type="spellEnd"/>
+              <w:t>Riwayat Penyakit Dahulu</w:t>
+            </w:r>
           </w:p>
         </w:tc>
         <w:tc>
@@ -2086,21 +1931,8 @@
           </w:tcPr>
           <w:p>
             <w:r>
-              <w:t xml:space="preserve">Riwayat </w:t>
-            </w:r>
-            <w:proofErr w:type="spellStart"/>
-            <w:r>
-              <w:t>Penyakit</w:t>
-            </w:r>
-            <w:proofErr w:type="spellEnd"/>
-            <w:r>
-              <w:t xml:space="preserve"> </w:t>
-            </w:r>
-            <w:proofErr w:type="spellStart"/>
-            <w:r>
-              <w:t>Keluarga</w:t>
-            </w:r>
-            <w:proofErr w:type="spellEnd"/>
+              <w:t>Riwayat Penyakit Keluarga</w:t>
+            </w:r>
           </w:p>
         </w:tc>
         <w:tc>
@@ -2158,19 +1990,9 @@
             <w:gridSpan w:val="3"/>
           </w:tcPr>
           <w:p>
-            <w:proofErr w:type="spellStart"/>
-            <w:r>
-              <w:t>Pemeriksaan</w:t>
-            </w:r>
-            <w:proofErr w:type="spellEnd"/>
-            <w:r>
-              <w:t xml:space="preserve"> </w:t>
-            </w:r>
-            <w:proofErr w:type="spellStart"/>
-            <w:r>
-              <w:t>Fisik</w:t>
-            </w:r>
-            <w:proofErr w:type="spellEnd"/>
+            <w:r>
+              <w:t>Pemeriksaan Fisik</w:t>
+            </w:r>
           </w:p>
         </w:tc>
         <w:tc>
@@ -2238,13 +2060,8 @@
           </w:tcPr>
           <w:p>
             <w:r>
-              <w:t xml:space="preserve">Hasil </w:t>
-            </w:r>
-            <w:proofErr w:type="spellStart"/>
-            <w:r>
-              <w:t>Laboratorium</w:t>
-            </w:r>
-            <w:proofErr w:type="spellEnd"/>
+              <w:t>Hasil Laboratorium</w:t>
+            </w:r>
           </w:p>
         </w:tc>
         <w:tc>
@@ -2286,13 +2103,8 @@
           </w:tcPr>
           <w:p>
             <w:r>
-              <w:t xml:space="preserve">Hasil </w:t>
-            </w:r>
-            <w:proofErr w:type="spellStart"/>
-            <w:r>
-              <w:t>Radiologi</w:t>
-            </w:r>
-            <w:proofErr w:type="spellEnd"/>
+              <w:t>Hasil Radiologi</w:t>
+            </w:r>
           </w:p>
         </w:tc>
         <w:tc>
@@ -2682,19 +2494,11 @@
                 <w:bCs/>
               </w:rPr>
             </w:pPr>
-            <w:proofErr w:type="spellStart"/>
             <w:r>
               <w:rPr>
                 <w:sz w:val="17"/>
               </w:rPr>
-              <w:t>Sukoharjo</w:t>
-            </w:r>
-            <w:proofErr w:type="spellEnd"/>
-            <w:r>
-              <w:rPr>
-                <w:sz w:val="17"/>
-              </w:rPr>
-              <w:t xml:space="preserve">, </w:t>
+              <w:t xml:space="preserve">Sukoharjo, </w:t>
             </w:r>
             <w:r>
               <w:rPr>
@@ -2853,33 +2657,8 @@
                 <w:b/>
                 <w:bCs/>
               </w:rPr>
-              <w:t xml:space="preserve">Yang </w:t>
-            </w:r>
-            <w:proofErr w:type="spellStart"/>
-            <w:r>
-              <w:rPr>
-                <w:b/>
-                <w:bCs/>
-              </w:rPr>
-              <w:t>Melakukan</w:t>
-            </w:r>
-            <w:proofErr w:type="spellEnd"/>
-            <w:r>
-              <w:rPr>
-                <w:b/>
-                <w:bCs/>
-              </w:rPr>
-              <w:t xml:space="preserve"> </w:t>
-            </w:r>
-            <w:proofErr w:type="spellStart"/>
-            <w:r>
-              <w:rPr>
-                <w:b/>
-                <w:bCs/>
-              </w:rPr>
-              <w:t>Pengkajian</w:t>
-            </w:r>
-            <w:proofErr w:type="spellEnd"/>
+              <w:t>Yang Melakukan Pengkajian</w:t>
+            </w:r>
           </w:p>
           <w:p>
             <w:pPr>
@@ -2933,7 +2712,6 @@
               <w:keepNext/>
               <w:jc w:val="center"/>
             </w:pPr>
-            <w:proofErr w:type="gramStart"/>
             <w:r>
               <w:t xml:space="preserve">( </w:t>
             </w:r>
@@ -2941,14 +2719,7 @@
               <w:rPr>
                 <w:u w:val="single"/>
               </w:rPr>
-              <w:t>$</w:t>
-            </w:r>
-            <w:proofErr w:type="gramEnd"/>
-            <w:r>
-              <w:rPr>
-                <w:u w:val="single"/>
-              </w:rPr>
-              <w:t>{</w:t>
+              <w:t>${</w:t>
             </w:r>
             <w:r>
               <w:rPr>
@@ -2981,36 +2752,8 @@
                 <w:szCs w:val="18"/>
                 <w:lang w:val="en-ID"/>
               </w:rPr>
-              <w:t xml:space="preserve">Tanda </w:t>
-            </w:r>
-            <w:proofErr w:type="spellStart"/>
-            <w:r>
-              <w:rPr>
-                <w:sz w:val="14"/>
-                <w:szCs w:val="18"/>
-                <w:lang w:val="en-ID"/>
-              </w:rPr>
-              <w:t>Tangan</w:t>
-            </w:r>
-            <w:proofErr w:type="spellEnd"/>
-            <w:r>
-              <w:rPr>
-                <w:sz w:val="14"/>
-                <w:szCs w:val="18"/>
-                <w:lang w:val="en-ID"/>
-              </w:rPr>
-              <w:t xml:space="preserve"> dan Nama </w:t>
-            </w:r>
-            <w:proofErr w:type="spellStart"/>
-            <w:r>
-              <w:rPr>
-                <w:sz w:val="14"/>
-                <w:szCs w:val="18"/>
-                <w:lang w:val="en-ID"/>
-              </w:rPr>
-              <w:t>Lengkap</w:t>
-            </w:r>
-            <w:proofErr w:type="spellEnd"/>
+              <w:t>Tanda Tangan dan Nama Lengkap</w:t>
+            </w:r>
           </w:p>
         </w:tc>
       </w:tr>
@@ -3037,7 +2780,7 @@
 </file>
 
 <file path=word/endnotes.xml><?xml version="1.0" encoding="utf-8"?>
-<w:endnotes xmlns:wpc="http://schemas.microsoft.com/office/word/2010/wordprocessingCanvas" xmlns:cx="http://schemas.microsoft.com/office/drawing/2014/chartex" xmlns:cx1="http://schemas.microsoft.com/office/drawing/2015/9/8/chartex" xmlns:cx2="http://schemas.microsoft.com/office/drawing/2015/10/21/chartex" xmlns:cx3="http://schemas.microsoft.com/office/drawing/2016/5/9/chartex" xmlns:cx4="http://schemas.microsoft.com/office/drawing/2016/5/10/chartex" xmlns:cx5="http://schemas.microsoft.com/office/drawing/2016/5/11/chartex" xmlns:cx6="http://schemas.microsoft.com/office/drawing/2016/5/12/chartex" xmlns:cx7="http://schemas.microsoft.com/office/drawing/2016/5/13/chartex" xmlns:cx8="http://schemas.microsoft.com/office/drawing/2016/5/14/chartex" xmlns:mc="http://schemas.openxmlformats.org/markup-compatibility/2006" xmlns:aink="http://schemas.microsoft.com/office/drawing/2016/ink" xmlns:am3d="http://schemas.microsoft.com/office/drawing/2017/model3d" xmlns:o="urn:schemas-microsoft-com:office:office" xmlns:oel="http://schemas.microsoft.com/office/2019/extlst" xmlns:r="http://schemas.openxmlformats.org/officeDocument/2006/relationships" xmlns:m="http://schemas.openxmlformats.org/officeDocument/2006/math" xmlns:v="urn:schemas-microsoft-com:vml" xmlns:wp14="http://schemas.microsoft.com/office/word/2010/wordprocessingDrawing" xmlns:wp="http://schemas.openxmlformats.org/drawingml/2006/wordprocessingDrawing" xmlns:w10="urn:schemas-microsoft-com:office:word" xmlns:w="http://schemas.openxmlformats.org/wordprocessingml/2006/main" xmlns:w14="http://schemas.microsoft.com/office/word/2010/wordml" xmlns:w15="http://schemas.microsoft.com/office/word/2012/wordml" xmlns:w16cex="http://schemas.microsoft.com/office/word/2018/wordml/cex" xmlns:w16cid="http://schemas.microsoft.com/office/word/2016/wordml/cid" xmlns:w16="http://schemas.microsoft.com/office/word/2018/wordml" xmlns:w16sdtdh="http://schemas.microsoft.com/office/word/2020/wordml/sdtdatahash" xmlns:w16se="http://schemas.microsoft.com/office/word/2015/wordml/symex" xmlns:wpg="http://schemas.microsoft.com/office/word/2010/wordprocessingGroup" xmlns:wpi="http://schemas.microsoft.com/office/word/2010/wordprocessingInk" xmlns:wne="http://schemas.microsoft.com/office/word/2006/wordml" xmlns:wps="http://schemas.microsoft.com/office/word/2010/wordprocessingShape" mc:Ignorable="w14 w15 w16se w16cid w16 w16cex w16sdtdh wp14">
+<w:endnotes xmlns:wpc="http://schemas.microsoft.com/office/word/2010/wordprocessingCanvas" xmlns:cx="http://schemas.microsoft.com/office/drawing/2014/chartex" xmlns:cx1="http://schemas.microsoft.com/office/drawing/2015/9/8/chartex" xmlns:cx2="http://schemas.microsoft.com/office/drawing/2015/10/21/chartex" xmlns:cx3="http://schemas.microsoft.com/office/drawing/2016/5/9/chartex" xmlns:cx4="http://schemas.microsoft.com/office/drawing/2016/5/10/chartex" xmlns:cx5="http://schemas.microsoft.com/office/drawing/2016/5/11/chartex" xmlns:cx6="http://schemas.microsoft.com/office/drawing/2016/5/12/chartex" xmlns:cx7="http://schemas.microsoft.com/office/drawing/2016/5/13/chartex" xmlns:cx8="http://schemas.microsoft.com/office/drawing/2016/5/14/chartex" xmlns:mc="http://schemas.openxmlformats.org/markup-compatibility/2006" xmlns:aink="http://schemas.microsoft.com/office/drawing/2016/ink" xmlns:am3d="http://schemas.microsoft.com/office/drawing/2017/model3d" xmlns:o="urn:schemas-microsoft-com:office:office" xmlns:oel="http://schemas.microsoft.com/office/2019/extlst" xmlns:r="http://schemas.openxmlformats.org/officeDocument/2006/relationships" xmlns:m="http://schemas.openxmlformats.org/officeDocument/2006/math" xmlns:v="urn:schemas-microsoft-com:vml" xmlns:wp14="http://schemas.microsoft.com/office/word/2010/wordprocessingDrawing" xmlns:wp="http://schemas.openxmlformats.org/drawingml/2006/wordprocessingDrawing" xmlns:w10="urn:schemas-microsoft-com:office:word" xmlns:w="http://schemas.openxmlformats.org/wordprocessingml/2006/main" xmlns:w14="http://schemas.microsoft.com/office/word/2010/wordml" xmlns:w15="http://schemas.microsoft.com/office/word/2012/wordml" xmlns:w16cex="http://schemas.microsoft.com/office/word/2018/wordml/cex" xmlns:w16cid="http://schemas.microsoft.com/office/word/2016/wordml/cid" xmlns:w16="http://schemas.microsoft.com/office/word/2018/wordml" xmlns:w16du="http://schemas.microsoft.com/office/word/2023/wordml/word16du" xmlns:w16sdtdh="http://schemas.microsoft.com/office/word/2020/wordml/sdtdatahash" xmlns:w16sdtfl="http://schemas.microsoft.com/office/word/2024/wordml/sdtformatlock" xmlns:w16se="http://schemas.microsoft.com/office/word/2015/wordml/symex" xmlns:wpg="http://schemas.microsoft.com/office/word/2010/wordprocessingGroup" xmlns:wpi="http://schemas.microsoft.com/office/word/2010/wordprocessingInk" xmlns:wne="http://schemas.microsoft.com/office/word/2006/wordml" xmlns:wps="http://schemas.microsoft.com/office/word/2010/wordprocessingShape" mc:Ignorable="w14 w15 w16se w16cid w16 w16cex w16sdtdh w16sdtfl w16du wp14">
   <w:endnote w:type="separator" w:id="-1">
     <w:p>
       <w:pPr>
@@ -3062,7 +2805,7 @@
 </file>
 
 <file path=word/footer1.xml><?xml version="1.0" encoding="utf-8"?>
-<w:ftr xmlns:wpc="http://schemas.microsoft.com/office/word/2010/wordprocessingCanvas" xmlns:cx="http://schemas.microsoft.com/office/drawing/2014/chartex" xmlns:cx1="http://schemas.microsoft.com/office/drawing/2015/9/8/chartex" xmlns:cx2="http://schemas.microsoft.com/office/drawing/2015/10/21/chartex" xmlns:cx3="http://schemas.microsoft.com/office/drawing/2016/5/9/chartex" xmlns:cx4="http://schemas.microsoft.com/office/drawing/2016/5/10/chartex" xmlns:cx5="http://schemas.microsoft.com/office/drawing/2016/5/11/chartex" xmlns:cx6="http://schemas.microsoft.com/office/drawing/2016/5/12/chartex" xmlns:cx7="http://schemas.microsoft.com/office/drawing/2016/5/13/chartex" xmlns:cx8="http://schemas.microsoft.com/office/drawing/2016/5/14/chartex" xmlns:mc="http://schemas.openxmlformats.org/markup-compatibility/2006" xmlns:aink="http://schemas.microsoft.com/office/drawing/2016/ink" xmlns:am3d="http://schemas.microsoft.com/office/drawing/2017/model3d" xmlns:o="urn:schemas-microsoft-com:office:office" xmlns:oel="http://schemas.microsoft.com/office/2019/extlst" xmlns:r="http://schemas.openxmlformats.org/officeDocument/2006/relationships" xmlns:m="http://schemas.openxmlformats.org/officeDocument/2006/math" xmlns:v="urn:schemas-microsoft-com:vml" xmlns:wp14="http://schemas.microsoft.com/office/word/2010/wordprocessingDrawing" xmlns:wp="http://schemas.openxmlformats.org/drawingml/2006/wordprocessingDrawing" xmlns:w10="urn:schemas-microsoft-com:office:word" xmlns:w="http://schemas.openxmlformats.org/wordprocessingml/2006/main" xmlns:w14="http://schemas.microsoft.com/office/word/2010/wordml" xmlns:w15="http://schemas.microsoft.com/office/word/2012/wordml" xmlns:w16cex="http://schemas.microsoft.com/office/word/2018/wordml/cex" xmlns:w16cid="http://schemas.microsoft.com/office/word/2016/wordml/cid" xmlns:w16="http://schemas.microsoft.com/office/word/2018/wordml" xmlns:w16sdtdh="http://schemas.microsoft.com/office/word/2020/wordml/sdtdatahash" xmlns:w16se="http://schemas.microsoft.com/office/word/2015/wordml/symex" xmlns:wpg="http://schemas.microsoft.com/office/word/2010/wordprocessingGroup" xmlns:wpi="http://schemas.microsoft.com/office/word/2010/wordprocessingInk" xmlns:wne="http://schemas.microsoft.com/office/word/2006/wordml" xmlns:wps="http://schemas.microsoft.com/office/word/2010/wordprocessingShape" mc:Ignorable="w14 w15 w16se w16cid w16 w16cex w16sdtdh wp14">
+<w:ftr xmlns:wpc="http://schemas.microsoft.com/office/word/2010/wordprocessingCanvas" xmlns:cx="http://schemas.microsoft.com/office/drawing/2014/chartex" xmlns:cx1="http://schemas.microsoft.com/office/drawing/2015/9/8/chartex" xmlns:cx2="http://schemas.microsoft.com/office/drawing/2015/10/21/chartex" xmlns:cx3="http://schemas.microsoft.com/office/drawing/2016/5/9/chartex" xmlns:cx4="http://schemas.microsoft.com/office/drawing/2016/5/10/chartex" xmlns:cx5="http://schemas.microsoft.com/office/drawing/2016/5/11/chartex" xmlns:cx6="http://schemas.microsoft.com/office/drawing/2016/5/12/chartex" xmlns:cx7="http://schemas.microsoft.com/office/drawing/2016/5/13/chartex" xmlns:cx8="http://schemas.microsoft.com/office/drawing/2016/5/14/chartex" xmlns:mc="http://schemas.openxmlformats.org/markup-compatibility/2006" xmlns:aink="http://schemas.microsoft.com/office/drawing/2016/ink" xmlns:am3d="http://schemas.microsoft.com/office/drawing/2017/model3d" xmlns:o="urn:schemas-microsoft-com:office:office" xmlns:oel="http://schemas.microsoft.com/office/2019/extlst" xmlns:r="http://schemas.openxmlformats.org/officeDocument/2006/relationships" xmlns:m="http://schemas.openxmlformats.org/officeDocument/2006/math" xmlns:v="urn:schemas-microsoft-com:vml" xmlns:wp14="http://schemas.microsoft.com/office/word/2010/wordprocessingDrawing" xmlns:wp="http://schemas.openxmlformats.org/drawingml/2006/wordprocessingDrawing" xmlns:w10="urn:schemas-microsoft-com:office:word" xmlns:w="http://schemas.openxmlformats.org/wordprocessingml/2006/main" xmlns:w14="http://schemas.microsoft.com/office/word/2010/wordml" xmlns:w15="http://schemas.microsoft.com/office/word/2012/wordml" xmlns:w16cex="http://schemas.microsoft.com/office/word/2018/wordml/cex" xmlns:w16cid="http://schemas.microsoft.com/office/word/2016/wordml/cid" xmlns:w16="http://schemas.microsoft.com/office/word/2018/wordml" xmlns:w16du="http://schemas.microsoft.com/office/word/2023/wordml/word16du" xmlns:w16sdtdh="http://schemas.microsoft.com/office/word/2020/wordml/sdtdatahash" xmlns:w16sdtfl="http://schemas.microsoft.com/office/word/2024/wordml/sdtformatlock" xmlns:w16se="http://schemas.microsoft.com/office/word/2015/wordml/symex" xmlns:wpg="http://schemas.microsoft.com/office/word/2010/wordprocessingGroup" xmlns:wpi="http://schemas.microsoft.com/office/word/2010/wordprocessingInk" xmlns:wne="http://schemas.microsoft.com/office/word/2006/wordml" xmlns:wps="http://schemas.microsoft.com/office/word/2010/wordprocessingShape" mc:Ignorable="w14 w15 w16se w16cid w16 w16cex w16sdtdh w16sdtfl w16du wp14">
   <w:p>
     <w:pPr>
       <w:pStyle w:val="Footer"/>
@@ -3072,7 +2815,7 @@
 </file>
 
 <file path=word/footer2.xml><?xml version="1.0" encoding="utf-8"?>
-<w:ftr xmlns:wpc="http://schemas.microsoft.com/office/word/2010/wordprocessingCanvas" xmlns:cx="http://schemas.microsoft.com/office/drawing/2014/chartex" xmlns:cx1="http://schemas.microsoft.com/office/drawing/2015/9/8/chartex" xmlns:cx2="http://schemas.microsoft.com/office/drawing/2015/10/21/chartex" xmlns:cx3="http://schemas.microsoft.com/office/drawing/2016/5/9/chartex" xmlns:cx4="http://schemas.microsoft.com/office/drawing/2016/5/10/chartex" xmlns:cx5="http://schemas.microsoft.com/office/drawing/2016/5/11/chartex" xmlns:cx6="http://schemas.microsoft.com/office/drawing/2016/5/12/chartex" xmlns:cx7="http://schemas.microsoft.com/office/drawing/2016/5/13/chartex" xmlns:cx8="http://schemas.microsoft.com/office/drawing/2016/5/14/chartex" xmlns:mc="http://schemas.openxmlformats.org/markup-compatibility/2006" xmlns:aink="http://schemas.microsoft.com/office/drawing/2016/ink" xmlns:am3d="http://schemas.microsoft.com/office/drawing/2017/model3d" xmlns:o="urn:schemas-microsoft-com:office:office" xmlns:oel="http://schemas.microsoft.com/office/2019/extlst" xmlns:r="http://schemas.openxmlformats.org/officeDocument/2006/relationships" xmlns:m="http://schemas.openxmlformats.org/officeDocument/2006/math" xmlns:v="urn:schemas-microsoft-com:vml" xmlns:wp14="http://schemas.microsoft.com/office/word/2010/wordprocessingDrawing" xmlns:wp="http://schemas.openxmlformats.org/drawingml/2006/wordprocessingDrawing" xmlns:w10="urn:schemas-microsoft-com:office:word" xmlns:w="http://schemas.openxmlformats.org/wordprocessingml/2006/main" xmlns:w14="http://schemas.microsoft.com/office/word/2010/wordml" xmlns:w15="http://schemas.microsoft.com/office/word/2012/wordml" xmlns:w16cex="http://schemas.microsoft.com/office/word/2018/wordml/cex" xmlns:w16cid="http://schemas.microsoft.com/office/word/2016/wordml/cid" xmlns:w16="http://schemas.microsoft.com/office/word/2018/wordml" xmlns:w16sdtdh="http://schemas.microsoft.com/office/word/2020/wordml/sdtdatahash" xmlns:w16se="http://schemas.microsoft.com/office/word/2015/wordml/symex" xmlns:wpg="http://schemas.microsoft.com/office/word/2010/wordprocessingGroup" xmlns:wpi="http://schemas.microsoft.com/office/word/2010/wordprocessingInk" xmlns:wne="http://schemas.microsoft.com/office/word/2006/wordml" xmlns:wps="http://schemas.microsoft.com/office/word/2010/wordprocessingShape" mc:Ignorable="w14 w15 w16se w16cid w16 w16cex w16sdtdh wp14">
+<w:ftr xmlns:wpc="http://schemas.microsoft.com/office/word/2010/wordprocessingCanvas" xmlns:cx="http://schemas.microsoft.com/office/drawing/2014/chartex" xmlns:cx1="http://schemas.microsoft.com/office/drawing/2015/9/8/chartex" xmlns:cx2="http://schemas.microsoft.com/office/drawing/2015/10/21/chartex" xmlns:cx3="http://schemas.microsoft.com/office/drawing/2016/5/9/chartex" xmlns:cx4="http://schemas.microsoft.com/office/drawing/2016/5/10/chartex" xmlns:cx5="http://schemas.microsoft.com/office/drawing/2016/5/11/chartex" xmlns:cx6="http://schemas.microsoft.com/office/drawing/2016/5/12/chartex" xmlns:cx7="http://schemas.microsoft.com/office/drawing/2016/5/13/chartex" xmlns:cx8="http://schemas.microsoft.com/office/drawing/2016/5/14/chartex" xmlns:mc="http://schemas.openxmlformats.org/markup-compatibility/2006" xmlns:aink="http://schemas.microsoft.com/office/drawing/2016/ink" xmlns:am3d="http://schemas.microsoft.com/office/drawing/2017/model3d" xmlns:o="urn:schemas-microsoft-com:office:office" xmlns:oel="http://schemas.microsoft.com/office/2019/extlst" xmlns:r="http://schemas.openxmlformats.org/officeDocument/2006/relationships" xmlns:m="http://schemas.openxmlformats.org/officeDocument/2006/math" xmlns:v="urn:schemas-microsoft-com:vml" xmlns:wp14="http://schemas.microsoft.com/office/word/2010/wordprocessingDrawing" xmlns:wp="http://schemas.openxmlformats.org/drawingml/2006/wordprocessingDrawing" xmlns:w10="urn:schemas-microsoft-com:office:word" xmlns:w="http://schemas.openxmlformats.org/wordprocessingml/2006/main" xmlns:w14="http://schemas.microsoft.com/office/word/2010/wordml" xmlns:w15="http://schemas.microsoft.com/office/word/2012/wordml" xmlns:w16cex="http://schemas.microsoft.com/office/word/2018/wordml/cex" xmlns:w16cid="http://schemas.microsoft.com/office/word/2016/wordml/cid" xmlns:w16="http://schemas.microsoft.com/office/word/2018/wordml" xmlns:w16du="http://schemas.microsoft.com/office/word/2023/wordml/word16du" xmlns:w16sdtdh="http://schemas.microsoft.com/office/word/2020/wordml/sdtdatahash" xmlns:w16sdtfl="http://schemas.microsoft.com/office/word/2024/wordml/sdtformatlock" xmlns:w16se="http://schemas.microsoft.com/office/word/2015/wordml/symex" xmlns:wpg="http://schemas.microsoft.com/office/word/2010/wordprocessingGroup" xmlns:wpi="http://schemas.microsoft.com/office/word/2010/wordprocessingInk" xmlns:wne="http://schemas.microsoft.com/office/word/2006/wordml" xmlns:wps="http://schemas.microsoft.com/office/word/2010/wordprocessingShape" mc:Ignorable="w14 w15 w16se w16cid w16 w16cex w16sdtdh w16sdtfl w16du wp14">
   <w:p>
     <w:pPr>
       <w:pStyle w:val="Footer"/>
@@ -3097,7 +2840,7 @@
 </file>
 
 <file path=word/footer3.xml><?xml version="1.0" encoding="utf-8"?>
-<w:ftr xmlns:wpc="http://schemas.microsoft.com/office/word/2010/wordprocessingCanvas" xmlns:cx="http://schemas.microsoft.com/office/drawing/2014/chartex" xmlns:cx1="http://schemas.microsoft.com/office/drawing/2015/9/8/chartex" xmlns:cx2="http://schemas.microsoft.com/office/drawing/2015/10/21/chartex" xmlns:cx3="http://schemas.microsoft.com/office/drawing/2016/5/9/chartex" xmlns:cx4="http://schemas.microsoft.com/office/drawing/2016/5/10/chartex" xmlns:cx5="http://schemas.microsoft.com/office/drawing/2016/5/11/chartex" xmlns:cx6="http://schemas.microsoft.com/office/drawing/2016/5/12/chartex" xmlns:cx7="http://schemas.microsoft.com/office/drawing/2016/5/13/chartex" xmlns:cx8="http://schemas.microsoft.com/office/drawing/2016/5/14/chartex" xmlns:mc="http://schemas.openxmlformats.org/markup-compatibility/2006" xmlns:aink="http://schemas.microsoft.com/office/drawing/2016/ink" xmlns:am3d="http://schemas.microsoft.com/office/drawing/2017/model3d" xmlns:o="urn:schemas-microsoft-com:office:office" xmlns:oel="http://schemas.microsoft.com/office/2019/extlst" xmlns:r="http://schemas.openxmlformats.org/officeDocument/2006/relationships" xmlns:m="http://schemas.openxmlformats.org/officeDocument/2006/math" xmlns:v="urn:schemas-microsoft-com:vml" xmlns:wp14="http://schemas.microsoft.com/office/word/2010/wordprocessingDrawing" xmlns:wp="http://schemas.openxmlformats.org/drawingml/2006/wordprocessingDrawing" xmlns:w10="urn:schemas-microsoft-com:office:word" xmlns:w="http://schemas.openxmlformats.org/wordprocessingml/2006/main" xmlns:w14="http://schemas.microsoft.com/office/word/2010/wordml" xmlns:w15="http://schemas.microsoft.com/office/word/2012/wordml" xmlns:w16cex="http://schemas.microsoft.com/office/word/2018/wordml/cex" xmlns:w16cid="http://schemas.microsoft.com/office/word/2016/wordml/cid" xmlns:w16="http://schemas.microsoft.com/office/word/2018/wordml" xmlns:w16sdtdh="http://schemas.microsoft.com/office/word/2020/wordml/sdtdatahash" xmlns:w16se="http://schemas.microsoft.com/office/word/2015/wordml/symex" xmlns:wpg="http://schemas.microsoft.com/office/word/2010/wordprocessingGroup" xmlns:wpi="http://schemas.microsoft.com/office/word/2010/wordprocessingInk" xmlns:wne="http://schemas.microsoft.com/office/word/2006/wordml" xmlns:wps="http://schemas.microsoft.com/office/word/2010/wordprocessingShape" mc:Ignorable="w14 w15 w16se w16cid w16 w16cex w16sdtdh wp14">
+<w:ftr xmlns:wpc="http://schemas.microsoft.com/office/word/2010/wordprocessingCanvas" xmlns:cx="http://schemas.microsoft.com/office/drawing/2014/chartex" xmlns:cx1="http://schemas.microsoft.com/office/drawing/2015/9/8/chartex" xmlns:cx2="http://schemas.microsoft.com/office/drawing/2015/10/21/chartex" xmlns:cx3="http://schemas.microsoft.com/office/drawing/2016/5/9/chartex" xmlns:cx4="http://schemas.microsoft.com/office/drawing/2016/5/10/chartex" xmlns:cx5="http://schemas.microsoft.com/office/drawing/2016/5/11/chartex" xmlns:cx6="http://schemas.microsoft.com/office/drawing/2016/5/12/chartex" xmlns:cx7="http://schemas.microsoft.com/office/drawing/2016/5/13/chartex" xmlns:cx8="http://schemas.microsoft.com/office/drawing/2016/5/14/chartex" xmlns:mc="http://schemas.openxmlformats.org/markup-compatibility/2006" xmlns:aink="http://schemas.microsoft.com/office/drawing/2016/ink" xmlns:am3d="http://schemas.microsoft.com/office/drawing/2017/model3d" xmlns:o="urn:schemas-microsoft-com:office:office" xmlns:oel="http://schemas.microsoft.com/office/2019/extlst" xmlns:r="http://schemas.openxmlformats.org/officeDocument/2006/relationships" xmlns:m="http://schemas.openxmlformats.org/officeDocument/2006/math" xmlns:v="urn:schemas-microsoft-com:vml" xmlns:wp14="http://schemas.microsoft.com/office/word/2010/wordprocessingDrawing" xmlns:wp="http://schemas.openxmlformats.org/drawingml/2006/wordprocessingDrawing" xmlns:w10="urn:schemas-microsoft-com:office:word" xmlns:w="http://schemas.openxmlformats.org/wordprocessingml/2006/main" xmlns:w14="http://schemas.microsoft.com/office/word/2010/wordml" xmlns:w15="http://schemas.microsoft.com/office/word/2012/wordml" xmlns:w16cex="http://schemas.microsoft.com/office/word/2018/wordml/cex" xmlns:w16cid="http://schemas.microsoft.com/office/word/2016/wordml/cid" xmlns:w16="http://schemas.microsoft.com/office/word/2018/wordml" xmlns:w16du="http://schemas.microsoft.com/office/word/2023/wordml/word16du" xmlns:w16sdtdh="http://schemas.microsoft.com/office/word/2020/wordml/sdtdatahash" xmlns:w16sdtfl="http://schemas.microsoft.com/office/word/2024/wordml/sdtformatlock" xmlns:w16se="http://schemas.microsoft.com/office/word/2015/wordml/symex" xmlns:wpg="http://schemas.microsoft.com/office/word/2010/wordprocessingGroup" xmlns:wpi="http://schemas.microsoft.com/office/word/2010/wordprocessingInk" xmlns:wne="http://schemas.microsoft.com/office/word/2006/wordml" xmlns:wps="http://schemas.microsoft.com/office/word/2010/wordprocessingShape" mc:Ignorable="w14 w15 w16se w16cid w16 w16cex w16sdtdh w16sdtfl w16du wp14">
   <w:p>
     <w:pPr>
       <w:pStyle w:val="Footer"/>
@@ -3107,7 +2850,7 @@
 </file>
 
 <file path=word/footnotes.xml><?xml version="1.0" encoding="utf-8"?>
-<w:footnotes xmlns:wpc="http://schemas.microsoft.com/office/word/2010/wordprocessingCanvas" xmlns:cx="http://schemas.microsoft.com/office/drawing/2014/chartex" xmlns:cx1="http://schemas.microsoft.com/office/drawing/2015/9/8/chartex" xmlns:cx2="http://schemas.microsoft.com/office/drawing/2015/10/21/chartex" xmlns:cx3="http://schemas.microsoft.com/office/drawing/2016/5/9/chartex" xmlns:cx4="http://schemas.microsoft.com/office/drawing/2016/5/10/chartex" xmlns:cx5="http://schemas.microsoft.com/office/drawing/2016/5/11/chartex" xmlns:cx6="http://schemas.microsoft.com/office/drawing/2016/5/12/chartex" xmlns:cx7="http://schemas.microsoft.com/office/drawing/2016/5/13/chartex" xmlns:cx8="http://schemas.microsoft.com/office/drawing/2016/5/14/chartex" xmlns:mc="http://schemas.openxmlformats.org/markup-compatibility/2006" xmlns:aink="http://schemas.microsoft.com/office/drawing/2016/ink" xmlns:am3d="http://schemas.microsoft.com/office/drawing/2017/model3d" xmlns:o="urn:schemas-microsoft-com:office:office" xmlns:oel="http://schemas.microsoft.com/office/2019/extlst" xmlns:r="http://schemas.openxmlformats.org/officeDocument/2006/relationships" xmlns:m="http://schemas.openxmlformats.org/officeDocument/2006/math" xmlns:v="urn:schemas-microsoft-com:vml" xmlns:wp14="http://schemas.microsoft.com/office/word/2010/wordprocessingDrawing" xmlns:wp="http://schemas.openxmlformats.org/drawingml/2006/wordprocessingDrawing" xmlns:w10="urn:schemas-microsoft-com:office:word" xmlns:w="http://schemas.openxmlformats.org/wordprocessingml/2006/main" xmlns:w14="http://schemas.microsoft.com/office/word/2010/wordml" xmlns:w15="http://schemas.microsoft.com/office/word/2012/wordml" xmlns:w16cex="http://schemas.microsoft.com/office/word/2018/wordml/cex" xmlns:w16cid="http://schemas.microsoft.com/office/word/2016/wordml/cid" xmlns:w16="http://schemas.microsoft.com/office/word/2018/wordml" xmlns:w16sdtdh="http://schemas.microsoft.com/office/word/2020/wordml/sdtdatahash" xmlns:w16se="http://schemas.microsoft.com/office/word/2015/wordml/symex" xmlns:wpg="http://schemas.microsoft.com/office/word/2010/wordprocessingGroup" xmlns:wpi="http://schemas.microsoft.com/office/word/2010/wordprocessingInk" xmlns:wne="http://schemas.microsoft.com/office/word/2006/wordml" xmlns:wps="http://schemas.microsoft.com/office/word/2010/wordprocessingShape" mc:Ignorable="w14 w15 w16se w16cid w16 w16cex w16sdtdh wp14">
+<w:footnotes xmlns:wpc="http://schemas.microsoft.com/office/word/2010/wordprocessingCanvas" xmlns:cx="http://schemas.microsoft.com/office/drawing/2014/chartex" xmlns:cx1="http://schemas.microsoft.com/office/drawing/2015/9/8/chartex" xmlns:cx2="http://schemas.microsoft.com/office/drawing/2015/10/21/chartex" xmlns:cx3="http://schemas.microsoft.com/office/drawing/2016/5/9/chartex" xmlns:cx4="http://schemas.microsoft.com/office/drawing/2016/5/10/chartex" xmlns:cx5="http://schemas.microsoft.com/office/drawing/2016/5/11/chartex" xmlns:cx6="http://schemas.microsoft.com/office/drawing/2016/5/12/chartex" xmlns:cx7="http://schemas.microsoft.com/office/drawing/2016/5/13/chartex" xmlns:cx8="http://schemas.microsoft.com/office/drawing/2016/5/14/chartex" xmlns:mc="http://schemas.openxmlformats.org/markup-compatibility/2006" xmlns:aink="http://schemas.microsoft.com/office/drawing/2016/ink" xmlns:am3d="http://schemas.microsoft.com/office/drawing/2017/model3d" xmlns:o="urn:schemas-microsoft-com:office:office" xmlns:oel="http://schemas.microsoft.com/office/2019/extlst" xmlns:r="http://schemas.openxmlformats.org/officeDocument/2006/relationships" xmlns:m="http://schemas.openxmlformats.org/officeDocument/2006/math" xmlns:v="urn:schemas-microsoft-com:vml" xmlns:wp14="http://schemas.microsoft.com/office/word/2010/wordprocessingDrawing" xmlns:wp="http://schemas.openxmlformats.org/drawingml/2006/wordprocessingDrawing" xmlns:w10="urn:schemas-microsoft-com:office:word" xmlns:w="http://schemas.openxmlformats.org/wordprocessingml/2006/main" xmlns:w14="http://schemas.microsoft.com/office/word/2010/wordml" xmlns:w15="http://schemas.microsoft.com/office/word/2012/wordml" xmlns:w16cex="http://schemas.microsoft.com/office/word/2018/wordml/cex" xmlns:w16cid="http://schemas.microsoft.com/office/word/2016/wordml/cid" xmlns:w16="http://schemas.microsoft.com/office/word/2018/wordml" xmlns:w16du="http://schemas.microsoft.com/office/word/2023/wordml/word16du" xmlns:w16sdtdh="http://schemas.microsoft.com/office/word/2020/wordml/sdtdatahash" xmlns:w16sdtfl="http://schemas.microsoft.com/office/word/2024/wordml/sdtformatlock" xmlns:w16se="http://schemas.microsoft.com/office/word/2015/wordml/symex" xmlns:wpg="http://schemas.microsoft.com/office/word/2010/wordprocessingGroup" xmlns:wpi="http://schemas.microsoft.com/office/word/2010/wordprocessingInk" xmlns:wne="http://schemas.microsoft.com/office/word/2006/wordml" xmlns:wps="http://schemas.microsoft.com/office/word/2010/wordprocessingShape" mc:Ignorable="w14 w15 w16se w16cid w16 w16cex w16sdtdh w16sdtfl w16du wp14">
   <w:footnote w:type="separator" w:id="-1">
     <w:p>
       <w:pPr>
@@ -3132,7 +2875,7 @@
 </file>
 
 <file path=word/header1.xml><?xml version="1.0" encoding="utf-8"?>
-<w:hdr xmlns:wpc="http://schemas.microsoft.com/office/word/2010/wordprocessingCanvas" xmlns:cx="http://schemas.microsoft.com/office/drawing/2014/chartex" xmlns:cx1="http://schemas.microsoft.com/office/drawing/2015/9/8/chartex" xmlns:cx2="http://schemas.microsoft.com/office/drawing/2015/10/21/chartex" xmlns:cx3="http://schemas.microsoft.com/office/drawing/2016/5/9/chartex" xmlns:cx4="http://schemas.microsoft.com/office/drawing/2016/5/10/chartex" xmlns:cx5="http://schemas.microsoft.com/office/drawing/2016/5/11/chartex" xmlns:cx6="http://schemas.microsoft.com/office/drawing/2016/5/12/chartex" xmlns:cx7="http://schemas.microsoft.com/office/drawing/2016/5/13/chartex" xmlns:cx8="http://schemas.microsoft.com/office/drawing/2016/5/14/chartex" xmlns:mc="http://schemas.openxmlformats.org/markup-compatibility/2006" xmlns:aink="http://schemas.microsoft.com/office/drawing/2016/ink" xmlns:am3d="http://schemas.microsoft.com/office/drawing/2017/model3d" xmlns:o="urn:schemas-microsoft-com:office:office" xmlns:oel="http://schemas.microsoft.com/office/2019/extlst" xmlns:r="http://schemas.openxmlformats.org/officeDocument/2006/relationships" xmlns:m="http://schemas.openxmlformats.org/officeDocument/2006/math" xmlns:v="urn:schemas-microsoft-com:vml" xmlns:wp14="http://schemas.microsoft.com/office/word/2010/wordprocessingDrawing" xmlns:wp="http://schemas.openxmlformats.org/drawingml/2006/wordprocessingDrawing" xmlns:w10="urn:schemas-microsoft-com:office:word" xmlns:w="http://schemas.openxmlformats.org/wordprocessingml/2006/main" xmlns:w14="http://schemas.microsoft.com/office/word/2010/wordml" xmlns:w15="http://schemas.microsoft.com/office/word/2012/wordml" xmlns:w16cex="http://schemas.microsoft.com/office/word/2018/wordml/cex" xmlns:w16cid="http://schemas.microsoft.com/office/word/2016/wordml/cid" xmlns:w16="http://schemas.microsoft.com/office/word/2018/wordml" xmlns:w16sdtdh="http://schemas.microsoft.com/office/word/2020/wordml/sdtdatahash" xmlns:w16se="http://schemas.microsoft.com/office/word/2015/wordml/symex" xmlns:wpg="http://schemas.microsoft.com/office/word/2010/wordprocessingGroup" xmlns:wpi="http://schemas.microsoft.com/office/word/2010/wordprocessingInk" xmlns:wne="http://schemas.microsoft.com/office/word/2006/wordml" xmlns:wps="http://schemas.microsoft.com/office/word/2010/wordprocessingShape" mc:Ignorable="w14 w15 w16se w16cid w16 w16cex w16sdtdh wp14">
+<w:hdr xmlns:wpc="http://schemas.microsoft.com/office/word/2010/wordprocessingCanvas" xmlns:cx="http://schemas.microsoft.com/office/drawing/2014/chartex" xmlns:cx1="http://schemas.microsoft.com/office/drawing/2015/9/8/chartex" xmlns:cx2="http://schemas.microsoft.com/office/drawing/2015/10/21/chartex" xmlns:cx3="http://schemas.microsoft.com/office/drawing/2016/5/9/chartex" xmlns:cx4="http://schemas.microsoft.com/office/drawing/2016/5/10/chartex" xmlns:cx5="http://schemas.microsoft.com/office/drawing/2016/5/11/chartex" xmlns:cx6="http://schemas.microsoft.com/office/drawing/2016/5/12/chartex" xmlns:cx7="http://schemas.microsoft.com/office/drawing/2016/5/13/chartex" xmlns:cx8="http://schemas.microsoft.com/office/drawing/2016/5/14/chartex" xmlns:mc="http://schemas.openxmlformats.org/markup-compatibility/2006" xmlns:aink="http://schemas.microsoft.com/office/drawing/2016/ink" xmlns:am3d="http://schemas.microsoft.com/office/drawing/2017/model3d" xmlns:o="urn:schemas-microsoft-com:office:office" xmlns:oel="http://schemas.microsoft.com/office/2019/extlst" xmlns:r="http://schemas.openxmlformats.org/officeDocument/2006/relationships" xmlns:m="http://schemas.openxmlformats.org/officeDocument/2006/math" xmlns:v="urn:schemas-microsoft-com:vml" xmlns:wp14="http://schemas.microsoft.com/office/word/2010/wordprocessingDrawing" xmlns:wp="http://schemas.openxmlformats.org/drawingml/2006/wordprocessingDrawing" xmlns:w10="urn:schemas-microsoft-com:office:word" xmlns:w="http://schemas.openxmlformats.org/wordprocessingml/2006/main" xmlns:w14="http://schemas.microsoft.com/office/word/2010/wordml" xmlns:w15="http://schemas.microsoft.com/office/word/2012/wordml" xmlns:w16cex="http://schemas.microsoft.com/office/word/2018/wordml/cex" xmlns:w16cid="http://schemas.microsoft.com/office/word/2016/wordml/cid" xmlns:w16="http://schemas.microsoft.com/office/word/2018/wordml" xmlns:w16du="http://schemas.microsoft.com/office/word/2023/wordml/word16du" xmlns:w16sdtdh="http://schemas.microsoft.com/office/word/2020/wordml/sdtdatahash" xmlns:w16sdtfl="http://schemas.microsoft.com/office/word/2024/wordml/sdtformatlock" xmlns:w16se="http://schemas.microsoft.com/office/word/2015/wordml/symex" xmlns:wpg="http://schemas.microsoft.com/office/word/2010/wordprocessingGroup" xmlns:wpi="http://schemas.microsoft.com/office/word/2010/wordprocessingInk" xmlns:wne="http://schemas.microsoft.com/office/word/2006/wordml" xmlns:wps="http://schemas.microsoft.com/office/word/2010/wordprocessingShape" mc:Ignorable="w14 w15 w16se w16cid w16 w16cex w16sdtdh w16sdtfl w16du wp14">
   <w:p>
     <w:pPr>
       <w:pStyle w:val="Header"/>
@@ -3142,7 +2885,7 @@
 </file>
 
 <file path=word/header2.xml><?xml version="1.0" encoding="utf-8"?>
-<w:hdr xmlns:wpc="http://schemas.microsoft.com/office/word/2010/wordprocessingCanvas" xmlns:cx="http://schemas.microsoft.com/office/drawing/2014/chartex" xmlns:cx1="http://schemas.microsoft.com/office/drawing/2015/9/8/chartex" xmlns:cx2="http://schemas.microsoft.com/office/drawing/2015/10/21/chartex" xmlns:cx3="http://schemas.microsoft.com/office/drawing/2016/5/9/chartex" xmlns:cx4="http://schemas.microsoft.com/office/drawing/2016/5/10/chartex" xmlns:cx5="http://schemas.microsoft.com/office/drawing/2016/5/11/chartex" xmlns:cx6="http://schemas.microsoft.com/office/drawing/2016/5/12/chartex" xmlns:cx7="http://schemas.microsoft.com/office/drawing/2016/5/13/chartex" xmlns:cx8="http://schemas.microsoft.com/office/drawing/2016/5/14/chartex" xmlns:mc="http://schemas.openxmlformats.org/markup-compatibility/2006" xmlns:aink="http://schemas.microsoft.com/office/drawing/2016/ink" xmlns:am3d="http://schemas.microsoft.com/office/drawing/2017/model3d" xmlns:o="urn:schemas-microsoft-com:office:office" xmlns:oel="http://schemas.microsoft.com/office/2019/extlst" xmlns:r="http://schemas.openxmlformats.org/officeDocument/2006/relationships" xmlns:m="http://schemas.openxmlformats.org/officeDocument/2006/math" xmlns:v="urn:schemas-microsoft-com:vml" xmlns:wp14="http://schemas.microsoft.com/office/word/2010/wordprocessingDrawing" xmlns:wp="http://schemas.openxmlformats.org/drawingml/2006/wordprocessingDrawing" xmlns:w10="urn:schemas-microsoft-com:office:word" xmlns:w="http://schemas.openxmlformats.org/wordprocessingml/2006/main" xmlns:w14="http://schemas.microsoft.com/office/word/2010/wordml" xmlns:w15="http://schemas.microsoft.com/office/word/2012/wordml" xmlns:w16cex="http://schemas.microsoft.com/office/word/2018/wordml/cex" xmlns:w16cid="http://schemas.microsoft.com/office/word/2016/wordml/cid" xmlns:w16="http://schemas.microsoft.com/office/word/2018/wordml" xmlns:w16sdtdh="http://schemas.microsoft.com/office/word/2020/wordml/sdtdatahash" xmlns:w16se="http://schemas.microsoft.com/office/word/2015/wordml/symex" xmlns:wpg="http://schemas.microsoft.com/office/word/2010/wordprocessingGroup" xmlns:wpi="http://schemas.microsoft.com/office/word/2010/wordprocessingInk" xmlns:wne="http://schemas.microsoft.com/office/word/2006/wordml" xmlns:wps="http://schemas.microsoft.com/office/word/2010/wordprocessingShape" mc:Ignorable="w14 w15 w16se w16cid w16 w16cex w16sdtdh wp14">
+<w:hdr xmlns:wpc="http://schemas.microsoft.com/office/word/2010/wordprocessingCanvas" xmlns:cx="http://schemas.microsoft.com/office/drawing/2014/chartex" xmlns:cx1="http://schemas.microsoft.com/office/drawing/2015/9/8/chartex" xmlns:cx2="http://schemas.microsoft.com/office/drawing/2015/10/21/chartex" xmlns:cx3="http://schemas.microsoft.com/office/drawing/2016/5/9/chartex" xmlns:cx4="http://schemas.microsoft.com/office/drawing/2016/5/10/chartex" xmlns:cx5="http://schemas.microsoft.com/office/drawing/2016/5/11/chartex" xmlns:cx6="http://schemas.microsoft.com/office/drawing/2016/5/12/chartex" xmlns:cx7="http://schemas.microsoft.com/office/drawing/2016/5/13/chartex" xmlns:cx8="http://schemas.microsoft.com/office/drawing/2016/5/14/chartex" xmlns:mc="http://schemas.openxmlformats.org/markup-compatibility/2006" xmlns:aink="http://schemas.microsoft.com/office/drawing/2016/ink" xmlns:am3d="http://schemas.microsoft.com/office/drawing/2017/model3d" xmlns:o="urn:schemas-microsoft-com:office:office" xmlns:oel="http://schemas.microsoft.com/office/2019/extlst" xmlns:r="http://schemas.openxmlformats.org/officeDocument/2006/relationships" xmlns:m="http://schemas.openxmlformats.org/officeDocument/2006/math" xmlns:v="urn:schemas-microsoft-com:vml" xmlns:wp14="http://schemas.microsoft.com/office/word/2010/wordprocessingDrawing" xmlns:wp="http://schemas.openxmlformats.org/drawingml/2006/wordprocessingDrawing" xmlns:w10="urn:schemas-microsoft-com:office:word" xmlns:w="http://schemas.openxmlformats.org/wordprocessingml/2006/main" xmlns:w14="http://schemas.microsoft.com/office/word/2010/wordml" xmlns:w15="http://schemas.microsoft.com/office/word/2012/wordml" xmlns:w16cex="http://schemas.microsoft.com/office/word/2018/wordml/cex" xmlns:w16cid="http://schemas.microsoft.com/office/word/2016/wordml/cid" xmlns:w16="http://schemas.microsoft.com/office/word/2018/wordml" xmlns:w16du="http://schemas.microsoft.com/office/word/2023/wordml/word16du" xmlns:w16sdtdh="http://schemas.microsoft.com/office/word/2020/wordml/sdtdatahash" xmlns:w16sdtfl="http://schemas.microsoft.com/office/word/2024/wordml/sdtformatlock" xmlns:w16se="http://schemas.microsoft.com/office/word/2015/wordml/symex" xmlns:wpg="http://schemas.microsoft.com/office/word/2010/wordprocessingGroup" xmlns:wpi="http://schemas.microsoft.com/office/word/2010/wordprocessingInk" xmlns:wne="http://schemas.microsoft.com/office/word/2006/wordml" xmlns:wps="http://schemas.microsoft.com/office/word/2010/wordprocessingShape" mc:Ignorable="w14 w15 w16se w16cid w16 w16cex w16sdtdh w16sdtfl w16du wp14">
   <w:p>
     <w:pPr>
       <w:pStyle w:val="Header"/>
@@ -3152,7 +2895,7 @@
 </file>
 
 <file path=word/header3.xml><?xml version="1.0" encoding="utf-8"?>
-<w:hdr xmlns:wpc="http://schemas.microsoft.com/office/word/2010/wordprocessingCanvas" xmlns:cx="http://schemas.microsoft.com/office/drawing/2014/chartex" xmlns:cx1="http://schemas.microsoft.com/office/drawing/2015/9/8/chartex" xmlns:cx2="http://schemas.microsoft.com/office/drawing/2015/10/21/chartex" xmlns:cx3="http://schemas.microsoft.com/office/drawing/2016/5/9/chartex" xmlns:cx4="http://schemas.microsoft.com/office/drawing/2016/5/10/chartex" xmlns:cx5="http://schemas.microsoft.com/office/drawing/2016/5/11/chartex" xmlns:cx6="http://schemas.microsoft.com/office/drawing/2016/5/12/chartex" xmlns:cx7="http://schemas.microsoft.com/office/drawing/2016/5/13/chartex" xmlns:cx8="http://schemas.microsoft.com/office/drawing/2016/5/14/chartex" xmlns:mc="http://schemas.openxmlformats.org/markup-compatibility/2006" xmlns:aink="http://schemas.microsoft.com/office/drawing/2016/ink" xmlns:am3d="http://schemas.microsoft.com/office/drawing/2017/model3d" xmlns:o="urn:schemas-microsoft-com:office:office" xmlns:oel="http://schemas.microsoft.com/office/2019/extlst" xmlns:r="http://schemas.openxmlformats.org/officeDocument/2006/relationships" xmlns:m="http://schemas.openxmlformats.org/officeDocument/2006/math" xmlns:v="urn:schemas-microsoft-com:vml" xmlns:wp14="http://schemas.microsoft.com/office/word/2010/wordprocessingDrawing" xmlns:wp="http://schemas.openxmlformats.org/drawingml/2006/wordprocessingDrawing" xmlns:w10="urn:schemas-microsoft-com:office:word" xmlns:w="http://schemas.openxmlformats.org/wordprocessingml/2006/main" xmlns:w14="http://schemas.microsoft.com/office/word/2010/wordml" xmlns:w15="http://schemas.microsoft.com/office/word/2012/wordml" xmlns:w16cex="http://schemas.microsoft.com/office/word/2018/wordml/cex" xmlns:w16cid="http://schemas.microsoft.com/office/word/2016/wordml/cid" xmlns:w16="http://schemas.microsoft.com/office/word/2018/wordml" xmlns:w16sdtdh="http://schemas.microsoft.com/office/word/2020/wordml/sdtdatahash" xmlns:w16se="http://schemas.microsoft.com/office/word/2015/wordml/symex" xmlns:wpg="http://schemas.microsoft.com/office/word/2010/wordprocessingGroup" xmlns:wpi="http://schemas.microsoft.com/office/word/2010/wordprocessingInk" xmlns:wne="http://schemas.microsoft.com/office/word/2006/wordml" xmlns:wps="http://schemas.microsoft.com/office/word/2010/wordprocessingShape" mc:Ignorable="w14 w15 w16se w16cid w16 w16cex w16sdtdh wp14">
+<w:hdr xmlns:wpc="http://schemas.microsoft.com/office/word/2010/wordprocessingCanvas" xmlns:cx="http://schemas.microsoft.com/office/drawing/2014/chartex" xmlns:cx1="http://schemas.microsoft.com/office/drawing/2015/9/8/chartex" xmlns:cx2="http://schemas.microsoft.com/office/drawing/2015/10/21/chartex" xmlns:cx3="http://schemas.microsoft.com/office/drawing/2016/5/9/chartex" xmlns:cx4="http://schemas.microsoft.com/office/drawing/2016/5/10/chartex" xmlns:cx5="http://schemas.microsoft.com/office/drawing/2016/5/11/chartex" xmlns:cx6="http://schemas.microsoft.com/office/drawing/2016/5/12/chartex" xmlns:cx7="http://schemas.microsoft.com/office/drawing/2016/5/13/chartex" xmlns:cx8="http://schemas.microsoft.com/office/drawing/2016/5/14/chartex" xmlns:mc="http://schemas.openxmlformats.org/markup-compatibility/2006" xmlns:aink="http://schemas.microsoft.com/office/drawing/2016/ink" xmlns:am3d="http://schemas.microsoft.com/office/drawing/2017/model3d" xmlns:o="urn:schemas-microsoft-com:office:office" xmlns:oel="http://schemas.microsoft.com/office/2019/extlst" xmlns:r="http://schemas.openxmlformats.org/officeDocument/2006/relationships" xmlns:m="http://schemas.openxmlformats.org/officeDocument/2006/math" xmlns:v="urn:schemas-microsoft-com:vml" xmlns:wp14="http://schemas.microsoft.com/office/word/2010/wordprocessingDrawing" xmlns:wp="http://schemas.openxmlformats.org/drawingml/2006/wordprocessingDrawing" xmlns:w10="urn:schemas-microsoft-com:office:word" xmlns:w="http://schemas.openxmlformats.org/wordprocessingml/2006/main" xmlns:w14="http://schemas.microsoft.com/office/word/2010/wordml" xmlns:w15="http://schemas.microsoft.com/office/word/2012/wordml" xmlns:w16cex="http://schemas.microsoft.com/office/word/2018/wordml/cex" xmlns:w16cid="http://schemas.microsoft.com/office/word/2016/wordml/cid" xmlns:w16="http://schemas.microsoft.com/office/word/2018/wordml" xmlns:w16du="http://schemas.microsoft.com/office/word/2023/wordml/word16du" xmlns:w16sdtdh="http://schemas.microsoft.com/office/word/2020/wordml/sdtdatahash" xmlns:w16sdtfl="http://schemas.microsoft.com/office/word/2024/wordml/sdtformatlock" xmlns:w16se="http://schemas.microsoft.com/office/word/2015/wordml/symex" xmlns:wpg="http://schemas.microsoft.com/office/word/2010/wordprocessingGroup" xmlns:wpi="http://schemas.microsoft.com/office/word/2010/wordprocessingInk" xmlns:wne="http://schemas.microsoft.com/office/word/2006/wordml" xmlns:wps="http://schemas.microsoft.com/office/word/2010/wordprocessingShape" mc:Ignorable="w14 w15 w16se w16cid w16 w16cex w16sdtdh w16sdtfl w16du wp14">
   <w:p>
     <w:pPr>
       <w:pStyle w:val="Header"/>
@@ -3162,7 +2905,7 @@
 </file>
 
 <file path=word/numbering.xml><?xml version="1.0" encoding="utf-8"?>
-<w:numbering xmlns:wpc="http://schemas.microsoft.com/office/word/2010/wordprocessingCanvas" xmlns:cx="http://schemas.microsoft.com/office/drawing/2014/chartex" xmlns:cx1="http://schemas.microsoft.com/office/drawing/2015/9/8/chartex" xmlns:cx2="http://schemas.microsoft.com/office/drawing/2015/10/21/chartex" xmlns:cx3="http://schemas.microsoft.com/office/drawing/2016/5/9/chartex" xmlns:cx4="http://schemas.microsoft.com/office/drawing/2016/5/10/chartex" xmlns:cx5="http://schemas.microsoft.com/office/drawing/2016/5/11/chartex" xmlns:cx6="http://schemas.microsoft.com/office/drawing/2016/5/12/chartex" xmlns:cx7="http://schemas.microsoft.com/office/drawing/2016/5/13/chartex" xmlns:cx8="http://schemas.microsoft.com/office/drawing/2016/5/14/chartex" xmlns:mc="http://schemas.openxmlformats.org/markup-compatibility/2006" xmlns:aink="http://schemas.microsoft.com/office/drawing/2016/ink" xmlns:am3d="http://schemas.microsoft.com/office/drawing/2017/model3d" xmlns:o="urn:schemas-microsoft-com:office:office" xmlns:oel="http://schemas.microsoft.com/office/2019/extlst" xmlns:r="http://schemas.openxmlformats.org/officeDocument/2006/relationships" xmlns:m="http://schemas.openxmlformats.org/officeDocument/2006/math" xmlns:v="urn:schemas-microsoft-com:vml" xmlns:wp14="http://schemas.microsoft.com/office/word/2010/wordprocessingDrawing" xmlns:wp="http://schemas.openxmlformats.org/drawingml/2006/wordprocessingDrawing" xmlns:w10="urn:schemas-microsoft-com:office:word" xmlns:w="http://schemas.openxmlformats.org/wordprocessingml/2006/main" xmlns:w14="http://schemas.microsoft.com/office/word/2010/wordml" xmlns:w15="http://schemas.microsoft.com/office/word/2012/wordml" xmlns:w16cex="http://schemas.microsoft.com/office/word/2018/wordml/cex" xmlns:w16cid="http://schemas.microsoft.com/office/word/2016/wordml/cid" xmlns:w16="http://schemas.microsoft.com/office/word/2018/wordml" xmlns:w16sdtdh="http://schemas.microsoft.com/office/word/2020/wordml/sdtdatahash" xmlns:w16se="http://schemas.microsoft.com/office/word/2015/wordml/symex" xmlns:wpg="http://schemas.microsoft.com/office/word/2010/wordprocessingGroup" xmlns:wpi="http://schemas.microsoft.com/office/word/2010/wordprocessingInk" xmlns:wne="http://schemas.microsoft.com/office/word/2006/wordml" xmlns:wps="http://schemas.microsoft.com/office/word/2010/wordprocessingShape" mc:Ignorable="w14 w15 w16se w16cid w16 w16cex w16sdtdh wp14">
+<w:numbering xmlns:wpc="http://schemas.microsoft.com/office/word/2010/wordprocessingCanvas" xmlns:cx="http://schemas.microsoft.com/office/drawing/2014/chartex" xmlns:cx1="http://schemas.microsoft.com/office/drawing/2015/9/8/chartex" xmlns:cx2="http://schemas.microsoft.com/office/drawing/2015/10/21/chartex" xmlns:cx3="http://schemas.microsoft.com/office/drawing/2016/5/9/chartex" xmlns:cx4="http://schemas.microsoft.com/office/drawing/2016/5/10/chartex" xmlns:cx5="http://schemas.microsoft.com/office/drawing/2016/5/11/chartex" xmlns:cx6="http://schemas.microsoft.com/office/drawing/2016/5/12/chartex" xmlns:cx7="http://schemas.microsoft.com/office/drawing/2016/5/13/chartex" xmlns:cx8="http://schemas.microsoft.com/office/drawing/2016/5/14/chartex" xmlns:mc="http://schemas.openxmlformats.org/markup-compatibility/2006" xmlns:aink="http://schemas.microsoft.com/office/drawing/2016/ink" xmlns:am3d="http://schemas.microsoft.com/office/drawing/2017/model3d" xmlns:o="urn:schemas-microsoft-com:office:office" xmlns:oel="http://schemas.microsoft.com/office/2019/extlst" xmlns:r="http://schemas.openxmlformats.org/officeDocument/2006/relationships" xmlns:m="http://schemas.openxmlformats.org/officeDocument/2006/math" xmlns:v="urn:schemas-microsoft-com:vml" xmlns:wp14="http://schemas.microsoft.com/office/word/2010/wordprocessingDrawing" xmlns:wp="http://schemas.openxmlformats.org/drawingml/2006/wordprocessingDrawing" xmlns:w10="urn:schemas-microsoft-com:office:word" xmlns:w="http://schemas.openxmlformats.org/wordprocessingml/2006/main" xmlns:w14="http://schemas.microsoft.com/office/word/2010/wordml" xmlns:w15="http://schemas.microsoft.com/office/word/2012/wordml" xmlns:w16cex="http://schemas.microsoft.com/office/word/2018/wordml/cex" xmlns:w16cid="http://schemas.microsoft.com/office/word/2016/wordml/cid" xmlns:w16="http://schemas.microsoft.com/office/word/2018/wordml" xmlns:w16du="http://schemas.microsoft.com/office/word/2023/wordml/word16du" xmlns:w16sdtdh="http://schemas.microsoft.com/office/word/2020/wordml/sdtdatahash" xmlns:w16sdtfl="http://schemas.microsoft.com/office/word/2024/wordml/sdtformatlock" xmlns:w16se="http://schemas.microsoft.com/office/word/2015/wordml/symex" xmlns:wpg="http://schemas.microsoft.com/office/word/2010/wordprocessingGroup" xmlns:wpi="http://schemas.microsoft.com/office/word/2010/wordprocessingInk" xmlns:wne="http://schemas.microsoft.com/office/word/2006/wordml" xmlns:wps="http://schemas.microsoft.com/office/word/2010/wordprocessingShape" mc:Ignorable="w14 w15 w16se w16cid w16 w16cex w16sdtdh w16sdtfl w16du wp14">
   <w:abstractNum w:abstractNumId="0" w15:restartNumberingAfterBreak="0">
     <w:nsid w:val="FFFFFF7C"/>
     <w:multiLevelType w:val="singleLevel"/>
@@ -3365,7 +3108,7 @@
 </file>
 
 <file path=word/styles.xml><?xml version="1.0" encoding="utf-8"?>
-<w:styles xmlns:mc="http://schemas.openxmlformats.org/markup-compatibility/2006" xmlns:r="http://schemas.openxmlformats.org/officeDocument/2006/relationships" xmlns:w="http://schemas.openxmlformats.org/wordprocessingml/2006/main" xmlns:w14="http://schemas.microsoft.com/office/word/2010/wordml" xmlns:w15="http://schemas.microsoft.com/office/word/2012/wordml" xmlns:w16cex="http://schemas.microsoft.com/office/word/2018/wordml/cex" xmlns:w16cid="http://schemas.microsoft.com/office/word/2016/wordml/cid" xmlns:w16="http://schemas.microsoft.com/office/word/2018/wordml" xmlns:w16sdtdh="http://schemas.microsoft.com/office/word/2020/wordml/sdtdatahash" xmlns:w16se="http://schemas.microsoft.com/office/word/2015/wordml/symex" mc:Ignorable="w14 w15 w16se w16cid w16 w16cex w16sdtdh">
+<w:styles xmlns:mc="http://schemas.openxmlformats.org/markup-compatibility/2006" xmlns:r="http://schemas.openxmlformats.org/officeDocument/2006/relationships" xmlns:w="http://schemas.openxmlformats.org/wordprocessingml/2006/main" xmlns:w14="http://schemas.microsoft.com/office/word/2010/wordml" xmlns:w15="http://schemas.microsoft.com/office/word/2012/wordml" xmlns:w16cex="http://schemas.microsoft.com/office/word/2018/wordml/cex" xmlns:w16cid="http://schemas.microsoft.com/office/word/2016/wordml/cid" xmlns:w16="http://schemas.microsoft.com/office/word/2018/wordml" xmlns:w16du="http://schemas.microsoft.com/office/word/2023/wordml/word16du" xmlns:w16sdtdh="http://schemas.microsoft.com/office/word/2020/wordml/sdtdatahash" xmlns:w16sdtfl="http://schemas.microsoft.com/office/word/2024/wordml/sdtformatlock" xmlns:w16se="http://schemas.microsoft.com/office/word/2015/wordml/symex" mc:Ignorable="w14 w15 w16se w16cid w16 w16cex w16sdtdh w16sdtfl w16du">
   <w:docDefaults>
     <w:rPrDefault>
       <w:rPr>
